--- a/docs/FLOMASTER_Manual_RU.docx
+++ b/docs/FLOMASTER_Manual_RU.docx
@@ -2,68 +2,154 @@
 <file path=word/document.xml><?xml version="1.0" encoding="utf-8"?>
 <w:document xmlns:wpc="http://schemas.microsoft.com/office/word/2010/wordprocessingCanvas" xmlns:mo="http://schemas.microsoft.com/office/mac/office/2008/main" xmlns:mc="http://schemas.openxmlformats.org/markup-compatibility/2006" xmlns:mv="urn:schemas-microsoft-com:mac:vml" xmlns:o="urn:schemas-microsoft-com:office:office" xmlns:r="http://schemas.openxmlformats.org/officeDocument/2006/relationships" xmlns:m="http://schemas.openxmlformats.org/officeDocument/2006/math" xmlns:v="urn:schemas-microsoft-com:vml" xmlns:wp14="http://schemas.microsoft.com/office/word/2010/wordprocessingDrawing" xmlns:wp="http://schemas.openxmlformats.org/drawingml/2006/wordprocessingDrawing" xmlns:w10="urn:schemas-microsoft-com:office:word" xmlns:w="http://schemas.openxmlformats.org/wordprocessingml/2006/main" xmlns:w14="http://schemas.microsoft.com/office/word/2010/wordml" xmlns:wpg="http://schemas.microsoft.com/office/word/2010/wordprocessingGroup" xmlns:wpi="http://schemas.microsoft.com/office/word/2010/wordprocessingInk" xmlns:wne="http://schemas.microsoft.com/office/word/2006/wordml" xmlns:wps="http://schemas.microsoft.com/office/word/2010/wordprocessingShape" mc:Ignorable="w14 wp14">
   <w:body>
+    <w:tbl>
+      <w:tblPr>
+        <w:tblW w:type="auto" w:w="0"/>
+        <w:tblLayout w:type="fixed"/>
+        <w:tblLook w:firstColumn="1" w:firstRow="1" w:lastColumn="0" w:lastRow="0" w:noHBand="0" w:noVBand="1" w:val="04A0"/>
+        <w:tblBorders>
+          <w:top w:val="none"/>
+          <w:left w:val="none"/>
+          <w:bottom w:val="none"/>
+          <w:right w:val="none"/>
+          <w:insideH w:val="none"/>
+          <w:insideV w:val="none"/>
+        </w:tblBorders>
+      </w:tblPr>
+      <w:tblGrid>
+        <w:gridCol w:w="11906"/>
+      </w:tblGrid>
+      <w:tr>
+        <w:trPr>
+          <w:trHeight w:val="16838" w:hRule="exact"/>
+        </w:trPr>
+        <w:tc>
+          <w:tcPr>
+            <w:tcW w:type="dxa" w:w="11906"/>
+            <w:shd w:val="clear" w:color="auto" w:fill="000000"/>
+            <w:vAlign w:val="center"/>
+          </w:tcPr>
+          <w:p/>
+          <w:p>
+            <w:pPr>
+              <w:spacing w:after="0"/>
+            </w:pPr>
+            <w:r>
+              <w:rPr>
+                <w:sz w:val="4"/>
+              </w:rPr>
+              <w:t xml:space="preserve"> </w:t>
+            </w:r>
+          </w:p>
+          <w:p>
+            <w:pPr>
+              <w:spacing w:after="320"/>
+              <w:jc w:val="center"/>
+            </w:pPr>
+            <w:r>
+              <w:rPr>
+                <w:rFonts w:ascii="Century Gothic" w:hAnsi="Century Gothic" w:cs="Century Gothic"/>
+                <w:b/>
+                <w:color w:val="FFFFFF"/>
+                <w:sz w:val="96"/>
+                <w:spacing w:val="60"/>
+              </w:rPr>
+              <w:t>FLOMASTER</w:t>
+            </w:r>
+          </w:p>
+          <w:p>
+            <w:pPr>
+              <w:spacing w:after="320"/>
+              <w:ind w:left="2948" w:right="2948"/>
+              <w:jc w:val="center"/>
+              <w:pBdr>
+                <w:bottom w:val="single" w:sz="18" w:space="1" w:color="C82823"/>
+              </w:pBdr>
+            </w:pPr>
+            <w:r>
+              <w:rPr>
+                <w:rFonts w:ascii="Arial" w:hAnsi="Arial" w:cs="Arial"/>
+                <w:b w:val="0"/>
+                <w:color w:val="1A1A1A"/>
+                <w:sz w:val="19"/>
+              </w:rPr>
+              <w:t xml:space="preserve"> </w:t>
+            </w:r>
+          </w:p>
+          <w:p>
+            <w:pPr>
+              <w:spacing w:after="80"/>
+              <w:jc w:val="center"/>
+            </w:pPr>
+            <w:r>
+              <w:rPr>
+                <w:rFonts w:ascii="Century Gothic" w:hAnsi="Century Gothic" w:cs="Century Gothic"/>
+                <w:b w:val="0"/>
+                <w:color w:val="9E9E9E"/>
+                <w:sz w:val="24"/>
+                <w:spacing w:val="80"/>
+              </w:rPr>
+              <w:t>РУКОВОДСТВО ПОЛЬЗОВАТЕЛЯ</w:t>
+            </w:r>
+          </w:p>
+          <w:p>
+            <w:pPr>
+              <w:jc w:val="center"/>
+            </w:pPr>
+            <w:r>
+              <w:rPr>
+                <w:rFonts w:ascii="Century Gothic" w:hAnsi="Century Gothic" w:cs="Century Gothic"/>
+                <w:b w:val="0"/>
+                <w:color w:val="9E9E9E"/>
+                <w:sz w:val="18"/>
+                <w:spacing w:val="60"/>
+              </w:rPr>
+              <w:t>V2.3  -  WINDOWS 10/11</w:t>
+            </w:r>
+          </w:p>
+          <w:p>
+            <w:pPr>
+              <w:spacing w:before="2200"/>
+            </w:pPr>
+            <w:r>
+              <w:t xml:space="preserve"> </w:t>
+            </w:r>
+          </w:p>
+          <w:p>
+            <w:pPr>
+              <w:jc w:val="center"/>
+            </w:pPr>
+            <w:r>
+              <w:rPr>
+                <w:rFonts w:ascii="Century Gothic" w:hAnsi="Century Gothic" w:cs="Century Gothic"/>
+                <w:b w:val="0"/>
+                <w:color w:val="9E9E9E"/>
+                <w:sz w:val="15"/>
+                <w:spacing w:val="60"/>
+              </w:rPr>
+              <w:t>GITHUB.COM/ABYRVALG379</w:t>
+            </w:r>
+          </w:p>
+        </w:tc>
+      </w:tr>
+    </w:tbl>
     <w:p>
       <w:pPr>
-        <w:spacing w:before="600" w:after="80"/>
-        <w:jc w:val="center"/>
+        <w:sectPr>
+          <w:footerReference w:type="default" r:id="rId9"/>
+          <w:pgSz w:w="11906" w:h="16838"/>
+          <w:pgMar w:top="0" w:right="0" w:bottom="0" w:left="0" w:header="0" w:footer="0" w:gutter="0"/>
+          <w:cols w:space="720"/>
+          <w:docGrid w:linePitch="360"/>
+        </w:sectPr>
       </w:pPr>
-      <w:r>
-        <w:rPr>
-          <w:rFonts w:ascii="Arial" w:hAnsi="Arial"/>
-          <w:b/>
-          <w:color w:val="E87D0D"/>
-          <w:sz w:val="60"/>
-        </w:rPr>
-        <w:t>FLOMASTER</w:t>
-      </w:r>
-    </w:p>
-    <w:p>
-      <w:pPr>
-        <w:spacing w:after="200"/>
-        <w:jc w:val="center"/>
-      </w:pPr>
-      <w:r>
-        <w:rPr>
-          <w:rFonts w:ascii="Arial" w:hAnsi="Arial"/>
-          <w:b/>
-          <w:color w:val="E87D0D"/>
-          <w:sz w:val="36"/>
-        </w:rPr>
-        <w:t>Руководство пользователя</w:t>
-      </w:r>
-    </w:p>
-    <w:p>
-      <w:pPr>
-        <w:spacing w:after="80"/>
-        <w:jc w:val="center"/>
-      </w:pPr>
-      <w:r>
-        <w:rPr>
-          <w:rFonts w:ascii="Arial" w:hAnsi="Arial"/>
-          <w:color w:val="555555"/>
-          <w:sz w:val="22"/>
-        </w:rPr>
-        <w:t>Единая точка запуска DCC-приложений под OCIO-конфигом</w:t>
-      </w:r>
-    </w:p>
-    <w:p>
-      <w:pPr>
-        <w:spacing w:after="400"/>
-        <w:jc w:val="center"/>
-      </w:pPr>
-      <w:r>
-        <w:rPr>
-          <w:rFonts w:ascii="Arial" w:hAnsi="Arial"/>
-          <w:color w:val="555555"/>
-          <w:sz w:val="21"/>
-        </w:rPr>
-        <w:t>Версия 2.3 - Windows 10/11</w:t>
-      </w:r>
     </w:p>
     <w:p>
       <w:r>
         <w:rPr>
           <w:rFonts w:ascii="Arial" w:hAnsi="Arial"/>
+          <w:i w:val="0"/>
+          <w:color w:val="1A1A1A"/>
           <w:sz w:val="19"/>
         </w:rPr>
         <w:t>FLOMASTER - лаунчер для рабочих приложений трёхмерной графики: одна кнопка запускает Blender, Maya, Houdini, Nuke, DaVinci Resolve, Unreal Engine или Substance Painter с заранее заданным OCIO-конфигом цвета. Лаунчер сам находит установленные приложения, ведёт пресеты запуска, открывает файлы проектов и ведёт журнал каждого запуска. Один и тот же цветовой конфиг - во всех приложениях, без ручных переменных окружения.</w:t>
@@ -74,7 +160,7 @@
         <w:rPr>
           <w:rFonts w:ascii="Arial" w:hAnsi="Arial"/>
           <w:i/>
-          <w:color w:val="555555"/>
+          <w:color w:val="6E6E6E"/>
           <w:sz w:val="18"/>
         </w:rPr>
         <w:t>github.com/abyrvalg379/FLOMASTER</w:t>
@@ -83,10 +169,20 @@
     <w:p>
       <w:pPr>
         <w:pStyle w:val="Heading1"/>
+        <w:pBdr>
+          <w:left w:val="single" w:sz="24" w:space="8" w:color="C82823"/>
+        </w:pBdr>
       </w:pPr>
       <w:bookmarkStart w:id="100000" w:name="_Toc100000"/>
       <w:r>
-        <w:t>Содержание</w:t>
+        <w:rPr>
+          <w:rFonts w:ascii="Century Gothic" w:hAnsi="Century Gothic"/>
+          <w:b/>
+          <w:color w:val="000000"/>
+          <w:sz w:val="30"/>
+          <w:spacing w:val="20"/>
+        </w:rPr>
+        <w:t>СОДЕРЖАНИЕ</w:t>
       </w:r>
       <w:bookmarkEnd w:id="100000"/>
     </w:p>
@@ -98,32 +194,15 @@
         </w:tabs>
         <w:spacing w:before="120" w:after="60"/>
       </w:pPr>
-      <w:hyperlink w:anchor="_Toc100001" w:history="1">
-        <w:r>
-          <w:rPr>
-            <w:rStyle w:val="Hyperlink"/>
-          </w:rPr>
-          <w:t>1. О программе</w:t>
-        </w:r>
-        <w:r>
-          <w:tab/>
-        </w:r>
-        <w:r>
-          <w:fldChar w:fldCharType="begin"/>
-        </w:r>
-        <w:r>
-          <w:instrText xml:space="preserve"> PAGEREF _Toc100001 \h </w:instrText>
-        </w:r>
-        <w:r>
-          <w:fldChar w:fldCharType="separate"/>
-        </w:r>
-        <w:r>
-          <w:t>2</w:t>
-        </w:r>
-        <w:r>
-          <w:fldChar w:fldCharType="end"/>
-        </w:r>
-      </w:hyperlink>
+      <w:r>
+        <w:t>1. О программе</w:t>
+      </w:r>
+      <w:r>
+        <w:tab/>
+      </w:r>
+      <w:r>
+        <w:t>3</w:t>
+      </w:r>
     </w:p>
     <w:p>
       <w:pPr>
@@ -133,32 +212,15 @@
         </w:tabs>
         <w:spacing w:before="120" w:after="60"/>
       </w:pPr>
-      <w:hyperlink w:anchor="_Toc100002" w:history="1">
-        <w:r>
-          <w:rPr>
-            <w:rStyle w:val="Hyperlink"/>
-          </w:rPr>
-          <w:t>2. Установка</w:t>
-        </w:r>
-        <w:r>
-          <w:tab/>
-        </w:r>
-        <w:r>
-          <w:fldChar w:fldCharType="begin"/>
-        </w:r>
-        <w:r>
-          <w:instrText xml:space="preserve"> PAGEREF _Toc100002 \h </w:instrText>
-        </w:r>
-        <w:r>
-          <w:fldChar w:fldCharType="separate"/>
-        </w:r>
-        <w:r>
-          <w:t>2</w:t>
-        </w:r>
-        <w:r>
-          <w:fldChar w:fldCharType="end"/>
-        </w:r>
-      </w:hyperlink>
+      <w:r>
+        <w:t>2. Установка</w:t>
+      </w:r>
+      <w:r>
+        <w:tab/>
+      </w:r>
+      <w:r>
+        <w:t>3</w:t>
+      </w:r>
     </w:p>
     <w:p>
       <w:pPr>
@@ -168,32 +230,15 @@
         </w:tabs>
         <w:spacing w:before="120" w:after="60"/>
       </w:pPr>
-      <w:hyperlink w:anchor="_Toc100003" w:history="1">
-        <w:r>
-          <w:rPr>
-            <w:rStyle w:val="Hyperlink"/>
-          </w:rPr>
-          <w:t>3. Быстрый старт</w:t>
-        </w:r>
-        <w:r>
-          <w:tab/>
-        </w:r>
-        <w:r>
-          <w:fldChar w:fldCharType="begin"/>
-        </w:r>
-        <w:r>
-          <w:instrText xml:space="preserve"> PAGEREF _Toc100003 \h </w:instrText>
-        </w:r>
-        <w:r>
-          <w:fldChar w:fldCharType="separate"/>
-        </w:r>
-        <w:r>
-          <w:t>2</w:t>
-        </w:r>
-        <w:r>
-          <w:fldChar w:fldCharType="end"/>
-        </w:r>
-      </w:hyperlink>
+      <w:r>
+        <w:t>3. Быстрый старт</w:t>
+      </w:r>
+      <w:r>
+        <w:tab/>
+      </w:r>
+      <w:r>
+        <w:t>3</w:t>
+      </w:r>
     </w:p>
     <w:p>
       <w:pPr>
@@ -203,32 +248,15 @@
         </w:tabs>
         <w:spacing w:before="120" w:after="60"/>
       </w:pPr>
-      <w:hyperlink w:anchor="_Toc100004" w:history="1">
-        <w:r>
-          <w:rPr>
-            <w:rStyle w:val="Hyperlink"/>
-          </w:rPr>
-          <w:t>4. Пресеты и автоскан</w:t>
-        </w:r>
-        <w:r>
-          <w:tab/>
-        </w:r>
-        <w:r>
-          <w:fldChar w:fldCharType="begin"/>
-        </w:r>
-        <w:r>
-          <w:instrText xml:space="preserve"> PAGEREF _Toc100004 \h </w:instrText>
-        </w:r>
-        <w:r>
-          <w:fldChar w:fldCharType="separate"/>
-        </w:r>
-        <w:r>
-          <w:t>2</w:t>
-        </w:r>
-        <w:r>
-          <w:fldChar w:fldCharType="end"/>
-        </w:r>
-      </w:hyperlink>
+      <w:r>
+        <w:t>4. Пресеты и автоскан</w:t>
+      </w:r>
+      <w:r>
+        <w:tab/>
+      </w:r>
+      <w:r>
+        <w:t>3</w:t>
+      </w:r>
     </w:p>
     <w:p>
       <w:pPr>
@@ -238,32 +266,15 @@
         </w:tabs>
         <w:spacing w:before="120" w:after="60"/>
       </w:pPr>
-      <w:hyperlink w:anchor="_Toc100007" w:history="1">
-        <w:r>
-          <w:rPr>
-            <w:rStyle w:val="Hyperlink"/>
-          </w:rPr>
-          <w:t>5. Файлы проектов</w:t>
-        </w:r>
-        <w:r>
-          <w:tab/>
-        </w:r>
-        <w:r>
-          <w:fldChar w:fldCharType="begin"/>
-        </w:r>
-        <w:r>
-          <w:instrText xml:space="preserve"> PAGEREF _Toc100007 \h </w:instrText>
-        </w:r>
-        <w:r>
-          <w:fldChar w:fldCharType="separate"/>
-        </w:r>
-        <w:r>
-          <w:t>3</w:t>
-        </w:r>
-        <w:r>
-          <w:fldChar w:fldCharType="end"/>
-        </w:r>
-      </w:hyperlink>
+      <w:r>
+        <w:t>5. Файлы проектов</w:t>
+      </w:r>
+      <w:r>
+        <w:tab/>
+      </w:r>
+      <w:r>
+        <w:t>4</w:t>
+      </w:r>
     </w:p>
     <w:p>
       <w:pPr>
@@ -273,32 +284,15 @@
         </w:tabs>
         <w:spacing w:before="120" w:after="60"/>
       </w:pPr>
-      <w:hyperlink w:anchor="_Toc100008" w:history="1">
-        <w:r>
-          <w:rPr>
-            <w:rStyle w:val="Hyperlink"/>
-          </w:rPr>
-          <w:t>6. Как устроен OCIO</w:t>
-        </w:r>
-        <w:r>
-          <w:tab/>
-        </w:r>
-        <w:r>
-          <w:fldChar w:fldCharType="begin"/>
-        </w:r>
-        <w:r>
-          <w:instrText xml:space="preserve"> PAGEREF _Toc100008 \h </w:instrText>
-        </w:r>
-        <w:r>
-          <w:fldChar w:fldCharType="separate"/>
-        </w:r>
-        <w:r>
-          <w:t>3</w:t>
-        </w:r>
-        <w:r>
-          <w:fldChar w:fldCharType="end"/>
-        </w:r>
-      </w:hyperlink>
+      <w:r>
+        <w:t>6. Как устроен OCIO</w:t>
+      </w:r>
+      <w:r>
+        <w:tab/>
+      </w:r>
+      <w:r>
+        <w:t>4</w:t>
+      </w:r>
     </w:p>
     <w:p>
       <w:pPr>
@@ -308,32 +302,15 @@
         </w:tabs>
         <w:spacing w:before="120" w:after="60"/>
       </w:pPr>
-      <w:hyperlink w:anchor="_Toc100009" w:history="1">
-        <w:r>
-          <w:rPr>
-            <w:rStyle w:val="Hyperlink"/>
-          </w:rPr>
-          <w:t>7. Темы</w:t>
-        </w:r>
-        <w:r>
-          <w:tab/>
-        </w:r>
-        <w:r>
-          <w:fldChar w:fldCharType="begin"/>
-        </w:r>
-        <w:r>
-          <w:instrText xml:space="preserve"> PAGEREF _Toc100009 \h </w:instrText>
-        </w:r>
-        <w:r>
-          <w:fldChar w:fldCharType="separate"/>
-        </w:r>
-        <w:r>
-          <w:t>3</w:t>
-        </w:r>
-        <w:r>
-          <w:fldChar w:fldCharType="end"/>
-        </w:r>
-      </w:hyperlink>
+      <w:r>
+        <w:t>7. Темы</w:t>
+      </w:r>
+      <w:r>
+        <w:tab/>
+      </w:r>
+      <w:r>
+        <w:t>4</w:t>
+      </w:r>
     </w:p>
     <w:p>
       <w:pPr>
@@ -343,32 +320,15 @@
         </w:tabs>
         <w:spacing w:before="120" w:after="60"/>
       </w:pPr>
-      <w:hyperlink w:anchor="_Toc100010" w:history="1">
-        <w:r>
-          <w:rPr>
-            <w:rStyle w:val="Hyperlink"/>
-          </w:rPr>
-          <w:t>8. Настройки</w:t>
-        </w:r>
-        <w:r>
-          <w:tab/>
-        </w:r>
-        <w:r>
-          <w:fldChar w:fldCharType="begin"/>
-        </w:r>
-        <w:r>
-          <w:instrText xml:space="preserve"> PAGEREF _Toc100010 \h </w:instrText>
-        </w:r>
-        <w:r>
-          <w:fldChar w:fldCharType="separate"/>
-        </w:r>
-        <w:r>
-          <w:t>4</w:t>
-        </w:r>
-        <w:r>
-          <w:fldChar w:fldCharType="end"/>
-        </w:r>
-      </w:hyperlink>
+      <w:r>
+        <w:t>8. Настройки</w:t>
+      </w:r>
+      <w:r>
+        <w:tab/>
+      </w:r>
+      <w:r>
+        <w:t>5</w:t>
+      </w:r>
     </w:p>
     <w:p>
       <w:pPr>
@@ -378,32 +338,15 @@
         </w:tabs>
         <w:spacing w:before="120" w:after="60"/>
       </w:pPr>
-      <w:hyperlink w:anchor="_Toc100011" w:history="1">
-        <w:r>
-          <w:rPr>
-            <w:rStyle w:val="Hyperlink"/>
-          </w:rPr>
-          <w:t>9. Трей и журнал</w:t>
-        </w:r>
-        <w:r>
-          <w:tab/>
-        </w:r>
-        <w:r>
-          <w:fldChar w:fldCharType="begin"/>
-        </w:r>
-        <w:r>
-          <w:instrText xml:space="preserve"> PAGEREF _Toc100011 \h </w:instrText>
-        </w:r>
-        <w:r>
-          <w:fldChar w:fldCharType="separate"/>
-        </w:r>
-        <w:r>
-          <w:t>4</w:t>
-        </w:r>
-        <w:r>
-          <w:fldChar w:fldCharType="end"/>
-        </w:r>
-      </w:hyperlink>
+      <w:r>
+        <w:t>9. Трей и журнал</w:t>
+      </w:r>
+      <w:r>
+        <w:tab/>
+      </w:r>
+      <w:r>
+        <w:t>5</w:t>
+      </w:r>
     </w:p>
     <w:p>
       <w:pPr>
@@ -413,32 +356,15 @@
         </w:tabs>
         <w:spacing w:before="120" w:after="60"/>
       </w:pPr>
-      <w:hyperlink w:anchor="_Toc100012" w:history="1">
-        <w:r>
-          <w:rPr>
-            <w:rStyle w:val="Hyperlink"/>
-          </w:rPr>
-          <w:t>10. Файлы и папки</w:t>
-        </w:r>
-        <w:r>
-          <w:tab/>
-        </w:r>
-        <w:r>
-          <w:fldChar w:fldCharType="begin"/>
-        </w:r>
-        <w:r>
-          <w:instrText xml:space="preserve"> PAGEREF _Toc100012 \h </w:instrText>
-        </w:r>
-        <w:r>
-          <w:fldChar w:fldCharType="separate"/>
-        </w:r>
-        <w:r>
-          <w:t>4</w:t>
-        </w:r>
-        <w:r>
-          <w:fldChar w:fldCharType="end"/>
-        </w:r>
-      </w:hyperlink>
+      <w:r>
+        <w:t>10. Файлы и папки</w:t>
+      </w:r>
+      <w:r>
+        <w:tab/>
+      </w:r>
+      <w:r>
+        <w:t>5</w:t>
+      </w:r>
     </w:p>
     <w:p>
       <w:pPr>
@@ -448,32 +374,15 @@
         </w:tabs>
         <w:spacing w:before="120" w:after="60"/>
       </w:pPr>
-      <w:hyperlink w:anchor="_Toc100013" w:history="1">
-        <w:r>
-          <w:rPr>
-            <w:rStyle w:val="Hyperlink"/>
-          </w:rPr>
-          <w:t>11. Сценарии</w:t>
-        </w:r>
-        <w:r>
-          <w:tab/>
-        </w:r>
-        <w:r>
-          <w:fldChar w:fldCharType="begin"/>
-        </w:r>
-        <w:r>
-          <w:instrText xml:space="preserve"> PAGEREF _Toc100013 \h </w:instrText>
-        </w:r>
-        <w:r>
-          <w:fldChar w:fldCharType="separate"/>
-        </w:r>
-        <w:r>
-          <w:t>5</w:t>
-        </w:r>
-        <w:r>
-          <w:fldChar w:fldCharType="end"/>
-        </w:r>
-      </w:hyperlink>
+      <w:r>
+        <w:t>11. Сценарии</w:t>
+      </w:r>
+      <w:r>
+        <w:tab/>
+      </w:r>
+      <w:r>
+        <w:t>5</w:t>
+      </w:r>
     </w:p>
     <w:p>
       <w:pPr>
@@ -483,32 +392,15 @@
         </w:tabs>
         <w:spacing w:before="120" w:after="60"/>
       </w:pPr>
-      <w:hyperlink w:anchor="_Toc100018" w:history="1">
-        <w:r>
-          <w:rPr>
-            <w:rStyle w:val="Hyperlink"/>
-          </w:rPr>
-          <w:t>12. Решение проблем</w:t>
-        </w:r>
-        <w:r>
-          <w:tab/>
-        </w:r>
-        <w:r>
-          <w:fldChar w:fldCharType="begin"/>
-        </w:r>
-        <w:r>
-          <w:instrText xml:space="preserve"> PAGEREF _Toc100018 \h </w:instrText>
-        </w:r>
-        <w:r>
-          <w:fldChar w:fldCharType="separate"/>
-        </w:r>
-        <w:r>
-          <w:t>5</w:t>
-        </w:r>
-        <w:r>
-          <w:fldChar w:fldCharType="end"/>
-        </w:r>
-      </w:hyperlink>
+      <w:r>
+        <w:t>12. Решение проблем</w:t>
+      </w:r>
+      <w:r>
+        <w:tab/>
+      </w:r>
+      <w:r>
+        <w:t>6</w:t>
+      </w:r>
     </w:p>
     <w:p>
       <w:r>
@@ -528,10 +420,29 @@
     <w:p>
       <w:pPr>
         <w:pStyle w:val="Heading1"/>
+        <w:pBdr>
+          <w:left w:val="single" w:sz="24" w:space="8" w:color="C82823"/>
+        </w:pBdr>
       </w:pPr>
       <w:bookmarkStart w:id="100001" w:name="_Toc100001"/>
       <w:r>
-        <w:t>1. О программе</w:t>
+        <w:rPr>
+          <w:rFonts w:ascii="Century Gothic" w:hAnsi="Century Gothic"/>
+          <w:b/>
+          <w:color w:val="000000"/>
+          <w:sz w:val="30"/>
+        </w:rPr>
+        <w:t xml:space="preserve">1. </w:t>
+      </w:r>
+      <w:r>
+        <w:rPr>
+          <w:rFonts w:ascii="Century Gothic" w:hAnsi="Century Gothic"/>
+          <w:b/>
+          <w:color w:val="000000"/>
+          <w:sz w:val="30"/>
+          <w:spacing w:val="20"/>
+        </w:rPr>
+        <w:t>О ПРОГРАММЕ</w:t>
       </w:r>
       <w:bookmarkEnd w:id="100001"/>
     </w:p>
@@ -539,6 +450,8 @@
       <w:r>
         <w:rPr>
           <w:rFonts w:ascii="Arial" w:hAnsi="Arial"/>
+          <w:i w:val="0"/>
+          <w:color w:val="1A1A1A"/>
           <w:sz w:val="19"/>
         </w:rPr>
         <w:t>Ключевые возможности:</w:t>
@@ -551,6 +464,8 @@
       <w:r>
         <w:rPr>
           <w:rFonts w:ascii="Arial" w:hAnsi="Arial"/>
+          <w:i w:val="0"/>
+          <w:color w:val="1A1A1A"/>
           <w:sz w:val="19"/>
         </w:rPr>
         <w:t>автоскан установленных приложений: Blender, K-Cycles, Maya, Houdini, Nuke, DaVinci Resolve, Unreal Engine, Substance Painter;</w:t>
@@ -563,6 +478,8 @@
       <w:r>
         <w:rPr>
           <w:rFonts w:ascii="Arial" w:hAnsi="Arial"/>
+          <w:i w:val="0"/>
+          <w:color w:val="1A1A1A"/>
           <w:sz w:val="19"/>
         </w:rPr>
         <w:t>пресеты запуска: своё имя, свой exe, свои аргументы запуска;</w:t>
@@ -575,6 +492,8 @@
       <w:r>
         <w:rPr>
           <w:rFonts w:ascii="Arial" w:hAnsi="Arial"/>
+          <w:i w:val="0"/>
+          <w:color w:val="1A1A1A"/>
           <w:sz w:val="19"/>
         </w:rPr>
         <w:t>открытие файлов проектов (.blend, .spp, .ma, .mb, .hip, .hipl, .hipnc, .nk) с применением OCIO;</w:t>
@@ -587,6 +506,8 @@
       <w:r>
         <w:rPr>
           <w:rFonts w:ascii="Arial" w:hAnsi="Arial"/>
+          <w:i w:val="0"/>
+          <w:color w:val="1A1A1A"/>
           <w:sz w:val="19"/>
         </w:rPr>
         <w:t>7 цветовых тем в стиле запускаемых приложений;</w:t>
@@ -599,6 +520,8 @@
       <w:r>
         <w:rPr>
           <w:rFonts w:ascii="Arial" w:hAnsi="Arial"/>
+          <w:i w:val="0"/>
+          <w:color w:val="1A1A1A"/>
           <w:sz w:val="19"/>
         </w:rPr>
         <w:t>drag-and-drop: exe превращается в пресет, файл проекта запускается в выбранном приложении;</w:t>
@@ -611,6 +534,8 @@
       <w:r>
         <w:rPr>
           <w:rFonts w:ascii="Arial" w:hAnsi="Arial"/>
+          <w:i w:val="0"/>
+          <w:color w:val="1A1A1A"/>
           <w:sz w:val="19"/>
         </w:rPr>
         <w:t>системный трей с быстрым запуском под конфигом по умолчанию;</w:t>
@@ -623,6 +548,8 @@
       <w:r>
         <w:rPr>
           <w:rFonts w:ascii="Arial" w:hAnsi="Arial"/>
+          <w:i w:val="0"/>
+          <w:color w:val="1A1A1A"/>
           <w:sz w:val="19"/>
         </w:rPr>
         <w:t>журнал запусков: время, пользователь, приложение, конфиг, код возврата;</w:t>
@@ -635,6 +562,8 @@
       <w:r>
         <w:rPr>
           <w:rFonts w:ascii="Arial" w:hAnsi="Arial"/>
+          <w:i w:val="0"/>
+          <w:color w:val="1A1A1A"/>
           <w:sz w:val="19"/>
         </w:rPr>
         <w:t>комплектный ACES 1.2 OCIO-конфиг со строчными алиасами acescg / raw.</w:t>
@@ -643,10 +572,29 @@
     <w:p>
       <w:pPr>
         <w:pStyle w:val="Heading1"/>
+        <w:pBdr>
+          <w:left w:val="single" w:sz="24" w:space="8" w:color="C82823"/>
+        </w:pBdr>
       </w:pPr>
       <w:bookmarkStart w:id="100002" w:name="_Toc100002"/>
       <w:r>
-        <w:t>2. Установка</w:t>
+        <w:rPr>
+          <w:rFonts w:ascii="Century Gothic" w:hAnsi="Century Gothic"/>
+          <w:b/>
+          <w:color w:val="000000"/>
+          <w:sz w:val="30"/>
+        </w:rPr>
+        <w:t xml:space="preserve">2. </w:t>
+      </w:r>
+      <w:r>
+        <w:rPr>
+          <w:rFonts w:ascii="Century Gothic" w:hAnsi="Century Gothic"/>
+          <w:b/>
+          <w:color w:val="000000"/>
+          <w:sz w:val="30"/>
+          <w:spacing w:val="20"/>
+        </w:rPr>
+        <w:t>УСТАНОВКА</w:t>
       </w:r>
       <w:bookmarkEnd w:id="100002"/>
     </w:p>
@@ -657,6 +605,8 @@
       <w:r>
         <w:rPr>
           <w:rFonts w:ascii="Arial" w:hAnsi="Arial"/>
+          <w:i w:val="0"/>
+          <w:color w:val="1A1A1A"/>
           <w:sz w:val="19"/>
         </w:rPr>
         <w:t>Скачайте последний релиз: github.com/abyrvalg379/FLOMASTER → Releases → Latest.</w:t>
@@ -669,6 +619,8 @@
       <w:r>
         <w:rPr>
           <w:rFonts w:ascii="Arial" w:hAnsi="Arial"/>
+          <w:i w:val="0"/>
+          <w:color w:val="1A1A1A"/>
           <w:sz w:val="19"/>
         </w:rPr>
         <w:t>Распакуйте архив в удобную папку (например, C:\Program Files\FLOMASTER).</w:t>
@@ -681,6 +633,8 @@
       <w:r>
         <w:rPr>
           <w:rFonts w:ascii="Arial" w:hAnsi="Arial"/>
+          <w:i w:val="0"/>
+          <w:color w:val="1A1A1A"/>
           <w:sz w:val="19"/>
         </w:rPr>
         <w:t>Запустите FLOMASTER.exe. Сборка самодостаточная: .NET 8 входит в комплект, ничего доустанавливать не нужно.</w:t>
@@ -693,6 +647,8 @@
       <w:r>
         <w:rPr>
           <w:rFonts w:ascii="Arial" w:hAnsi="Arial"/>
+          <w:i w:val="0"/>
+          <w:color w:val="1A1A1A"/>
           <w:sz w:val="19"/>
         </w:rPr>
         <w:t>Окно открывается в правом верхнем углу экрана. Пользовательские данные (настройки и журнал) создаются в %APPDATA%\FLOMASTER\.</w:t>
@@ -705,6 +661,8 @@
       <w:r>
         <w:rPr>
           <w:rFonts w:ascii="Arial" w:hAnsi="Arial"/>
+          <w:i w:val="0"/>
+          <w:color w:val="1A1A1A"/>
           <w:sz w:val="19"/>
         </w:rPr>
         <w:t>Обновление: закройте лаунчер (в том числе из трея), замените файлы, запустите заново. Настройки и журнал живут отдельно от программы и переживают обновление.</w:t>
@@ -713,10 +671,29 @@
     <w:p>
       <w:pPr>
         <w:pStyle w:val="Heading1"/>
+        <w:pBdr>
+          <w:left w:val="single" w:sz="24" w:space="8" w:color="C82823"/>
+        </w:pBdr>
       </w:pPr>
       <w:bookmarkStart w:id="100003" w:name="_Toc100003"/>
       <w:r>
-        <w:t>3. Быстрый старт</w:t>
+        <w:rPr>
+          <w:rFonts w:ascii="Century Gothic" w:hAnsi="Century Gothic"/>
+          <w:b/>
+          <w:color w:val="000000"/>
+          <w:sz w:val="30"/>
+        </w:rPr>
+        <w:t xml:space="preserve">3. </w:t>
+      </w:r>
+      <w:r>
+        <w:rPr>
+          <w:rFonts w:ascii="Century Gothic" w:hAnsi="Century Gothic"/>
+          <w:b/>
+          <w:color w:val="000000"/>
+          <w:sz w:val="30"/>
+          <w:spacing w:val="20"/>
+        </w:rPr>
+        <w:t>БЫСТРЫЙ СТАРТ</w:t>
       </w:r>
       <w:bookmarkEnd w:id="100003"/>
     </w:p>
@@ -727,6 +704,8 @@
       <w:r>
         <w:rPr>
           <w:rFonts w:ascii="Arial" w:hAnsi="Arial"/>
+          <w:i w:val="0"/>
+          <w:color w:val="1A1A1A"/>
           <w:sz w:val="19"/>
         </w:rPr>
         <w:t>Запустите FLOMASTER - автоскан найдёт установленные приложения, карточки появятся в окне.</w:t>
@@ -739,6 +718,8 @@
       <w:r>
         <w:rPr>
           <w:rFonts w:ascii="Arial" w:hAnsi="Arial"/>
+          <w:i w:val="0"/>
+          <w:color w:val="1A1A1A"/>
           <w:sz w:val="19"/>
         </w:rPr>
         <w:t>Нажмите Launch на карточке - приложение стартует с OCIO-конфигом лаунчера.</w:t>
@@ -751,6 +732,8 @@
       <w:r>
         <w:rPr>
           <w:rFonts w:ascii="Arial" w:hAnsi="Arial"/>
+          <w:i w:val="0"/>
+          <w:color w:val="1A1A1A"/>
           <w:sz w:val="19"/>
         </w:rPr>
         <w:t>Проверьте в приложении, что палитра цветов пространств соответствует конфигу (в Blender - вкладка Color Management в свойствах сцены).</w:t>
@@ -763,6 +746,8 @@
       <w:r>
         <w:rPr>
           <w:rFonts w:ascii="Arial" w:hAnsi="Arial"/>
+          <w:i w:val="0"/>
+          <w:color w:val="1A1A1A"/>
           <w:sz w:val="19"/>
         </w:rPr>
         <w:t>Перетащите файл проекта (.blend, .ma, .hip...) на карточку - файл откроется в этом приложении под тем же конфигом.</w:t>
@@ -775,6 +760,8 @@
       <w:r>
         <w:rPr>
           <w:rFonts w:ascii="Arial" w:hAnsi="Arial"/>
+          <w:i w:val="0"/>
+          <w:color w:val="1A1A1A"/>
           <w:sz w:val="19"/>
         </w:rPr>
         <w:t>Настройте под себя: тема и пути сканирования - в Settings, конфиг по умолчанию для трея - там же.</w:t>
@@ -783,10 +770,29 @@
     <w:p>
       <w:pPr>
         <w:pStyle w:val="Heading1"/>
+        <w:pBdr>
+          <w:left w:val="single" w:sz="24" w:space="8" w:color="C82823"/>
+        </w:pBdr>
       </w:pPr>
       <w:bookmarkStart w:id="100004" w:name="_Toc100004"/>
       <w:r>
-        <w:t>4. Пресеты и автоскан</w:t>
+        <w:rPr>
+          <w:rFonts w:ascii="Century Gothic" w:hAnsi="Century Gothic"/>
+          <w:b/>
+          <w:color w:val="000000"/>
+          <w:sz w:val="30"/>
+        </w:rPr>
+        <w:t xml:space="preserve">4. </w:t>
+      </w:r>
+      <w:r>
+        <w:rPr>
+          <w:rFonts w:ascii="Century Gothic" w:hAnsi="Century Gothic"/>
+          <w:b/>
+          <w:color w:val="000000"/>
+          <w:sz w:val="30"/>
+          <w:spacing w:val="20"/>
+        </w:rPr>
+        <w:t>ПРЕСЕТЫ И АВТОСКАН</w:t>
       </w:r>
       <w:bookmarkEnd w:id="100004"/>
     </w:p>
@@ -804,6 +810,8 @@
       <w:r>
         <w:rPr>
           <w:rFonts w:ascii="Arial" w:hAnsi="Arial"/>
+          <w:i w:val="0"/>
+          <w:color w:val="1A1A1A"/>
           <w:sz w:val="19"/>
         </w:rPr>
         <w:t>При старте лаунчер ищет установленные приложения в стандартных местах. Если что-то стоит в нестандартной папке (портативные сборки, свои версии) - добавьте папку в Settings → Scan paths, и карточка появится после следующего скана.</w:t>
@@ -823,6 +831,8 @@
       <w:r>
         <w:rPr>
           <w:rFonts w:ascii="Arial" w:hAnsi="Arial"/>
+          <w:i w:val="0"/>
+          <w:color w:val="1A1A1A"/>
           <w:sz w:val="19"/>
         </w:rPr>
         <w:t>Пресет - это пара «имя + путь к exe». Два способа создать:</w:t>
@@ -835,6 +845,8 @@
       <w:r>
         <w:rPr>
           <w:rFonts w:ascii="Arial" w:hAnsi="Arial"/>
+          <w:i w:val="0"/>
+          <w:color w:val="1A1A1A"/>
           <w:sz w:val="19"/>
         </w:rPr>
         <w:t>перетащите exe приложения прямо в окно лаунчера - имя спросится;</w:t>
@@ -847,6 +859,8 @@
       <w:r>
         <w:rPr>
           <w:rFonts w:ascii="Arial" w:hAnsi="Arial"/>
+          <w:i w:val="0"/>
+          <w:color w:val="1A1A1A"/>
           <w:sz w:val="19"/>
         </w:rPr>
         <w:t>создайте пресет вручную и укажите путь к exe.</w:t>
@@ -856,6 +870,8 @@
       <w:r>
         <w:rPr>
           <w:rFonts w:ascii="Arial" w:hAnsi="Arial"/>
+          <w:i w:val="0"/>
+          <w:color w:val="1A1A1A"/>
           <w:sz w:val="19"/>
         </w:rPr>
         <w:t>У каждого пресета свои аргументы запуска (меню Quick Commands на карточке) - так держат несколько версий одного приложения или особые ключи запуска.</w:t>
@@ -864,10 +880,29 @@
     <w:p>
       <w:pPr>
         <w:pStyle w:val="Heading1"/>
+        <w:pBdr>
+          <w:left w:val="single" w:sz="24" w:space="8" w:color="C82823"/>
+        </w:pBdr>
       </w:pPr>
       <w:bookmarkStart w:id="100007" w:name="_Toc100007"/>
       <w:r>
-        <w:t>5. Файлы проектов</w:t>
+        <w:rPr>
+          <w:rFonts w:ascii="Century Gothic" w:hAnsi="Century Gothic"/>
+          <w:b/>
+          <w:color w:val="000000"/>
+          <w:sz w:val="30"/>
+        </w:rPr>
+        <w:t xml:space="preserve">5. </w:t>
+      </w:r>
+      <w:r>
+        <w:rPr>
+          <w:rFonts w:ascii="Century Gothic" w:hAnsi="Century Gothic"/>
+          <w:b/>
+          <w:color w:val="000000"/>
+          <w:sz w:val="30"/>
+          <w:spacing w:val="20"/>
+        </w:rPr>
+        <w:t>ФАЙЛЫ ПРОЕКТОВ</w:t>
       </w:r>
       <w:bookmarkEnd w:id="100007"/>
     </w:p>
@@ -875,6 +910,8 @@
       <w:r>
         <w:rPr>
           <w:rFonts w:ascii="Arial" w:hAnsi="Arial"/>
+          <w:i w:val="0"/>
+          <w:color w:val="1A1A1A"/>
           <w:sz w:val="19"/>
         </w:rPr>
         <w:t>Перетащите файл проекта на карточку приложения - файл откроется в нём с применённым OCIO-конфигом. Поддерживаются: .blend, .spp, .ma, .mb, .hip, .hipl, .hipnc, .nk. Последние открытые файлы доступны в списке Recent. Так же работает пункт контекстного меню Windows «Open in FLOMASTER» - правый клик по файлу проекта.</w:t>
@@ -883,10 +920,29 @@
     <w:p>
       <w:pPr>
         <w:pStyle w:val="Heading1"/>
+        <w:pBdr>
+          <w:left w:val="single" w:sz="24" w:space="8" w:color="C82823"/>
+        </w:pBdr>
       </w:pPr>
       <w:bookmarkStart w:id="100008" w:name="_Toc100008"/>
       <w:r>
-        <w:t>6. Как устроен OCIO</w:t>
+        <w:rPr>
+          <w:rFonts w:ascii="Century Gothic" w:hAnsi="Century Gothic"/>
+          <w:b/>
+          <w:color w:val="000000"/>
+          <w:sz w:val="30"/>
+        </w:rPr>
+        <w:t xml:space="preserve">6. </w:t>
+      </w:r>
+      <w:r>
+        <w:rPr>
+          <w:rFonts w:ascii="Century Gothic" w:hAnsi="Century Gothic"/>
+          <w:b/>
+          <w:color w:val="000000"/>
+          <w:sz w:val="30"/>
+          <w:spacing w:val="20"/>
+        </w:rPr>
+        <w:t>КАК УСТРОЕН OCIO</w:t>
       </w:r>
       <w:bookmarkEnd w:id="100008"/>
     </w:p>
@@ -894,6 +950,8 @@
       <w:r>
         <w:rPr>
           <w:rFonts w:ascii="Arial" w:hAnsi="Arial"/>
+          <w:i w:val="0"/>
+          <w:color w:val="1A1A1A"/>
           <w:sz w:val="19"/>
         </w:rPr>
         <w:t>Большинство приложений читают путь к конфигу из переменной окружения OCIO - лаунчер проставляет её при запуске. Unreal Engine переменную не читает: ему путь передаётся аргументом -ocio="путь" - лаунчер делает это сам.</w:t>
@@ -901,7 +959,6 @@
     </w:p>
     <w:tbl>
       <w:tblPr>
-        <w:tblStyle w:val="TableGrid"/>
         <w:tblW w:type="auto" w:w="0"/>
         <w:tblLayout w:type="fixed"/>
         <w:tblLook w:firstColumn="1" w:firstRow="1" w:lastColumn="0" w:lastRow="0" w:noHBand="0" w:noVBand="1" w:val="04A0"/>
@@ -913,25 +970,20 @@
         </w:tblCellMar>
       </w:tblPr>
       <w:tblGrid>
-        <w:gridCol w:w="4680"/>
-        <w:gridCol w:w="4680"/>
+        <w:gridCol w:w="4706"/>
+        <w:gridCol w:w="4706"/>
       </w:tblGrid>
       <w:tr>
         <w:trPr>
           <w:cantSplit/>
-          <w:tblHeader/>
         </w:trPr>
         <w:tc>
           <w:tcPr>
             <w:tcW w:type="dxa" w:w="5443"/>
+            <w:vAlign w:val="top"/>
             <w:tcBorders>
-              <w:top w:val="single" w:sz="4" w:space="0" w:color="CCCCCC"/>
-              <w:left w:val="single" w:sz="4" w:space="0" w:color="CCCCCC"/>
-              <w:bottom w:val="single" w:sz="4" w:space="0" w:color="CCCCCC"/>
-              <w:right w:val="single" w:sz="4" w:space="0" w:color="CCCCCC"/>
+              <w:bottom w:val="single" w:sz="12" w:space="4" w:color="C82823"/>
             </w:tcBorders>
-            <w:vAlign w:val="top"/>
-            <w:shd w:val="clear" w:color="auto" w:fill="E87D0D"/>
           </w:tcPr>
           <w:p>
             <w:pPr>
@@ -940,26 +992,23 @@
             </w:pPr>
             <w:r>
               <w:rPr>
-                <w:rFonts w:ascii="Arial" w:hAnsi="Arial"/>
+                <w:rFonts w:ascii="Century Gothic" w:hAnsi="Century Gothic"/>
                 <w:b/>
-                <w:color w:val="FFFFFF"/>
-                <w:sz w:val="18"/>
+                <w:color w:val="000000"/>
+                <w:sz w:val="17"/>
+                <w:spacing w:val="20"/>
               </w:rPr>
-              <w:t>Приложение</w:t>
+              <w:t>ПРИЛОЖЕНИЕ</w:t>
             </w:r>
           </w:p>
         </w:tc>
         <w:tc>
           <w:tcPr>
             <w:tcW w:type="dxa" w:w="4195"/>
+            <w:vAlign w:val="top"/>
             <w:tcBorders>
-              <w:top w:val="single" w:sz="4" w:space="0" w:color="CCCCCC"/>
-              <w:left w:val="single" w:sz="4" w:space="0" w:color="CCCCCC"/>
-              <w:bottom w:val="single" w:sz="4" w:space="0" w:color="CCCCCC"/>
-              <w:right w:val="single" w:sz="4" w:space="0" w:color="CCCCCC"/>
+              <w:bottom w:val="single" w:sz="12" w:space="4" w:color="C82823"/>
             </w:tcBorders>
-            <w:vAlign w:val="top"/>
-            <w:shd w:val="clear" w:color="auto" w:fill="E87D0D"/>
           </w:tcPr>
           <w:p>
             <w:pPr>
@@ -968,12 +1017,13 @@
             </w:pPr>
             <w:r>
               <w:rPr>
-                <w:rFonts w:ascii="Arial" w:hAnsi="Arial"/>
+                <w:rFonts w:ascii="Century Gothic" w:hAnsi="Century Gothic"/>
                 <w:b/>
-                <w:color w:val="FFFFFF"/>
-                <w:sz w:val="18"/>
+                <w:color w:val="000000"/>
+                <w:sz w:val="17"/>
+                <w:spacing w:val="20"/>
               </w:rPr>
-              <w:t>Способ</w:t>
+              <w:t>СПОСОБ</w:t>
             </w:r>
           </w:p>
         </w:tc>
@@ -985,13 +1035,10 @@
         <w:tc>
           <w:tcPr>
             <w:tcW w:type="dxa" w:w="5443"/>
+            <w:vAlign w:val="top"/>
             <w:tcBorders>
-              <w:top w:val="single" w:sz="4" w:space="0" w:color="CCCCCC"/>
-              <w:left w:val="single" w:sz="4" w:space="0" w:color="CCCCCC"/>
-              <w:bottom w:val="single" w:sz="4" w:space="0" w:color="CCCCCC"/>
-              <w:right w:val="single" w:sz="4" w:space="0" w:color="CCCCCC"/>
+              <w:bottom w:val="single" w:sz="4" w:space="4" w:color="E0E0E0"/>
             </w:tcBorders>
-            <w:vAlign w:val="top"/>
           </w:tcPr>
           <w:p>
             <w:pPr>
@@ -1002,6 +1049,7 @@
               <w:rPr>
                 <w:rFonts w:ascii="Arial" w:hAnsi="Arial"/>
                 <w:b/>
+                <w:color w:val="1A1A1A"/>
                 <w:sz w:val="18"/>
               </w:rPr>
               <w:t>Blender, Maya, Houdini, Nuke, DaVinci Resolve, Substance Painter</w:t>
@@ -1011,13 +1059,10 @@
         <w:tc>
           <w:tcPr>
             <w:tcW w:type="dxa" w:w="4195"/>
+            <w:vAlign w:val="top"/>
             <w:tcBorders>
-              <w:top w:val="single" w:sz="4" w:space="0" w:color="CCCCCC"/>
-              <w:left w:val="single" w:sz="4" w:space="0" w:color="CCCCCC"/>
-              <w:bottom w:val="single" w:sz="4" w:space="0" w:color="CCCCCC"/>
-              <w:right w:val="single" w:sz="4" w:space="0" w:color="CCCCCC"/>
+              <w:bottom w:val="single" w:sz="4" w:space="4" w:color="E0E0E0"/>
             </w:tcBorders>
-            <w:vAlign w:val="top"/>
           </w:tcPr>
           <w:p>
             <w:pPr>
@@ -1028,6 +1073,7 @@
               <w:rPr>
                 <w:rFonts w:ascii="Arial" w:hAnsi="Arial"/>
                 <w:b w:val="0"/>
+                <w:color w:val="1A1A1A"/>
                 <w:sz w:val="18"/>
               </w:rPr>
               <w:t>переменная окружения OCIO</w:t>
@@ -1042,14 +1088,10 @@
         <w:tc>
           <w:tcPr>
             <w:tcW w:type="dxa" w:w="5443"/>
+            <w:vAlign w:val="top"/>
             <w:tcBorders>
-              <w:top w:val="single" w:sz="4" w:space="0" w:color="CCCCCC"/>
-              <w:left w:val="single" w:sz="4" w:space="0" w:color="CCCCCC"/>
-              <w:bottom w:val="single" w:sz="4" w:space="0" w:color="CCCCCC"/>
-              <w:right w:val="single" w:sz="4" w:space="0" w:color="CCCCCC"/>
+              <w:bottom w:val="single" w:sz="8" w:space="4" w:color="000000"/>
             </w:tcBorders>
-            <w:vAlign w:val="top"/>
-            <w:shd w:val="clear" w:color="auto" w:fill="FDF4EA"/>
           </w:tcPr>
           <w:p>
             <w:pPr>
@@ -1059,6 +1101,7 @@
               <w:rPr>
                 <w:rFonts w:ascii="Arial" w:hAnsi="Arial"/>
                 <w:b/>
+                <w:color w:val="1A1A1A"/>
                 <w:sz w:val="18"/>
               </w:rPr>
               <w:t>Unreal Engine</w:t>
@@ -1068,14 +1111,10 @@
         <w:tc>
           <w:tcPr>
             <w:tcW w:type="dxa" w:w="4195"/>
+            <w:vAlign w:val="top"/>
             <w:tcBorders>
-              <w:top w:val="single" w:sz="4" w:space="0" w:color="CCCCCC"/>
-              <w:left w:val="single" w:sz="4" w:space="0" w:color="CCCCCC"/>
-              <w:bottom w:val="single" w:sz="4" w:space="0" w:color="CCCCCC"/>
-              <w:right w:val="single" w:sz="4" w:space="0" w:color="CCCCCC"/>
+              <w:bottom w:val="single" w:sz="8" w:space="4" w:color="000000"/>
             </w:tcBorders>
-            <w:vAlign w:val="top"/>
-            <w:shd w:val="clear" w:color="auto" w:fill="FDF4EA"/>
           </w:tcPr>
           <w:p>
             <w:pPr>
@@ -1085,6 +1124,7 @@
               <w:rPr>
                 <w:rFonts w:ascii="Arial" w:hAnsi="Arial"/>
                 <w:b w:val="0"/>
+                <w:color w:val="1A1A1A"/>
                 <w:sz w:val="18"/>
               </w:rPr>
               <w:t>аргумент -ocio=</w:t>
@@ -1095,13 +1135,15 @@
     </w:tbl>
     <w:p>
       <w:pPr>
-        <w:spacing w:after="80" w:before="0" w:line="240" w:lineRule="auto"/>
+        <w:spacing w:after="80" w:line="240" w:lineRule="auto"/>
       </w:pPr>
     </w:p>
     <w:p>
       <w:r>
         <w:rPr>
           <w:rFonts w:ascii="Arial" w:hAnsi="Arial"/>
+          <w:i w:val="0"/>
+          <w:color w:val="1A1A1A"/>
           <w:sz w:val="19"/>
         </w:rPr>
         <w:t>В комплекте - ACES 1.2 конфиг (папка ocio/ рядом с exe). В нём заведены строчные алиасы acescg и raw: это interchange-имена ACES, одинаковые во всех приложениях и конфигах. Скрипты и пресеты, прописывающие colorspace строкой acescg или raw, переживают смену конфига - длинные имена вида «ACES - ACEScg» уникальны для конкретного конфига. Трансформы у алиаса и длинного имени идентичны.</w:t>
@@ -1111,6 +1153,8 @@
       <w:r>
         <w:rPr>
           <w:rFonts w:ascii="Arial" w:hAnsi="Arial"/>
+          <w:i w:val="0"/>
+          <w:color w:val="1A1A1A"/>
           <w:sz w:val="19"/>
         </w:rPr>
         <w:t>Роли по умолчанию в комплектном конфиге настроены под типовой цикл текстур: 8-битные изображения открываются как raw, float-изображения (EXR) - как acescg.</w:t>
@@ -1119,10 +1163,29 @@
     <w:p>
       <w:pPr>
         <w:pStyle w:val="Heading1"/>
+        <w:pBdr>
+          <w:left w:val="single" w:sz="24" w:space="8" w:color="C82823"/>
+        </w:pBdr>
       </w:pPr>
       <w:bookmarkStart w:id="100009" w:name="_Toc100009"/>
       <w:r>
-        <w:t>7. Темы</w:t>
+        <w:rPr>
+          <w:rFonts w:ascii="Century Gothic" w:hAnsi="Century Gothic"/>
+          <w:b/>
+          <w:color w:val="000000"/>
+          <w:sz w:val="30"/>
+        </w:rPr>
+        <w:t xml:space="preserve">7. </w:t>
+      </w:r>
+      <w:r>
+        <w:rPr>
+          <w:rFonts w:ascii="Century Gothic" w:hAnsi="Century Gothic"/>
+          <w:b/>
+          <w:color w:val="000000"/>
+          <w:sz w:val="30"/>
+          <w:spacing w:val="20"/>
+        </w:rPr>
+        <w:t>ТЕМЫ</w:t>
       </w:r>
       <w:bookmarkEnd w:id="100009"/>
     </w:p>
@@ -1130,6 +1193,8 @@
       <w:r>
         <w:rPr>
           <w:rFonts w:ascii="Arial" w:hAnsi="Arial"/>
+          <w:i w:val="0"/>
+          <w:color w:val="1A1A1A"/>
           <w:sz w:val="19"/>
         </w:rPr>
         <w:t>Семь цветовых схем - по одной на приложение из пайплайна. Тема меняется в Settings и красит весь интерфейс: кнопки, галочки, скроллбар, выпадающие меню и состояние кнопки Launch при наведении.</w:t>
@@ -1137,7 +1202,6 @@
     </w:p>
     <w:tbl>
       <w:tblPr>
-        <w:tblStyle w:val="TableGrid"/>
         <w:tblW w:type="auto" w:w="0"/>
         <w:tblLayout w:type="fixed"/>
         <w:tblLook w:firstColumn="1" w:firstRow="1" w:lastColumn="0" w:lastRow="0" w:noHBand="0" w:noVBand="1" w:val="04A0"/>
@@ -1149,26 +1213,21 @@
         </w:tblCellMar>
       </w:tblPr>
       <w:tblGrid>
-        <w:gridCol w:w="3120"/>
-        <w:gridCol w:w="3120"/>
-        <w:gridCol w:w="3120"/>
+        <w:gridCol w:w="3137"/>
+        <w:gridCol w:w="3137"/>
+        <w:gridCol w:w="3137"/>
       </w:tblGrid>
       <w:tr>
         <w:trPr>
           <w:cantSplit/>
-          <w:tblHeader/>
         </w:trPr>
         <w:tc>
           <w:tcPr>
             <w:tcW w:type="dxa" w:w="2608"/>
+            <w:vAlign w:val="top"/>
             <w:tcBorders>
-              <w:top w:val="single" w:sz="4" w:space="0" w:color="CCCCCC"/>
-              <w:left w:val="single" w:sz="4" w:space="0" w:color="CCCCCC"/>
-              <w:bottom w:val="single" w:sz="4" w:space="0" w:color="CCCCCC"/>
-              <w:right w:val="single" w:sz="4" w:space="0" w:color="CCCCCC"/>
+              <w:bottom w:val="single" w:sz="12" w:space="4" w:color="C82823"/>
             </w:tcBorders>
-            <w:vAlign w:val="top"/>
-            <w:shd w:val="clear" w:color="auto" w:fill="E87D0D"/>
           </w:tcPr>
           <w:p>
             <w:pPr>
@@ -1177,26 +1236,23 @@
             </w:pPr>
             <w:r>
               <w:rPr>
-                <w:rFonts w:ascii="Arial" w:hAnsi="Arial"/>
+                <w:rFonts w:ascii="Century Gothic" w:hAnsi="Century Gothic"/>
                 <w:b/>
-                <w:color w:val="FFFFFF"/>
-                <w:sz w:val="18"/>
+                <w:color w:val="000000"/>
+                <w:sz w:val="17"/>
+                <w:spacing w:val="20"/>
               </w:rPr>
-              <w:t>Тема</w:t>
+              <w:t>ТЕМА</w:t>
             </w:r>
           </w:p>
         </w:tc>
         <w:tc>
           <w:tcPr>
             <w:tcW w:type="dxa" w:w="3175"/>
+            <w:vAlign w:val="top"/>
             <w:tcBorders>
-              <w:top w:val="single" w:sz="4" w:space="0" w:color="CCCCCC"/>
-              <w:left w:val="single" w:sz="4" w:space="0" w:color="CCCCCC"/>
-              <w:bottom w:val="single" w:sz="4" w:space="0" w:color="CCCCCC"/>
-              <w:right w:val="single" w:sz="4" w:space="0" w:color="CCCCCC"/>
+              <w:bottom w:val="single" w:sz="12" w:space="4" w:color="C82823"/>
             </w:tcBorders>
-            <w:vAlign w:val="top"/>
-            <w:shd w:val="clear" w:color="auto" w:fill="E87D0D"/>
           </w:tcPr>
           <w:p>
             <w:pPr>
@@ -1205,26 +1261,23 @@
             </w:pPr>
             <w:r>
               <w:rPr>
-                <w:rFonts w:ascii="Arial" w:hAnsi="Arial"/>
+                <w:rFonts w:ascii="Century Gothic" w:hAnsi="Century Gothic"/>
                 <w:b/>
-                <w:color w:val="FFFFFF"/>
-                <w:sz w:val="18"/>
+                <w:color w:val="000000"/>
+                <w:sz w:val="17"/>
+                <w:spacing w:val="20"/>
               </w:rPr>
-              <w:t>Акцент</w:t>
+              <w:t>АКЦЕНТ</w:t>
             </w:r>
           </w:p>
         </w:tc>
         <w:tc>
           <w:tcPr>
             <w:tcW w:type="dxa" w:w="3855"/>
+            <w:vAlign w:val="top"/>
             <w:tcBorders>
-              <w:top w:val="single" w:sz="4" w:space="0" w:color="CCCCCC"/>
-              <w:left w:val="single" w:sz="4" w:space="0" w:color="CCCCCC"/>
-              <w:bottom w:val="single" w:sz="4" w:space="0" w:color="CCCCCC"/>
-              <w:right w:val="single" w:sz="4" w:space="0" w:color="CCCCCC"/>
+              <w:bottom w:val="single" w:sz="12" w:space="4" w:color="C82823"/>
             </w:tcBorders>
-            <w:vAlign w:val="top"/>
-            <w:shd w:val="clear" w:color="auto" w:fill="E87D0D"/>
           </w:tcPr>
           <w:p>
             <w:pPr>
@@ -1233,12 +1286,13 @@
             </w:pPr>
             <w:r>
               <w:rPr>
-                <w:rFonts w:ascii="Arial" w:hAnsi="Arial"/>
+                <w:rFonts w:ascii="Century Gothic" w:hAnsi="Century Gothic"/>
                 <w:b/>
-                <w:color w:val="FFFFFF"/>
-                <w:sz w:val="18"/>
+                <w:color w:val="000000"/>
+                <w:sz w:val="17"/>
+                <w:spacing w:val="20"/>
               </w:rPr>
-              <w:t>База</w:t>
+              <w:t>БАЗА</w:t>
             </w:r>
           </w:p>
         </w:tc>
@@ -1250,13 +1304,10 @@
         <w:tc>
           <w:tcPr>
             <w:tcW w:type="dxa" w:w="2608"/>
+            <w:vAlign w:val="top"/>
             <w:tcBorders>
-              <w:top w:val="single" w:sz="4" w:space="0" w:color="CCCCCC"/>
-              <w:left w:val="single" w:sz="4" w:space="0" w:color="CCCCCC"/>
-              <w:bottom w:val="single" w:sz="4" w:space="0" w:color="CCCCCC"/>
-              <w:right w:val="single" w:sz="4" w:space="0" w:color="CCCCCC"/>
+              <w:bottom w:val="single" w:sz="4" w:space="4" w:color="E0E0E0"/>
             </w:tcBorders>
-            <w:vAlign w:val="top"/>
           </w:tcPr>
           <w:p>
             <w:pPr>
@@ -1267,6 +1318,7 @@
               <w:rPr>
                 <w:rFonts w:ascii="Arial" w:hAnsi="Arial"/>
                 <w:b/>
+                <w:color w:val="1A1A1A"/>
                 <w:sz w:val="18"/>
               </w:rPr>
               <w:t>Blender</w:t>
@@ -1276,13 +1328,10 @@
         <w:tc>
           <w:tcPr>
             <w:tcW w:type="dxa" w:w="3175"/>
+            <w:vAlign w:val="top"/>
             <w:tcBorders>
-              <w:top w:val="single" w:sz="4" w:space="0" w:color="CCCCCC"/>
-              <w:left w:val="single" w:sz="4" w:space="0" w:color="CCCCCC"/>
-              <w:bottom w:val="single" w:sz="4" w:space="0" w:color="CCCCCC"/>
-              <w:right w:val="single" w:sz="4" w:space="0" w:color="CCCCCC"/>
+              <w:bottom w:val="single" w:sz="4" w:space="4" w:color="E0E0E0"/>
             </w:tcBorders>
-            <w:vAlign w:val="top"/>
           </w:tcPr>
           <w:p>
             <w:pPr>
@@ -1293,6 +1342,7 @@
               <w:rPr>
                 <w:rFonts w:ascii="Arial" w:hAnsi="Arial"/>
                 <w:b w:val="0"/>
+                <w:color w:val="1A1A1A"/>
                 <w:sz w:val="18"/>
               </w:rPr>
               <w:t>оранжевый</w:t>
@@ -1302,13 +1352,10 @@
         <w:tc>
           <w:tcPr>
             <w:tcW w:type="dxa" w:w="3855"/>
+            <w:vAlign w:val="top"/>
             <w:tcBorders>
-              <w:top w:val="single" w:sz="4" w:space="0" w:color="CCCCCC"/>
-              <w:left w:val="single" w:sz="4" w:space="0" w:color="CCCCCC"/>
-              <w:bottom w:val="single" w:sz="4" w:space="0" w:color="CCCCCC"/>
-              <w:right w:val="single" w:sz="4" w:space="0" w:color="CCCCCC"/>
+              <w:bottom w:val="single" w:sz="4" w:space="4" w:color="E0E0E0"/>
             </w:tcBorders>
-            <w:vAlign w:val="top"/>
           </w:tcPr>
           <w:p>
             <w:pPr>
@@ -1319,6 +1366,7 @@
               <w:rPr>
                 <w:rFonts w:ascii="Arial" w:hAnsi="Arial"/>
                 <w:b w:val="0"/>
+                <w:color w:val="1A1A1A"/>
                 <w:sz w:val="18"/>
               </w:rPr>
               <w:t>тёмный графит</w:t>
@@ -1333,14 +1381,10 @@
         <w:tc>
           <w:tcPr>
             <w:tcW w:type="dxa" w:w="2608"/>
+            <w:vAlign w:val="top"/>
             <w:tcBorders>
-              <w:top w:val="single" w:sz="4" w:space="0" w:color="CCCCCC"/>
-              <w:left w:val="single" w:sz="4" w:space="0" w:color="CCCCCC"/>
-              <w:bottom w:val="single" w:sz="4" w:space="0" w:color="CCCCCC"/>
-              <w:right w:val="single" w:sz="4" w:space="0" w:color="CCCCCC"/>
+              <w:bottom w:val="single" w:sz="4" w:space="4" w:color="E0E0E0"/>
             </w:tcBorders>
-            <w:vAlign w:val="top"/>
-            <w:shd w:val="clear" w:color="auto" w:fill="FDF4EA"/>
           </w:tcPr>
           <w:p>
             <w:pPr>
@@ -1351,6 +1395,7 @@
               <w:rPr>
                 <w:rFonts w:ascii="Arial" w:hAnsi="Arial"/>
                 <w:b/>
+                <w:color w:val="1A1A1A"/>
                 <w:sz w:val="18"/>
               </w:rPr>
               <w:t>Maya</w:t>
@@ -1360,14 +1405,10 @@
         <w:tc>
           <w:tcPr>
             <w:tcW w:type="dxa" w:w="3175"/>
+            <w:vAlign w:val="top"/>
             <w:tcBorders>
-              <w:top w:val="single" w:sz="4" w:space="0" w:color="CCCCCC"/>
-              <w:left w:val="single" w:sz="4" w:space="0" w:color="CCCCCC"/>
-              <w:bottom w:val="single" w:sz="4" w:space="0" w:color="CCCCCC"/>
-              <w:right w:val="single" w:sz="4" w:space="0" w:color="CCCCCC"/>
+              <w:bottom w:val="single" w:sz="4" w:space="4" w:color="E0E0E0"/>
             </w:tcBorders>
-            <w:vAlign w:val="top"/>
-            <w:shd w:val="clear" w:color="auto" w:fill="FDF4EA"/>
           </w:tcPr>
           <w:p>
             <w:pPr>
@@ -1378,6 +1419,7 @@
               <w:rPr>
                 <w:rFonts w:ascii="Arial" w:hAnsi="Arial"/>
                 <w:b w:val="0"/>
+                <w:color w:val="1A1A1A"/>
                 <w:sz w:val="18"/>
               </w:rPr>
               <w:t>циан</w:t>
@@ -1387,14 +1429,10 @@
         <w:tc>
           <w:tcPr>
             <w:tcW w:type="dxa" w:w="3855"/>
+            <w:vAlign w:val="top"/>
             <w:tcBorders>
-              <w:top w:val="single" w:sz="4" w:space="0" w:color="CCCCCC"/>
-              <w:left w:val="single" w:sz="4" w:space="0" w:color="CCCCCC"/>
-              <w:bottom w:val="single" w:sz="4" w:space="0" w:color="CCCCCC"/>
-              <w:right w:val="single" w:sz="4" w:space="0" w:color="CCCCCC"/>
+              <w:bottom w:val="single" w:sz="4" w:space="4" w:color="E0E0E0"/>
             </w:tcBorders>
-            <w:vAlign w:val="top"/>
-            <w:shd w:val="clear" w:color="auto" w:fill="FDF4EA"/>
           </w:tcPr>
           <w:p>
             <w:pPr>
@@ -1405,6 +1443,7 @@
               <w:rPr>
                 <w:rFonts w:ascii="Arial" w:hAnsi="Arial"/>
                 <w:b w:val="0"/>
+                <w:color w:val="1A1A1A"/>
                 <w:sz w:val="18"/>
               </w:rPr>
               <w:t>сине-серый</w:t>
@@ -1419,13 +1458,10 @@
         <w:tc>
           <w:tcPr>
             <w:tcW w:type="dxa" w:w="2608"/>
+            <w:vAlign w:val="top"/>
             <w:tcBorders>
-              <w:top w:val="single" w:sz="4" w:space="0" w:color="CCCCCC"/>
-              <w:left w:val="single" w:sz="4" w:space="0" w:color="CCCCCC"/>
-              <w:bottom w:val="single" w:sz="4" w:space="0" w:color="CCCCCC"/>
-              <w:right w:val="single" w:sz="4" w:space="0" w:color="CCCCCC"/>
+              <w:bottom w:val="single" w:sz="4" w:space="4" w:color="E0E0E0"/>
             </w:tcBorders>
-            <w:vAlign w:val="top"/>
           </w:tcPr>
           <w:p>
             <w:pPr>
@@ -1436,6 +1472,7 @@
               <w:rPr>
                 <w:rFonts w:ascii="Arial" w:hAnsi="Arial"/>
                 <w:b/>
+                <w:color w:val="1A1A1A"/>
                 <w:sz w:val="18"/>
               </w:rPr>
               <w:t>Houdini</w:t>
@@ -1445,13 +1482,10 @@
         <w:tc>
           <w:tcPr>
             <w:tcW w:type="dxa" w:w="3175"/>
+            <w:vAlign w:val="top"/>
             <w:tcBorders>
-              <w:top w:val="single" w:sz="4" w:space="0" w:color="CCCCCC"/>
-              <w:left w:val="single" w:sz="4" w:space="0" w:color="CCCCCC"/>
-              <w:bottom w:val="single" w:sz="4" w:space="0" w:color="CCCCCC"/>
-              <w:right w:val="single" w:sz="4" w:space="0" w:color="CCCCCC"/>
+              <w:bottom w:val="single" w:sz="4" w:space="4" w:color="E0E0E0"/>
             </w:tcBorders>
-            <w:vAlign w:val="top"/>
           </w:tcPr>
           <w:p>
             <w:pPr>
@@ -1462,6 +1496,7 @@
               <w:rPr>
                 <w:rFonts w:ascii="Arial" w:hAnsi="Arial"/>
                 <w:b w:val="0"/>
+                <w:color w:val="1A1A1A"/>
                 <w:sz w:val="18"/>
               </w:rPr>
               <w:t>красно-оранжевый</w:t>
@@ -1471,13 +1506,10 @@
         <w:tc>
           <w:tcPr>
             <w:tcW w:type="dxa" w:w="3855"/>
+            <w:vAlign w:val="top"/>
             <w:tcBorders>
-              <w:top w:val="single" w:sz="4" w:space="0" w:color="CCCCCC"/>
-              <w:left w:val="single" w:sz="4" w:space="0" w:color="CCCCCC"/>
-              <w:bottom w:val="single" w:sz="4" w:space="0" w:color="CCCCCC"/>
-              <w:right w:val="single" w:sz="4" w:space="0" w:color="CCCCCC"/>
+              <w:bottom w:val="single" w:sz="4" w:space="4" w:color="E0E0E0"/>
             </w:tcBorders>
-            <w:vAlign w:val="top"/>
           </w:tcPr>
           <w:p>
             <w:pPr>
@@ -1488,6 +1520,7 @@
               <w:rPr>
                 <w:rFonts w:ascii="Arial" w:hAnsi="Arial"/>
                 <w:b w:val="0"/>
+                <w:color w:val="1A1A1A"/>
                 <w:sz w:val="18"/>
               </w:rPr>
               <w:t>тёмный (снят с реального UI)</w:t>
@@ -1502,14 +1535,10 @@
         <w:tc>
           <w:tcPr>
             <w:tcW w:type="dxa" w:w="2608"/>
+            <w:vAlign w:val="top"/>
             <w:tcBorders>
-              <w:top w:val="single" w:sz="4" w:space="0" w:color="CCCCCC"/>
-              <w:left w:val="single" w:sz="4" w:space="0" w:color="CCCCCC"/>
-              <w:bottom w:val="single" w:sz="4" w:space="0" w:color="CCCCCC"/>
-              <w:right w:val="single" w:sz="4" w:space="0" w:color="CCCCCC"/>
+              <w:bottom w:val="single" w:sz="4" w:space="4" w:color="E0E0E0"/>
             </w:tcBorders>
-            <w:vAlign w:val="top"/>
-            <w:shd w:val="clear" w:color="auto" w:fill="FDF4EA"/>
           </w:tcPr>
           <w:p>
             <w:pPr>
@@ -1520,6 +1549,7 @@
               <w:rPr>
                 <w:rFonts w:ascii="Arial" w:hAnsi="Arial"/>
                 <w:b/>
+                <w:color w:val="1A1A1A"/>
                 <w:sz w:val="18"/>
               </w:rPr>
               <w:t>Nuke</w:t>
@@ -1529,14 +1559,10 @@
         <w:tc>
           <w:tcPr>
             <w:tcW w:type="dxa" w:w="3175"/>
+            <w:vAlign w:val="top"/>
             <w:tcBorders>
-              <w:top w:val="single" w:sz="4" w:space="0" w:color="CCCCCC"/>
-              <w:left w:val="single" w:sz="4" w:space="0" w:color="CCCCCC"/>
-              <w:bottom w:val="single" w:sz="4" w:space="0" w:color="CCCCCC"/>
-              <w:right w:val="single" w:sz="4" w:space="0" w:color="CCCCCC"/>
+              <w:bottom w:val="single" w:sz="4" w:space="4" w:color="E0E0E0"/>
             </w:tcBorders>
-            <w:vAlign w:val="top"/>
-            <w:shd w:val="clear" w:color="auto" w:fill="FDF4EA"/>
           </w:tcPr>
           <w:p>
             <w:pPr>
@@ -1547,6 +1573,7 @@
               <w:rPr>
                 <w:rFonts w:ascii="Arial" w:hAnsi="Arial"/>
                 <w:b w:val="0"/>
+                <w:color w:val="1A1A1A"/>
                 <w:sz w:val="18"/>
               </w:rPr>
               <w:t>светло-серый</w:t>
@@ -1556,14 +1583,10 @@
         <w:tc>
           <w:tcPr>
             <w:tcW w:type="dxa" w:w="3855"/>
+            <w:vAlign w:val="top"/>
             <w:tcBorders>
-              <w:top w:val="single" w:sz="4" w:space="0" w:color="CCCCCC"/>
-              <w:left w:val="single" w:sz="4" w:space="0" w:color="CCCCCC"/>
-              <w:bottom w:val="single" w:sz="4" w:space="0" w:color="CCCCCC"/>
-              <w:right w:val="single" w:sz="4" w:space="0" w:color="CCCCCC"/>
+              <w:bottom w:val="single" w:sz="4" w:space="4" w:color="E0E0E0"/>
             </w:tcBorders>
-            <w:vAlign w:val="top"/>
-            <w:shd w:val="clear" w:color="auto" w:fill="FDF4EA"/>
           </w:tcPr>
           <w:p>
             <w:pPr>
@@ -1574,6 +1597,7 @@
               <w:rPr>
                 <w:rFonts w:ascii="Arial" w:hAnsi="Arial"/>
                 <w:b w:val="0"/>
+                <w:color w:val="1A1A1A"/>
                 <w:sz w:val="18"/>
               </w:rPr>
               <w:t>графит, монохром</w:t>
@@ -1588,13 +1612,10 @@
         <w:tc>
           <w:tcPr>
             <w:tcW w:type="dxa" w:w="2608"/>
+            <w:vAlign w:val="top"/>
             <w:tcBorders>
-              <w:top w:val="single" w:sz="4" w:space="0" w:color="CCCCCC"/>
-              <w:left w:val="single" w:sz="4" w:space="0" w:color="CCCCCC"/>
-              <w:bottom w:val="single" w:sz="4" w:space="0" w:color="CCCCCC"/>
-              <w:right w:val="single" w:sz="4" w:space="0" w:color="CCCCCC"/>
+              <w:bottom w:val="single" w:sz="4" w:space="4" w:color="E0E0E0"/>
             </w:tcBorders>
-            <w:vAlign w:val="top"/>
           </w:tcPr>
           <w:p>
             <w:pPr>
@@ -1605,6 +1626,7 @@
               <w:rPr>
                 <w:rFonts w:ascii="Arial" w:hAnsi="Arial"/>
                 <w:b/>
+                <w:color w:val="1A1A1A"/>
                 <w:sz w:val="18"/>
               </w:rPr>
               <w:t>DaVinci</w:t>
@@ -1614,13 +1636,10 @@
         <w:tc>
           <w:tcPr>
             <w:tcW w:type="dxa" w:w="3175"/>
+            <w:vAlign w:val="top"/>
             <w:tcBorders>
-              <w:top w:val="single" w:sz="4" w:space="0" w:color="CCCCCC"/>
-              <w:left w:val="single" w:sz="4" w:space="0" w:color="CCCCCC"/>
-              <w:bottom w:val="single" w:sz="4" w:space="0" w:color="CCCCCC"/>
-              <w:right w:val="single" w:sz="4" w:space="0" w:color="CCCCCC"/>
+              <w:bottom w:val="single" w:sz="4" w:space="4" w:color="E0E0E0"/>
             </w:tcBorders>
-            <w:vAlign w:val="top"/>
           </w:tcPr>
           <w:p>
             <w:pPr>
@@ -1631,6 +1650,7 @@
               <w:rPr>
                 <w:rFonts w:ascii="Arial" w:hAnsi="Arial"/>
                 <w:b w:val="0"/>
+                <w:color w:val="1A1A1A"/>
                 <w:sz w:val="18"/>
               </w:rPr>
               <w:t>розово-красный</w:t>
@@ -1640,13 +1660,10 @@
         <w:tc>
           <w:tcPr>
             <w:tcW w:type="dxa" w:w="3855"/>
+            <w:vAlign w:val="top"/>
             <w:tcBorders>
-              <w:top w:val="single" w:sz="4" w:space="0" w:color="CCCCCC"/>
-              <w:left w:val="single" w:sz="4" w:space="0" w:color="CCCCCC"/>
-              <w:bottom w:val="single" w:sz="4" w:space="0" w:color="CCCCCC"/>
-              <w:right w:val="single" w:sz="4" w:space="0" w:color="CCCCCC"/>
+              <w:bottom w:val="single" w:sz="4" w:space="4" w:color="E0E0E0"/>
             </w:tcBorders>
-            <w:vAlign w:val="top"/>
           </w:tcPr>
           <w:p>
             <w:pPr>
@@ -1657,6 +1674,7 @@
               <w:rPr>
                 <w:rFonts w:ascii="Arial" w:hAnsi="Arial"/>
                 <w:b w:val="0"/>
+                <w:color w:val="1A1A1A"/>
                 <w:sz w:val="18"/>
               </w:rPr>
               <w:t>фиолетово-синий</w:t>
@@ -1671,14 +1689,10 @@
         <w:tc>
           <w:tcPr>
             <w:tcW w:type="dxa" w:w="2608"/>
+            <w:vAlign w:val="top"/>
             <w:tcBorders>
-              <w:top w:val="single" w:sz="4" w:space="0" w:color="CCCCCC"/>
-              <w:left w:val="single" w:sz="4" w:space="0" w:color="CCCCCC"/>
-              <w:bottom w:val="single" w:sz="4" w:space="0" w:color="CCCCCC"/>
-              <w:right w:val="single" w:sz="4" w:space="0" w:color="CCCCCC"/>
+              <w:bottom w:val="single" w:sz="4" w:space="4" w:color="E0E0E0"/>
             </w:tcBorders>
-            <w:vAlign w:val="top"/>
-            <w:shd w:val="clear" w:color="auto" w:fill="FDF4EA"/>
           </w:tcPr>
           <w:p>
             <w:pPr>
@@ -1689,6 +1703,7 @@
               <w:rPr>
                 <w:rFonts w:ascii="Arial" w:hAnsi="Arial"/>
                 <w:b/>
+                <w:color w:val="1A1A1A"/>
                 <w:sz w:val="18"/>
               </w:rPr>
               <w:t>Unreal</w:t>
@@ -1698,14 +1713,10 @@
         <w:tc>
           <w:tcPr>
             <w:tcW w:type="dxa" w:w="3175"/>
+            <w:vAlign w:val="top"/>
             <w:tcBorders>
-              <w:top w:val="single" w:sz="4" w:space="0" w:color="CCCCCC"/>
-              <w:left w:val="single" w:sz="4" w:space="0" w:color="CCCCCC"/>
-              <w:bottom w:val="single" w:sz="4" w:space="0" w:color="CCCCCC"/>
-              <w:right w:val="single" w:sz="4" w:space="0" w:color="CCCCCC"/>
+              <w:bottom w:val="single" w:sz="4" w:space="4" w:color="E0E0E0"/>
             </w:tcBorders>
-            <w:vAlign w:val="top"/>
-            <w:shd w:val="clear" w:color="auto" w:fill="FDF4EA"/>
           </w:tcPr>
           <w:p>
             <w:pPr>
@@ -1716,6 +1727,7 @@
               <w:rPr>
                 <w:rFonts w:ascii="Arial" w:hAnsi="Arial"/>
                 <w:b w:val="0"/>
+                <w:color w:val="1A1A1A"/>
                 <w:sz w:val="18"/>
               </w:rPr>
               <w:t>синий</w:t>
@@ -1725,14 +1737,10 @@
         <w:tc>
           <w:tcPr>
             <w:tcW w:type="dxa" w:w="3855"/>
+            <w:vAlign w:val="top"/>
             <w:tcBorders>
-              <w:top w:val="single" w:sz="4" w:space="0" w:color="CCCCCC"/>
-              <w:left w:val="single" w:sz="4" w:space="0" w:color="CCCCCC"/>
-              <w:bottom w:val="single" w:sz="4" w:space="0" w:color="CCCCCC"/>
-              <w:right w:val="single" w:sz="4" w:space="0" w:color="CCCCCC"/>
+              <w:bottom w:val="single" w:sz="4" w:space="4" w:color="E0E0E0"/>
             </w:tcBorders>
-            <w:vAlign w:val="top"/>
-            <w:shd w:val="clear" w:color="auto" w:fill="FDF4EA"/>
           </w:tcPr>
           <w:p>
             <w:pPr>
@@ -1743,6 +1751,7 @@
               <w:rPr>
                 <w:rFonts w:ascii="Arial" w:hAnsi="Arial"/>
                 <w:b w:val="0"/>
+                <w:color w:val="1A1A1A"/>
                 <w:sz w:val="18"/>
               </w:rPr>
               <w:t>холодный графит</w:t>
@@ -1757,13 +1766,10 @@
         <w:tc>
           <w:tcPr>
             <w:tcW w:type="dxa" w:w="2608"/>
+            <w:vAlign w:val="top"/>
             <w:tcBorders>
-              <w:top w:val="single" w:sz="4" w:space="0" w:color="CCCCCC"/>
-              <w:left w:val="single" w:sz="4" w:space="0" w:color="CCCCCC"/>
-              <w:bottom w:val="single" w:sz="4" w:space="0" w:color="CCCCCC"/>
-              <w:right w:val="single" w:sz="4" w:space="0" w:color="CCCCCC"/>
+              <w:bottom w:val="single" w:sz="8" w:space="4" w:color="000000"/>
             </w:tcBorders>
-            <w:vAlign w:val="top"/>
           </w:tcPr>
           <w:p>
             <w:pPr>
@@ -1773,6 +1779,7 @@
               <w:rPr>
                 <w:rFonts w:ascii="Arial" w:hAnsi="Arial"/>
                 <w:b/>
+                <w:color w:val="1A1A1A"/>
                 <w:sz w:val="18"/>
               </w:rPr>
               <w:t>Substance</w:t>
@@ -1782,13 +1789,10 @@
         <w:tc>
           <w:tcPr>
             <w:tcW w:type="dxa" w:w="3175"/>
+            <w:vAlign w:val="top"/>
             <w:tcBorders>
-              <w:top w:val="single" w:sz="4" w:space="0" w:color="CCCCCC"/>
-              <w:left w:val="single" w:sz="4" w:space="0" w:color="CCCCCC"/>
-              <w:bottom w:val="single" w:sz="4" w:space="0" w:color="CCCCCC"/>
-              <w:right w:val="single" w:sz="4" w:space="0" w:color="CCCCCC"/>
+              <w:bottom w:val="single" w:sz="8" w:space="4" w:color="000000"/>
             </w:tcBorders>
-            <w:vAlign w:val="top"/>
           </w:tcPr>
           <w:p>
             <w:pPr>
@@ -1798,6 +1802,7 @@
               <w:rPr>
                 <w:rFonts w:ascii="Arial" w:hAnsi="Arial"/>
                 <w:b w:val="0"/>
+                <w:color w:val="1A1A1A"/>
                 <w:sz w:val="18"/>
               </w:rPr>
               <w:t>зелёный</w:t>
@@ -1807,13 +1812,10 @@
         <w:tc>
           <w:tcPr>
             <w:tcW w:type="dxa" w:w="3855"/>
+            <w:vAlign w:val="top"/>
             <w:tcBorders>
-              <w:top w:val="single" w:sz="4" w:space="0" w:color="CCCCCC"/>
-              <w:left w:val="single" w:sz="4" w:space="0" w:color="CCCCCC"/>
-              <w:bottom w:val="single" w:sz="4" w:space="0" w:color="CCCCCC"/>
-              <w:right w:val="single" w:sz="4" w:space="0" w:color="CCCCCC"/>
+              <w:bottom w:val="single" w:sz="8" w:space="4" w:color="000000"/>
             </w:tcBorders>
-            <w:vAlign w:val="top"/>
           </w:tcPr>
           <w:p>
             <w:pPr>
@@ -1823,6 +1825,7 @@
               <w:rPr>
                 <w:rFonts w:ascii="Arial" w:hAnsi="Arial"/>
                 <w:b w:val="0"/>
+                <w:color w:val="1A1A1A"/>
                 <w:sz w:val="18"/>
               </w:rPr>
               <w:t>чёрный</w:t>
@@ -1833,22 +1836,40 @@
     </w:tbl>
     <w:p>
       <w:pPr>
-        <w:spacing w:after="80" w:before="0" w:line="240" w:lineRule="auto"/>
+        <w:spacing w:after="80" w:line="240" w:lineRule="auto"/>
       </w:pPr>
     </w:p>
     <w:p>
       <w:pPr>
         <w:pStyle w:val="Heading1"/>
+        <w:pBdr>
+          <w:left w:val="single" w:sz="24" w:space="8" w:color="C82823"/>
+        </w:pBdr>
       </w:pPr>
       <w:bookmarkStart w:id="100010" w:name="_Toc100010"/>
       <w:r>
-        <w:t>8. Настройки</w:t>
+        <w:rPr>
+          <w:rFonts w:ascii="Century Gothic" w:hAnsi="Century Gothic"/>
+          <w:b/>
+          <w:color w:val="000000"/>
+          <w:sz w:val="30"/>
+        </w:rPr>
+        <w:t xml:space="preserve">8. </w:t>
+      </w:r>
+      <w:r>
+        <w:rPr>
+          <w:rFonts w:ascii="Century Gothic" w:hAnsi="Century Gothic"/>
+          <w:b/>
+          <w:color w:val="000000"/>
+          <w:sz w:val="30"/>
+          <w:spacing w:val="20"/>
+        </w:rPr>
+        <w:t>НАСТРОЙКИ</w:t>
       </w:r>
       <w:bookmarkEnd w:id="100010"/>
     </w:p>
     <w:tbl>
       <w:tblPr>
-        <w:tblStyle w:val="TableGrid"/>
         <w:tblW w:type="auto" w:w="0"/>
         <w:tblLayout w:type="fixed"/>
         <w:tblLook w:firstColumn="1" w:firstRow="1" w:lastColumn="0" w:lastRow="0" w:noHBand="0" w:noVBand="1" w:val="04A0"/>
@@ -1860,25 +1881,20 @@
         </w:tblCellMar>
       </w:tblPr>
       <w:tblGrid>
-        <w:gridCol w:w="4680"/>
-        <w:gridCol w:w="4680"/>
+        <w:gridCol w:w="4706"/>
+        <w:gridCol w:w="4706"/>
       </w:tblGrid>
       <w:tr>
         <w:trPr>
           <w:cantSplit/>
-          <w:tblHeader/>
         </w:trPr>
         <w:tc>
           <w:tcPr>
             <w:tcW w:type="dxa" w:w="3402"/>
+            <w:vAlign w:val="top"/>
             <w:tcBorders>
-              <w:top w:val="single" w:sz="4" w:space="0" w:color="CCCCCC"/>
-              <w:left w:val="single" w:sz="4" w:space="0" w:color="CCCCCC"/>
-              <w:bottom w:val="single" w:sz="4" w:space="0" w:color="CCCCCC"/>
-              <w:right w:val="single" w:sz="4" w:space="0" w:color="CCCCCC"/>
+              <w:bottom w:val="single" w:sz="12" w:space="4" w:color="C82823"/>
             </w:tcBorders>
-            <w:vAlign w:val="top"/>
-            <w:shd w:val="clear" w:color="auto" w:fill="E87D0D"/>
           </w:tcPr>
           <w:p>
             <w:pPr>
@@ -1887,26 +1903,23 @@
             </w:pPr>
             <w:r>
               <w:rPr>
-                <w:rFonts w:ascii="Arial" w:hAnsi="Arial"/>
+                <w:rFonts w:ascii="Century Gothic" w:hAnsi="Century Gothic"/>
                 <w:b/>
-                <w:color w:val="FFFFFF"/>
-                <w:sz w:val="18"/>
+                <w:color w:val="000000"/>
+                <w:sz w:val="17"/>
+                <w:spacing w:val="20"/>
               </w:rPr>
-              <w:t>Параметр</w:t>
+              <w:t>ПАРАМЕТР</w:t>
             </w:r>
           </w:p>
         </w:tc>
         <w:tc>
           <w:tcPr>
             <w:tcW w:type="dxa" w:w="6236"/>
+            <w:vAlign w:val="top"/>
             <w:tcBorders>
-              <w:top w:val="single" w:sz="4" w:space="0" w:color="CCCCCC"/>
-              <w:left w:val="single" w:sz="4" w:space="0" w:color="CCCCCC"/>
-              <w:bottom w:val="single" w:sz="4" w:space="0" w:color="CCCCCC"/>
-              <w:right w:val="single" w:sz="4" w:space="0" w:color="CCCCCC"/>
+              <w:bottom w:val="single" w:sz="12" w:space="4" w:color="C82823"/>
             </w:tcBorders>
-            <w:vAlign w:val="top"/>
-            <w:shd w:val="clear" w:color="auto" w:fill="E87D0D"/>
           </w:tcPr>
           <w:p>
             <w:pPr>
@@ -1915,12 +1928,13 @@
             </w:pPr>
             <w:r>
               <w:rPr>
-                <w:rFonts w:ascii="Arial" w:hAnsi="Arial"/>
+                <w:rFonts w:ascii="Century Gothic" w:hAnsi="Century Gothic"/>
                 <w:b/>
-                <w:color w:val="FFFFFF"/>
-                <w:sz w:val="18"/>
+                <w:color w:val="000000"/>
+                <w:sz w:val="17"/>
+                <w:spacing w:val="20"/>
               </w:rPr>
-              <w:t>Что делает</w:t>
+              <w:t>ЧТО ДЕЛАЕТ</w:t>
             </w:r>
           </w:p>
         </w:tc>
@@ -1932,13 +1946,10 @@
         <w:tc>
           <w:tcPr>
             <w:tcW w:type="dxa" w:w="3402"/>
+            <w:vAlign w:val="top"/>
             <w:tcBorders>
-              <w:top w:val="single" w:sz="4" w:space="0" w:color="CCCCCC"/>
-              <w:left w:val="single" w:sz="4" w:space="0" w:color="CCCCCC"/>
-              <w:bottom w:val="single" w:sz="4" w:space="0" w:color="CCCCCC"/>
-              <w:right w:val="single" w:sz="4" w:space="0" w:color="CCCCCC"/>
+              <w:bottom w:val="single" w:sz="4" w:space="4" w:color="E0E0E0"/>
             </w:tcBorders>
-            <w:vAlign w:val="top"/>
           </w:tcPr>
           <w:p>
             <w:pPr>
@@ -1949,6 +1960,7 @@
               <w:rPr>
                 <w:rFonts w:ascii="Arial" w:hAnsi="Arial"/>
                 <w:b/>
+                <w:color w:val="1A1A1A"/>
                 <w:sz w:val="18"/>
               </w:rPr>
               <w:t>Theme</w:t>
@@ -1958,13 +1970,10 @@
         <w:tc>
           <w:tcPr>
             <w:tcW w:type="dxa" w:w="6236"/>
+            <w:vAlign w:val="top"/>
             <w:tcBorders>
-              <w:top w:val="single" w:sz="4" w:space="0" w:color="CCCCCC"/>
-              <w:left w:val="single" w:sz="4" w:space="0" w:color="CCCCCC"/>
-              <w:bottom w:val="single" w:sz="4" w:space="0" w:color="CCCCCC"/>
-              <w:right w:val="single" w:sz="4" w:space="0" w:color="CCCCCC"/>
+              <w:bottom w:val="single" w:sz="4" w:space="4" w:color="E0E0E0"/>
             </w:tcBorders>
-            <w:vAlign w:val="top"/>
           </w:tcPr>
           <w:p>
             <w:pPr>
@@ -1975,6 +1984,7 @@
               <w:rPr>
                 <w:rFonts w:ascii="Arial" w:hAnsi="Arial"/>
                 <w:b w:val="0"/>
+                <w:color w:val="1A1A1A"/>
                 <w:sz w:val="18"/>
               </w:rPr>
               <w:t>цветовая тема интерфейса</w:t>
@@ -1989,14 +1999,10 @@
         <w:tc>
           <w:tcPr>
             <w:tcW w:type="dxa" w:w="3402"/>
+            <w:vAlign w:val="top"/>
             <w:tcBorders>
-              <w:top w:val="single" w:sz="4" w:space="0" w:color="CCCCCC"/>
-              <w:left w:val="single" w:sz="4" w:space="0" w:color="CCCCCC"/>
-              <w:bottom w:val="single" w:sz="4" w:space="0" w:color="CCCCCC"/>
-              <w:right w:val="single" w:sz="4" w:space="0" w:color="CCCCCC"/>
+              <w:bottom w:val="single" w:sz="4" w:space="4" w:color="E0E0E0"/>
             </w:tcBorders>
-            <w:vAlign w:val="top"/>
-            <w:shd w:val="clear" w:color="auto" w:fill="FDF4EA"/>
           </w:tcPr>
           <w:p>
             <w:pPr>
@@ -2007,6 +2013,7 @@
               <w:rPr>
                 <w:rFonts w:ascii="Arial" w:hAnsi="Arial"/>
                 <w:b/>
+                <w:color w:val="1A1A1A"/>
                 <w:sz w:val="18"/>
               </w:rPr>
               <w:t>Start with Windows</w:t>
@@ -2016,14 +2023,10 @@
         <w:tc>
           <w:tcPr>
             <w:tcW w:type="dxa" w:w="6236"/>
+            <w:vAlign w:val="top"/>
             <w:tcBorders>
-              <w:top w:val="single" w:sz="4" w:space="0" w:color="CCCCCC"/>
-              <w:left w:val="single" w:sz="4" w:space="0" w:color="CCCCCC"/>
-              <w:bottom w:val="single" w:sz="4" w:space="0" w:color="CCCCCC"/>
-              <w:right w:val="single" w:sz="4" w:space="0" w:color="CCCCCC"/>
+              <w:bottom w:val="single" w:sz="4" w:space="4" w:color="E0E0E0"/>
             </w:tcBorders>
-            <w:vAlign w:val="top"/>
-            <w:shd w:val="clear" w:color="auto" w:fill="FDF4EA"/>
           </w:tcPr>
           <w:p>
             <w:pPr>
@@ -2034,6 +2037,7 @@
               <w:rPr>
                 <w:rFonts w:ascii="Arial" w:hAnsi="Arial"/>
                 <w:b w:val="0"/>
+                <w:color w:val="1A1A1A"/>
                 <w:sz w:val="18"/>
               </w:rPr>
               <w:t>автозапуск свёрнутым в трей вместе с Windows</w:t>
@@ -2048,13 +2052,10 @@
         <w:tc>
           <w:tcPr>
             <w:tcW w:type="dxa" w:w="3402"/>
+            <w:vAlign w:val="top"/>
             <w:tcBorders>
-              <w:top w:val="single" w:sz="4" w:space="0" w:color="CCCCCC"/>
-              <w:left w:val="single" w:sz="4" w:space="0" w:color="CCCCCC"/>
-              <w:bottom w:val="single" w:sz="4" w:space="0" w:color="CCCCCC"/>
-              <w:right w:val="single" w:sz="4" w:space="0" w:color="CCCCCC"/>
+              <w:bottom w:val="single" w:sz="4" w:space="4" w:color="E0E0E0"/>
             </w:tcBorders>
-            <w:vAlign w:val="top"/>
           </w:tcPr>
           <w:p>
             <w:pPr>
@@ -2065,6 +2066,7 @@
               <w:rPr>
                 <w:rFonts w:ascii="Arial" w:hAnsi="Arial"/>
                 <w:b/>
+                <w:color w:val="1A1A1A"/>
                 <w:sz w:val="18"/>
               </w:rPr>
               <w:t>Always on top</w:t>
@@ -2074,13 +2076,10 @@
         <w:tc>
           <w:tcPr>
             <w:tcW w:type="dxa" w:w="6236"/>
+            <w:vAlign w:val="top"/>
             <w:tcBorders>
-              <w:top w:val="single" w:sz="4" w:space="0" w:color="CCCCCC"/>
-              <w:left w:val="single" w:sz="4" w:space="0" w:color="CCCCCC"/>
-              <w:bottom w:val="single" w:sz="4" w:space="0" w:color="CCCCCC"/>
-              <w:right w:val="single" w:sz="4" w:space="0" w:color="CCCCCC"/>
+              <w:bottom w:val="single" w:sz="4" w:space="4" w:color="E0E0E0"/>
             </w:tcBorders>
-            <w:vAlign w:val="top"/>
           </w:tcPr>
           <w:p>
             <w:pPr>
@@ -2091,6 +2090,7 @@
               <w:rPr>
                 <w:rFonts w:ascii="Arial" w:hAnsi="Arial"/>
                 <w:b w:val="0"/>
+                <w:color w:val="1A1A1A"/>
                 <w:sz w:val="18"/>
               </w:rPr>
               <w:t>окно поверх всех</w:t>
@@ -2105,14 +2105,10 @@
         <w:tc>
           <w:tcPr>
             <w:tcW w:type="dxa" w:w="3402"/>
+            <w:vAlign w:val="top"/>
             <w:tcBorders>
-              <w:top w:val="single" w:sz="4" w:space="0" w:color="CCCCCC"/>
-              <w:left w:val="single" w:sz="4" w:space="0" w:color="CCCCCC"/>
-              <w:bottom w:val="single" w:sz="4" w:space="0" w:color="CCCCCC"/>
-              <w:right w:val="single" w:sz="4" w:space="0" w:color="CCCCCC"/>
+              <w:bottom w:val="single" w:sz="4" w:space="4" w:color="E0E0E0"/>
             </w:tcBorders>
-            <w:vAlign w:val="top"/>
-            <w:shd w:val="clear" w:color="auto" w:fill="FDF4EA"/>
           </w:tcPr>
           <w:p>
             <w:pPr>
@@ -2123,6 +2119,7 @@
               <w:rPr>
                 <w:rFonts w:ascii="Arial" w:hAnsi="Arial"/>
                 <w:b/>
+                <w:color w:val="1A1A1A"/>
                 <w:sz w:val="18"/>
               </w:rPr>
               <w:t>Smooth animation</w:t>
@@ -2132,14 +2129,10 @@
         <w:tc>
           <w:tcPr>
             <w:tcW w:type="dxa" w:w="6236"/>
+            <w:vAlign w:val="top"/>
             <w:tcBorders>
-              <w:top w:val="single" w:sz="4" w:space="0" w:color="CCCCCC"/>
-              <w:left w:val="single" w:sz="4" w:space="0" w:color="CCCCCC"/>
-              <w:bottom w:val="single" w:sz="4" w:space="0" w:color="CCCCCC"/>
-              <w:right w:val="single" w:sz="4" w:space="0" w:color="CCCCCC"/>
+              <w:bottom w:val="single" w:sz="4" w:space="4" w:color="E0E0E0"/>
             </w:tcBorders>
-            <w:vAlign w:val="top"/>
-            <w:shd w:val="clear" w:color="auto" w:fill="FDF4EA"/>
           </w:tcPr>
           <w:p>
             <w:pPr>
@@ -2150,6 +2143,7 @@
               <w:rPr>
                 <w:rFonts w:ascii="Arial" w:hAnsi="Arial"/>
                 <w:b w:val="0"/>
+                <w:color w:val="1A1A1A"/>
                 <w:sz w:val="18"/>
               </w:rPr>
               <w:t>включить/выключить анимацию панелей</w:t>
@@ -2164,13 +2158,10 @@
         <w:tc>
           <w:tcPr>
             <w:tcW w:type="dxa" w:w="3402"/>
+            <w:vAlign w:val="top"/>
             <w:tcBorders>
-              <w:top w:val="single" w:sz="4" w:space="0" w:color="CCCCCC"/>
-              <w:left w:val="single" w:sz="4" w:space="0" w:color="CCCCCC"/>
-              <w:bottom w:val="single" w:sz="4" w:space="0" w:color="CCCCCC"/>
-              <w:right w:val="single" w:sz="4" w:space="0" w:color="CCCCCC"/>
+              <w:bottom w:val="single" w:sz="4" w:space="4" w:color="E0E0E0"/>
             </w:tcBorders>
-            <w:vAlign w:val="top"/>
           </w:tcPr>
           <w:p>
             <w:pPr>
@@ -2181,6 +2172,7 @@
               <w:rPr>
                 <w:rFonts w:ascii="Arial" w:hAnsi="Arial"/>
                 <w:b/>
+                <w:color w:val="1A1A1A"/>
                 <w:sz w:val="18"/>
               </w:rPr>
               <w:t>Default OCIO</w:t>
@@ -2190,13 +2182,10 @@
         <w:tc>
           <w:tcPr>
             <w:tcW w:type="dxa" w:w="6236"/>
+            <w:vAlign w:val="top"/>
             <w:tcBorders>
-              <w:top w:val="single" w:sz="4" w:space="0" w:color="CCCCCC"/>
-              <w:left w:val="single" w:sz="4" w:space="0" w:color="CCCCCC"/>
-              <w:bottom w:val="single" w:sz="4" w:space="0" w:color="CCCCCC"/>
-              <w:right w:val="single" w:sz="4" w:space="0" w:color="CCCCCC"/>
+              <w:bottom w:val="single" w:sz="4" w:space="4" w:color="E0E0E0"/>
             </w:tcBorders>
-            <w:vAlign w:val="top"/>
           </w:tcPr>
           <w:p>
             <w:pPr>
@@ -2207,6 +2196,7 @@
               <w:rPr>
                 <w:rFonts w:ascii="Arial" w:hAnsi="Arial"/>
                 <w:b w:val="0"/>
+                <w:color w:val="1A1A1A"/>
                 <w:sz w:val="18"/>
               </w:rPr>
               <w:t>конфиг по умолчанию для запусков из трея</w:t>
@@ -2221,14 +2211,10 @@
         <w:tc>
           <w:tcPr>
             <w:tcW w:type="dxa" w:w="3402"/>
+            <w:vAlign w:val="top"/>
             <w:tcBorders>
-              <w:top w:val="single" w:sz="4" w:space="0" w:color="CCCCCC"/>
-              <w:left w:val="single" w:sz="4" w:space="0" w:color="CCCCCC"/>
-              <w:bottom w:val="single" w:sz="4" w:space="0" w:color="CCCCCC"/>
-              <w:right w:val="single" w:sz="4" w:space="0" w:color="CCCCCC"/>
+              <w:bottom w:val="single" w:sz="4" w:space="4" w:color="E0E0E0"/>
             </w:tcBorders>
-            <w:vAlign w:val="top"/>
-            <w:shd w:val="clear" w:color="auto" w:fill="FDF4EA"/>
           </w:tcPr>
           <w:p>
             <w:pPr>
@@ -2239,6 +2225,7 @@
               <w:rPr>
                 <w:rFonts w:ascii="Arial" w:hAnsi="Arial"/>
                 <w:b/>
+                <w:color w:val="1A1A1A"/>
                 <w:sz w:val="18"/>
               </w:rPr>
               <w:t>Scan paths</w:t>
@@ -2248,14 +2235,10 @@
         <w:tc>
           <w:tcPr>
             <w:tcW w:type="dxa" w:w="6236"/>
+            <w:vAlign w:val="top"/>
             <w:tcBorders>
-              <w:top w:val="single" w:sz="4" w:space="0" w:color="CCCCCC"/>
-              <w:left w:val="single" w:sz="4" w:space="0" w:color="CCCCCC"/>
-              <w:bottom w:val="single" w:sz="4" w:space="0" w:color="CCCCCC"/>
-              <w:right w:val="single" w:sz="4" w:space="0" w:color="CCCCCC"/>
+              <w:bottom w:val="single" w:sz="4" w:space="4" w:color="E0E0E0"/>
             </w:tcBorders>
-            <w:vAlign w:val="top"/>
-            <w:shd w:val="clear" w:color="auto" w:fill="FDF4EA"/>
           </w:tcPr>
           <w:p>
             <w:pPr>
@@ -2266,6 +2249,7 @@
               <w:rPr>
                 <w:rFonts w:ascii="Arial" w:hAnsi="Arial"/>
                 <w:b w:val="0"/>
+                <w:color w:val="1A1A1A"/>
                 <w:sz w:val="18"/>
               </w:rPr>
               <w:t>дополнительные папки для автоскана</w:t>
@@ -2280,13 +2264,10 @@
         <w:tc>
           <w:tcPr>
             <w:tcW w:type="dxa" w:w="3402"/>
+            <w:vAlign w:val="top"/>
             <w:tcBorders>
-              <w:top w:val="single" w:sz="4" w:space="0" w:color="CCCCCC"/>
-              <w:left w:val="single" w:sz="4" w:space="0" w:color="CCCCCC"/>
-              <w:bottom w:val="single" w:sz="4" w:space="0" w:color="CCCCCC"/>
-              <w:right w:val="single" w:sz="4" w:space="0" w:color="CCCCCC"/>
+              <w:bottom w:val="single" w:sz="8" w:space="4" w:color="000000"/>
             </w:tcBorders>
-            <w:vAlign w:val="top"/>
           </w:tcPr>
           <w:p>
             <w:pPr>
@@ -2296,6 +2277,7 @@
               <w:rPr>
                 <w:rFonts w:ascii="Arial" w:hAnsi="Arial"/>
                 <w:b/>
+                <w:color w:val="1A1A1A"/>
                 <w:sz w:val="18"/>
               </w:rPr>
               <w:t>Shortcuts</w:t>
@@ -2305,13 +2287,10 @@
         <w:tc>
           <w:tcPr>
             <w:tcW w:type="dxa" w:w="6236"/>
+            <w:vAlign w:val="top"/>
             <w:tcBorders>
-              <w:top w:val="single" w:sz="4" w:space="0" w:color="CCCCCC"/>
-              <w:left w:val="single" w:sz="4" w:space="0" w:color="CCCCCC"/>
-              <w:bottom w:val="single" w:sz="4" w:space="0" w:color="CCCCCC"/>
-              <w:right w:val="single" w:sz="4" w:space="0" w:color="CCCCCC"/>
+              <w:bottom w:val="single" w:sz="8" w:space="4" w:color="000000"/>
             </w:tcBorders>
-            <w:vAlign w:val="top"/>
           </w:tcPr>
           <w:p>
             <w:pPr>
@@ -2321,6 +2300,7 @@
               <w:rPr>
                 <w:rFonts w:ascii="Arial" w:hAnsi="Arial"/>
                 <w:b w:val="0"/>
+                <w:color w:val="1A1A1A"/>
                 <w:sz w:val="18"/>
               </w:rPr>
               <w:t>ярлыки в меню Пуск и на рабочем столе</w:t>
@@ -2331,16 +2311,35 @@
     </w:tbl>
     <w:p>
       <w:pPr>
-        <w:spacing w:after="80" w:before="0" w:line="240" w:lineRule="auto"/>
+        <w:spacing w:after="80" w:line="240" w:lineRule="auto"/>
       </w:pPr>
     </w:p>
     <w:p>
       <w:pPr>
         <w:pStyle w:val="Heading1"/>
+        <w:pBdr>
+          <w:left w:val="single" w:sz="24" w:space="8" w:color="C82823"/>
+        </w:pBdr>
       </w:pPr>
       <w:bookmarkStart w:id="100011" w:name="_Toc100011"/>
       <w:r>
-        <w:t>9. Трей и журнал</w:t>
+        <w:rPr>
+          <w:rFonts w:ascii="Century Gothic" w:hAnsi="Century Gothic"/>
+          <w:b/>
+          <w:color w:val="000000"/>
+          <w:sz w:val="30"/>
+        </w:rPr>
+        <w:t xml:space="preserve">9. </w:t>
+      </w:r>
+      <w:r>
+        <w:rPr>
+          <w:rFonts w:ascii="Century Gothic" w:hAnsi="Century Gothic"/>
+          <w:b/>
+          <w:color w:val="000000"/>
+          <w:sz w:val="30"/>
+          <w:spacing w:val="20"/>
+        </w:rPr>
+        <w:t>ТРЕЙ И ЖУРНАЛ</w:t>
       </w:r>
       <w:bookmarkEnd w:id="100011"/>
     </w:p>
@@ -2348,6 +2347,8 @@
       <w:r>
         <w:rPr>
           <w:rFonts w:ascii="Arial" w:hAnsi="Arial"/>
+          <w:i w:val="0"/>
+          <w:color w:val="1A1A1A"/>
           <w:sz w:val="19"/>
         </w:rPr>
         <w:t>Закрытие окна сворачивает лаунчер в системный трей - он продолжает работать. Из меню трея доступен быстрый запуск приложений под конфигом по умолчанию.</w:t>
@@ -2357,6 +2358,8 @@
       <w:r>
         <w:rPr>
           <w:rFonts w:ascii="Arial" w:hAnsi="Arial"/>
+          <w:i w:val="0"/>
+          <w:color w:val="1A1A1A"/>
           <w:sz w:val="19"/>
         </w:rPr>
         <w:t>Кнопка Log открывает окно журнала сбоку от лаунчера (той же высоты, левее или правее - где есть место). В журнале каждый запуск: время, пользователь, приложение, конфиг OCIO, код возврата. Строка «Set OCIO=...» - маркер того, что конфиг реально передан. Файл журнала - %APPDATA%\FLOMASTER\flomaster.log.</w:t>
@@ -2365,16 +2368,34 @@
     <w:p>
       <w:pPr>
         <w:pStyle w:val="Heading1"/>
+        <w:pBdr>
+          <w:left w:val="single" w:sz="24" w:space="8" w:color="C82823"/>
+        </w:pBdr>
       </w:pPr>
       <w:bookmarkStart w:id="100012" w:name="_Toc100012"/>
       <w:r>
-        <w:t>10. Файлы и папки</w:t>
+        <w:rPr>
+          <w:rFonts w:ascii="Century Gothic" w:hAnsi="Century Gothic"/>
+          <w:b/>
+          <w:color w:val="000000"/>
+          <w:sz w:val="30"/>
+        </w:rPr>
+        <w:t xml:space="preserve">10. </w:t>
+      </w:r>
+      <w:r>
+        <w:rPr>
+          <w:rFonts w:ascii="Century Gothic" w:hAnsi="Century Gothic"/>
+          <w:b/>
+          <w:color w:val="000000"/>
+          <w:sz w:val="30"/>
+          <w:spacing w:val="20"/>
+        </w:rPr>
+        <w:t>ФАЙЛЫ И ПАПКИ</w:t>
       </w:r>
       <w:bookmarkEnd w:id="100012"/>
     </w:p>
     <w:tbl>
       <w:tblPr>
-        <w:tblStyle w:val="TableGrid"/>
         <w:tblW w:type="auto" w:w="0"/>
         <w:tblLayout w:type="fixed"/>
         <w:tblLook w:firstColumn="1" w:firstRow="1" w:lastColumn="0" w:lastRow="0" w:noHBand="0" w:noVBand="1" w:val="04A0"/>
@@ -2386,25 +2407,20 @@
         </w:tblCellMar>
       </w:tblPr>
       <w:tblGrid>
-        <w:gridCol w:w="4680"/>
-        <w:gridCol w:w="4680"/>
+        <w:gridCol w:w="4706"/>
+        <w:gridCol w:w="4706"/>
       </w:tblGrid>
       <w:tr>
         <w:trPr>
           <w:cantSplit/>
-          <w:tblHeader/>
         </w:trPr>
         <w:tc>
           <w:tcPr>
             <w:tcW w:type="dxa" w:w="3175"/>
+            <w:vAlign w:val="top"/>
             <w:tcBorders>
-              <w:top w:val="single" w:sz="4" w:space="0" w:color="CCCCCC"/>
-              <w:left w:val="single" w:sz="4" w:space="0" w:color="CCCCCC"/>
-              <w:bottom w:val="single" w:sz="4" w:space="0" w:color="CCCCCC"/>
-              <w:right w:val="single" w:sz="4" w:space="0" w:color="CCCCCC"/>
+              <w:bottom w:val="single" w:sz="12" w:space="4" w:color="C82823"/>
             </w:tcBorders>
-            <w:vAlign w:val="top"/>
-            <w:shd w:val="clear" w:color="auto" w:fill="E87D0D"/>
           </w:tcPr>
           <w:p>
             <w:pPr>
@@ -2413,26 +2429,23 @@
             </w:pPr>
             <w:r>
               <w:rPr>
-                <w:rFonts w:ascii="Arial" w:hAnsi="Arial"/>
+                <w:rFonts w:ascii="Century Gothic" w:hAnsi="Century Gothic"/>
                 <w:b/>
-                <w:color w:val="FFFFFF"/>
-                <w:sz w:val="18"/>
+                <w:color w:val="000000"/>
+                <w:sz w:val="17"/>
+                <w:spacing w:val="20"/>
               </w:rPr>
-              <w:t>Путь</w:t>
+              <w:t>ПУТЬ</w:t>
             </w:r>
           </w:p>
         </w:tc>
         <w:tc>
           <w:tcPr>
             <w:tcW w:type="dxa" w:w="6463"/>
+            <w:vAlign w:val="top"/>
             <w:tcBorders>
-              <w:top w:val="single" w:sz="4" w:space="0" w:color="CCCCCC"/>
-              <w:left w:val="single" w:sz="4" w:space="0" w:color="CCCCCC"/>
-              <w:bottom w:val="single" w:sz="4" w:space="0" w:color="CCCCCC"/>
-              <w:right w:val="single" w:sz="4" w:space="0" w:color="CCCCCC"/>
+              <w:bottom w:val="single" w:sz="12" w:space="4" w:color="C82823"/>
             </w:tcBorders>
-            <w:vAlign w:val="top"/>
-            <w:shd w:val="clear" w:color="auto" w:fill="E87D0D"/>
           </w:tcPr>
           <w:p>
             <w:pPr>
@@ -2441,12 +2454,13 @@
             </w:pPr>
             <w:r>
               <w:rPr>
-                <w:rFonts w:ascii="Arial" w:hAnsi="Arial"/>
+                <w:rFonts w:ascii="Century Gothic" w:hAnsi="Century Gothic"/>
                 <w:b/>
-                <w:color w:val="FFFFFF"/>
-                <w:sz w:val="18"/>
+                <w:color w:val="000000"/>
+                <w:sz w:val="17"/>
+                <w:spacing w:val="20"/>
               </w:rPr>
-              <w:t>Содержимое</w:t>
+              <w:t>СОДЕРЖИМОЕ</w:t>
             </w:r>
           </w:p>
         </w:tc>
@@ -2458,13 +2472,10 @@
         <w:tc>
           <w:tcPr>
             <w:tcW w:type="dxa" w:w="3175"/>
+            <w:vAlign w:val="top"/>
             <w:tcBorders>
-              <w:top w:val="single" w:sz="4" w:space="0" w:color="CCCCCC"/>
-              <w:left w:val="single" w:sz="4" w:space="0" w:color="CCCCCC"/>
-              <w:bottom w:val="single" w:sz="4" w:space="0" w:color="CCCCCC"/>
-              <w:right w:val="single" w:sz="4" w:space="0" w:color="CCCCCC"/>
+              <w:bottom w:val="single" w:sz="4" w:space="4" w:color="E0E0E0"/>
             </w:tcBorders>
-            <w:vAlign w:val="top"/>
           </w:tcPr>
           <w:p>
             <w:pPr>
@@ -2475,6 +2486,7 @@
               <w:rPr>
                 <w:rFonts w:ascii="Arial" w:hAnsi="Arial"/>
                 <w:b/>
+                <w:color w:val="1A1A1A"/>
                 <w:sz w:val="18"/>
               </w:rPr>
               <w:t>папка установки</w:t>
@@ -2484,13 +2496,10 @@
         <w:tc>
           <w:tcPr>
             <w:tcW w:type="dxa" w:w="6463"/>
+            <w:vAlign w:val="top"/>
             <w:tcBorders>
-              <w:top w:val="single" w:sz="4" w:space="0" w:color="CCCCCC"/>
-              <w:left w:val="single" w:sz="4" w:space="0" w:color="CCCCCC"/>
-              <w:bottom w:val="single" w:sz="4" w:space="0" w:color="CCCCCC"/>
-              <w:right w:val="single" w:sz="4" w:space="0" w:color="CCCCCC"/>
+              <w:bottom w:val="single" w:sz="4" w:space="4" w:color="E0E0E0"/>
             </w:tcBorders>
-            <w:vAlign w:val="top"/>
           </w:tcPr>
           <w:p>
             <w:pPr>
@@ -2501,6 +2510,7 @@
               <w:rPr>
                 <w:rFonts w:ascii="Arial" w:hAnsi="Arial"/>
                 <w:b w:val="0"/>
+                <w:color w:val="1A1A1A"/>
                 <w:sz w:val="18"/>
               </w:rPr>
               <w:t>FLOMASTER.exe, flomaster.ico, ocio/ (конфиг ACES 1.2 + luts/), LICENSE.txt</w:t>
@@ -2515,14 +2525,10 @@
         <w:tc>
           <w:tcPr>
             <w:tcW w:type="dxa" w:w="3175"/>
+            <w:vAlign w:val="top"/>
             <w:tcBorders>
-              <w:top w:val="single" w:sz="4" w:space="0" w:color="CCCCCC"/>
-              <w:left w:val="single" w:sz="4" w:space="0" w:color="CCCCCC"/>
-              <w:bottom w:val="single" w:sz="4" w:space="0" w:color="CCCCCC"/>
-              <w:right w:val="single" w:sz="4" w:space="0" w:color="CCCCCC"/>
+              <w:bottom w:val="single" w:sz="8" w:space="4" w:color="000000"/>
             </w:tcBorders>
-            <w:vAlign w:val="top"/>
-            <w:shd w:val="clear" w:color="auto" w:fill="FDF4EA"/>
           </w:tcPr>
           <w:p>
             <w:pPr>
@@ -2532,6 +2538,7 @@
               <w:rPr>
                 <w:rFonts w:ascii="Arial" w:hAnsi="Arial"/>
                 <w:b/>
+                <w:color w:val="1A1A1A"/>
                 <w:sz w:val="18"/>
               </w:rPr>
               <w:t>%APPDATA%\FLOMASTER\</w:t>
@@ -2541,14 +2548,10 @@
         <w:tc>
           <w:tcPr>
             <w:tcW w:type="dxa" w:w="6463"/>
+            <w:vAlign w:val="top"/>
             <w:tcBorders>
-              <w:top w:val="single" w:sz="4" w:space="0" w:color="CCCCCC"/>
-              <w:left w:val="single" w:sz="4" w:space="0" w:color="CCCCCC"/>
-              <w:bottom w:val="single" w:sz="4" w:space="0" w:color="CCCCCC"/>
-              <w:right w:val="single" w:sz="4" w:space="0" w:color="CCCCCC"/>
+              <w:bottom w:val="single" w:sz="8" w:space="4" w:color="000000"/>
             </w:tcBorders>
-            <w:vAlign w:val="top"/>
-            <w:shd w:val="clear" w:color="auto" w:fill="FDF4EA"/>
           </w:tcPr>
           <w:p>
             <w:pPr>
@@ -2558,6 +2561,7 @@
               <w:rPr>
                 <w:rFonts w:ascii="Arial" w:hAnsi="Arial"/>
                 <w:b w:val="0"/>
+                <w:color w:val="1A1A1A"/>
                 <w:sz w:val="18"/>
               </w:rPr>
               <w:t>launcher_config.json (настройки), flomaster.log (журнал)</w:t>
@@ -2568,13 +2572,15 @@
     </w:tbl>
     <w:p>
       <w:pPr>
-        <w:spacing w:after="80" w:before="0" w:line="240" w:lineRule="auto"/>
+        <w:spacing w:after="80" w:line="240" w:lineRule="auto"/>
       </w:pPr>
     </w:p>
     <w:p>
       <w:r>
         <w:rPr>
           <w:rFonts w:ascii="Arial" w:hAnsi="Arial"/>
+          <w:i w:val="0"/>
+          <w:color w:val="1A1A1A"/>
           <w:sz w:val="19"/>
         </w:rPr>
         <w:t>Программа и пользовательские данные разделены намеренно: переустановка и обновление не трогают настройки, пресеты и журнал.</w:t>
@@ -2583,10 +2589,29 @@
     <w:p>
       <w:pPr>
         <w:pStyle w:val="Heading1"/>
+        <w:pBdr>
+          <w:left w:val="single" w:sz="24" w:space="8" w:color="C82823"/>
+        </w:pBdr>
       </w:pPr>
       <w:bookmarkStart w:id="100013" w:name="_Toc100013"/>
       <w:r>
-        <w:t>11. Сценарии</w:t>
+        <w:rPr>
+          <w:rFonts w:ascii="Century Gothic" w:hAnsi="Century Gothic"/>
+          <w:b/>
+          <w:color w:val="000000"/>
+          <w:sz w:val="30"/>
+        </w:rPr>
+        <w:t xml:space="preserve">11. </w:t>
+      </w:r>
+      <w:r>
+        <w:rPr>
+          <w:rFonts w:ascii="Century Gothic" w:hAnsi="Century Gothic"/>
+          <w:b/>
+          <w:color w:val="000000"/>
+          <w:sz w:val="30"/>
+          <w:spacing w:val="20"/>
+        </w:rPr>
+        <w:t>СЦЕНАРИИ</w:t>
       </w:r>
       <w:bookmarkEnd w:id="100013"/>
     </w:p>
@@ -2604,6 +2629,8 @@
       <w:r>
         <w:rPr>
           <w:rFonts w:ascii="Arial" w:hAnsi="Arial"/>
+          <w:i w:val="0"/>
+          <w:color w:val="1A1A1A"/>
           <w:sz w:val="19"/>
         </w:rPr>
         <w:t>Окно лаунчера → Launch у нужного приложения. Все приложения дня стартуют с одним и тем же конфигом - передавать файлы между ними можно без цветовых сюрпризов.</w:t>
@@ -2623,6 +2650,8 @@
       <w:r>
         <w:rPr>
           <w:rFonts w:ascii="Arial" w:hAnsi="Arial"/>
+          <w:i w:val="0"/>
+          <w:color w:val="1A1A1A"/>
           <w:sz w:val="19"/>
         </w:rPr>
         <w:t>Float-картинки (EXR) открываются как acescg - цветовой цикл корректен сразу. 8-битные - как raw: для служебных карт (нормали, маски, roughness) это нужный дефолт без ручных кликов. Цветовой 8-битной карте назначьте colorspace вручную, если она открылась как raw.</w:t>
@@ -2642,6 +2671,8 @@
       <w:r>
         <w:rPr>
           <w:rFonts w:ascii="Arial" w:hAnsi="Arial"/>
+          <w:i w:val="0"/>
+          <w:color w:val="1A1A1A"/>
           <w:sz w:val="19"/>
         </w:rPr>
         <w:t>Перетащите файл сцены на карточку нужного приложения - или воспользуйтесь Recent, чтобы переоткрыть последний файл, не ища его в проводнике.</w:t>
@@ -2661,6 +2692,8 @@
       <w:r>
         <w:rPr>
           <w:rFonts w:ascii="Arial" w:hAnsi="Arial"/>
+          <w:i w:val="0"/>
+          <w:color w:val="1A1A1A"/>
           <w:sz w:val="19"/>
         </w:rPr>
         <w:t>Создайте по пресету на версию (перетаскивание exe + имя) - и запускайте нужную одним нажатием; аргументы версии живут в Quick Commands пресета.</w:t>
@@ -2669,16 +2702,34 @@
     <w:p>
       <w:pPr>
         <w:pStyle w:val="Heading1"/>
+        <w:pBdr>
+          <w:left w:val="single" w:sz="24" w:space="8" w:color="C82823"/>
+        </w:pBdr>
       </w:pPr>
       <w:bookmarkStart w:id="100018" w:name="_Toc100018"/>
       <w:r>
-        <w:t>12. Решение проблем</w:t>
+        <w:rPr>
+          <w:rFonts w:ascii="Century Gothic" w:hAnsi="Century Gothic"/>
+          <w:b/>
+          <w:color w:val="000000"/>
+          <w:sz w:val="30"/>
+        </w:rPr>
+        <w:t xml:space="preserve">12. </w:t>
+      </w:r>
+      <w:r>
+        <w:rPr>
+          <w:rFonts w:ascii="Century Gothic" w:hAnsi="Century Gothic"/>
+          <w:b/>
+          <w:color w:val="000000"/>
+          <w:sz w:val="30"/>
+          <w:spacing w:val="20"/>
+        </w:rPr>
+        <w:t>РЕШЕНИЕ ПРОБЛЕМ</w:t>
       </w:r>
       <w:bookmarkEnd w:id="100018"/>
     </w:p>
     <w:tbl>
       <w:tblPr>
-        <w:tblStyle w:val="TableGrid"/>
         <w:tblW w:type="auto" w:w="0"/>
         <w:tblLayout w:type="fixed"/>
         <w:tblLook w:firstColumn="1" w:firstRow="1" w:lastColumn="0" w:lastRow="0" w:noHBand="0" w:noVBand="1" w:val="04A0"/>
@@ -2690,26 +2741,21 @@
         </w:tblCellMar>
       </w:tblPr>
       <w:tblGrid>
-        <w:gridCol w:w="3120"/>
-        <w:gridCol w:w="3120"/>
-        <w:gridCol w:w="3120"/>
+        <w:gridCol w:w="3137"/>
+        <w:gridCol w:w="3137"/>
+        <w:gridCol w:w="3137"/>
       </w:tblGrid>
       <w:tr>
         <w:trPr>
           <w:cantSplit/>
-          <w:tblHeader/>
         </w:trPr>
         <w:tc>
           <w:tcPr>
             <w:tcW w:type="dxa" w:w="2608"/>
+            <w:vAlign w:val="top"/>
             <w:tcBorders>
-              <w:top w:val="single" w:sz="4" w:space="0" w:color="CCCCCC"/>
-              <w:left w:val="single" w:sz="4" w:space="0" w:color="CCCCCC"/>
-              <w:bottom w:val="single" w:sz="4" w:space="0" w:color="CCCCCC"/>
-              <w:right w:val="single" w:sz="4" w:space="0" w:color="CCCCCC"/>
+              <w:bottom w:val="single" w:sz="12" w:space="4" w:color="C82823"/>
             </w:tcBorders>
-            <w:vAlign w:val="top"/>
-            <w:shd w:val="clear" w:color="auto" w:fill="E87D0D"/>
           </w:tcPr>
           <w:p>
             <w:pPr>
@@ -2718,26 +2764,23 @@
             </w:pPr>
             <w:r>
               <w:rPr>
-                <w:rFonts w:ascii="Arial" w:hAnsi="Arial"/>
+                <w:rFonts w:ascii="Century Gothic" w:hAnsi="Century Gothic"/>
                 <w:b/>
-                <w:color w:val="FFFFFF"/>
-                <w:sz w:val="18"/>
+                <w:color w:val="000000"/>
+                <w:sz w:val="17"/>
+                <w:spacing w:val="20"/>
               </w:rPr>
-              <w:t>Симптом</w:t>
+              <w:t>СИМПТОМ</w:t>
             </w:r>
           </w:p>
         </w:tc>
         <w:tc>
           <w:tcPr>
             <w:tcW w:type="dxa" w:w="3061"/>
+            <w:vAlign w:val="top"/>
             <w:tcBorders>
-              <w:top w:val="single" w:sz="4" w:space="0" w:color="CCCCCC"/>
-              <w:left w:val="single" w:sz="4" w:space="0" w:color="CCCCCC"/>
-              <w:bottom w:val="single" w:sz="4" w:space="0" w:color="CCCCCC"/>
-              <w:right w:val="single" w:sz="4" w:space="0" w:color="CCCCCC"/>
+              <w:bottom w:val="single" w:sz="12" w:space="4" w:color="C82823"/>
             </w:tcBorders>
-            <w:vAlign w:val="top"/>
-            <w:shd w:val="clear" w:color="auto" w:fill="E87D0D"/>
           </w:tcPr>
           <w:p>
             <w:pPr>
@@ -2746,26 +2789,23 @@
             </w:pPr>
             <w:r>
               <w:rPr>
-                <w:rFonts w:ascii="Arial" w:hAnsi="Arial"/>
+                <w:rFonts w:ascii="Century Gothic" w:hAnsi="Century Gothic"/>
                 <w:b/>
-                <w:color w:val="FFFFFF"/>
-                <w:sz w:val="18"/>
+                <w:color w:val="000000"/>
+                <w:sz w:val="17"/>
+                <w:spacing w:val="20"/>
               </w:rPr>
-              <w:t>Причина</w:t>
+              <w:t>ПРИЧИНА</w:t>
             </w:r>
           </w:p>
         </w:tc>
         <w:tc>
           <w:tcPr>
             <w:tcW w:type="dxa" w:w="3969"/>
+            <w:vAlign w:val="top"/>
             <w:tcBorders>
-              <w:top w:val="single" w:sz="4" w:space="0" w:color="CCCCCC"/>
-              <w:left w:val="single" w:sz="4" w:space="0" w:color="CCCCCC"/>
-              <w:bottom w:val="single" w:sz="4" w:space="0" w:color="CCCCCC"/>
-              <w:right w:val="single" w:sz="4" w:space="0" w:color="CCCCCC"/>
+              <w:bottom w:val="single" w:sz="12" w:space="4" w:color="C82823"/>
             </w:tcBorders>
-            <w:vAlign w:val="top"/>
-            <w:shd w:val="clear" w:color="auto" w:fill="E87D0D"/>
           </w:tcPr>
           <w:p>
             <w:pPr>
@@ -2774,12 +2814,13 @@
             </w:pPr>
             <w:r>
               <w:rPr>
-                <w:rFonts w:ascii="Arial" w:hAnsi="Arial"/>
+                <w:rFonts w:ascii="Century Gothic" w:hAnsi="Century Gothic"/>
                 <w:b/>
-                <w:color w:val="FFFFFF"/>
-                <w:sz w:val="18"/>
+                <w:color w:val="000000"/>
+                <w:sz w:val="17"/>
+                <w:spacing w:val="20"/>
               </w:rPr>
-              <w:t>Что делать</w:t>
+              <w:t>ЧТО ДЕЛАТЬ</w:t>
             </w:r>
           </w:p>
         </w:tc>
@@ -2791,13 +2832,10 @@
         <w:tc>
           <w:tcPr>
             <w:tcW w:type="dxa" w:w="2608"/>
+            <w:vAlign w:val="top"/>
             <w:tcBorders>
-              <w:top w:val="single" w:sz="4" w:space="0" w:color="CCCCCC"/>
-              <w:left w:val="single" w:sz="4" w:space="0" w:color="CCCCCC"/>
-              <w:bottom w:val="single" w:sz="4" w:space="0" w:color="CCCCCC"/>
-              <w:right w:val="single" w:sz="4" w:space="0" w:color="CCCCCC"/>
+              <w:bottom w:val="single" w:sz="4" w:space="4" w:color="E0E0E0"/>
             </w:tcBorders>
-            <w:vAlign w:val="top"/>
           </w:tcPr>
           <w:p>
             <w:pPr>
@@ -2808,6 +2846,7 @@
               <w:rPr>
                 <w:rFonts w:ascii="Arial" w:hAnsi="Arial"/>
                 <w:b/>
+                <w:color w:val="1A1A1A"/>
                 <w:sz w:val="18"/>
               </w:rPr>
               <w:t>Приложение не появилось после установки</w:t>
@@ -2817,13 +2856,10 @@
         <w:tc>
           <w:tcPr>
             <w:tcW w:type="dxa" w:w="3061"/>
+            <w:vAlign w:val="top"/>
             <w:tcBorders>
-              <w:top w:val="single" w:sz="4" w:space="0" w:color="CCCCCC"/>
-              <w:left w:val="single" w:sz="4" w:space="0" w:color="CCCCCC"/>
-              <w:bottom w:val="single" w:sz="4" w:space="0" w:color="CCCCCC"/>
-              <w:right w:val="single" w:sz="4" w:space="0" w:color="CCCCCC"/>
+              <w:bottom w:val="single" w:sz="4" w:space="4" w:color="E0E0E0"/>
             </w:tcBorders>
-            <w:vAlign w:val="top"/>
           </w:tcPr>
           <w:p>
             <w:pPr>
@@ -2834,6 +2870,7 @@
               <w:rPr>
                 <w:rFonts w:ascii="Arial" w:hAnsi="Arial"/>
                 <w:b w:val="0"/>
+                <w:color w:val="1A1A1A"/>
                 <w:sz w:val="18"/>
               </w:rPr>
               <w:t>нестандартная папка установки</w:t>
@@ -2843,13 +2880,10 @@
         <w:tc>
           <w:tcPr>
             <w:tcW w:type="dxa" w:w="3969"/>
+            <w:vAlign w:val="top"/>
             <w:tcBorders>
-              <w:top w:val="single" w:sz="4" w:space="0" w:color="CCCCCC"/>
-              <w:left w:val="single" w:sz="4" w:space="0" w:color="CCCCCC"/>
-              <w:bottom w:val="single" w:sz="4" w:space="0" w:color="CCCCCC"/>
-              <w:right w:val="single" w:sz="4" w:space="0" w:color="CCCCCC"/>
+              <w:bottom w:val="single" w:sz="4" w:space="4" w:color="E0E0E0"/>
             </w:tcBorders>
-            <w:vAlign w:val="top"/>
           </w:tcPr>
           <w:p>
             <w:pPr>
@@ -2860,6 +2894,7 @@
               <w:rPr>
                 <w:rFonts w:ascii="Arial" w:hAnsi="Arial"/>
                 <w:b w:val="0"/>
+                <w:color w:val="1A1A1A"/>
                 <w:sz w:val="18"/>
               </w:rPr>
               <w:t>добавьте папку в Settings → Scan paths или создайте пресет перетаскиванием exe</w:t>
@@ -2874,14 +2909,10 @@
         <w:tc>
           <w:tcPr>
             <w:tcW w:type="dxa" w:w="2608"/>
+            <w:vAlign w:val="top"/>
             <w:tcBorders>
-              <w:top w:val="single" w:sz="4" w:space="0" w:color="CCCCCC"/>
-              <w:left w:val="single" w:sz="4" w:space="0" w:color="CCCCCC"/>
-              <w:bottom w:val="single" w:sz="4" w:space="0" w:color="CCCCCC"/>
-              <w:right w:val="single" w:sz="4" w:space="0" w:color="CCCCCC"/>
+              <w:bottom w:val="single" w:sz="4" w:space="4" w:color="E0E0E0"/>
             </w:tcBorders>
-            <w:vAlign w:val="top"/>
-            <w:shd w:val="clear" w:color="auto" w:fill="FDF4EA"/>
           </w:tcPr>
           <w:p>
             <w:pPr>
@@ -2892,6 +2923,7 @@
               <w:rPr>
                 <w:rFonts w:ascii="Arial" w:hAnsi="Arial"/>
                 <w:b/>
+                <w:color w:val="1A1A1A"/>
                 <w:sz w:val="18"/>
               </w:rPr>
               <w:t>Unreal запустился не с тем цветом</w:t>
@@ -2901,14 +2933,10 @@
         <w:tc>
           <w:tcPr>
             <w:tcW w:type="dxa" w:w="3061"/>
+            <w:vAlign w:val="top"/>
             <w:tcBorders>
-              <w:top w:val="single" w:sz="4" w:space="0" w:color="CCCCCC"/>
-              <w:left w:val="single" w:sz="4" w:space="0" w:color="CCCCCC"/>
-              <w:bottom w:val="single" w:sz="4" w:space="0" w:color="CCCCCC"/>
-              <w:right w:val="single" w:sz="4" w:space="0" w:color="CCCCCC"/>
+              <w:bottom w:val="single" w:sz="4" w:space="4" w:color="E0E0E0"/>
             </w:tcBorders>
-            <w:vAlign w:val="top"/>
-            <w:shd w:val="clear" w:color="auto" w:fill="FDF4EA"/>
           </w:tcPr>
           <w:p>
             <w:pPr>
@@ -2919,6 +2947,7 @@
               <w:rPr>
                 <w:rFonts w:ascii="Arial" w:hAnsi="Arial"/>
                 <w:b w:val="0"/>
+                <w:color w:val="1A1A1A"/>
                 <w:sz w:val="18"/>
               </w:rPr>
               <w:t>Unreal не читает переменную OCIO</w:t>
@@ -2928,14 +2957,10 @@
         <w:tc>
           <w:tcPr>
             <w:tcW w:type="dxa" w:w="3969"/>
+            <w:vAlign w:val="top"/>
             <w:tcBorders>
-              <w:top w:val="single" w:sz="4" w:space="0" w:color="CCCCCC"/>
-              <w:left w:val="single" w:sz="4" w:space="0" w:color="CCCCCC"/>
-              <w:bottom w:val="single" w:sz="4" w:space="0" w:color="CCCCCC"/>
-              <w:right w:val="single" w:sz="4" w:space="0" w:color="CCCCCC"/>
+              <w:bottom w:val="single" w:sz="4" w:space="4" w:color="E0E0E0"/>
             </w:tcBorders>
-            <w:vAlign w:val="top"/>
-            <w:shd w:val="clear" w:color="auto" w:fill="FDF4EA"/>
           </w:tcPr>
           <w:p>
             <w:pPr>
@@ -2946,6 +2971,7 @@
               <w:rPr>
                 <w:rFonts w:ascii="Arial" w:hAnsi="Arial"/>
                 <w:b w:val="0"/>
+                <w:color w:val="1A1A1A"/>
                 <w:sz w:val="18"/>
               </w:rPr>
               <w:t>не убирайте аргумент -ocio= в аргументах пресета - лаунчер передаёт конфиг именно им</w:t>
@@ -2960,13 +2986,10 @@
         <w:tc>
           <w:tcPr>
             <w:tcW w:type="dxa" w:w="2608"/>
+            <w:vAlign w:val="top"/>
             <w:tcBorders>
-              <w:top w:val="single" w:sz="4" w:space="0" w:color="CCCCCC"/>
-              <w:left w:val="single" w:sz="4" w:space="0" w:color="CCCCCC"/>
-              <w:bottom w:val="single" w:sz="4" w:space="0" w:color="CCCCCC"/>
-              <w:right w:val="single" w:sz="4" w:space="0" w:color="CCCCCC"/>
+              <w:bottom w:val="single" w:sz="4" w:space="4" w:color="E0E0E0"/>
             </w:tcBorders>
-            <w:vAlign w:val="top"/>
           </w:tcPr>
           <w:p>
             <w:pPr>
@@ -2977,6 +3000,7 @@
               <w:rPr>
                 <w:rFonts w:ascii="Arial" w:hAnsi="Arial"/>
                 <w:b/>
+                <w:color w:val="1A1A1A"/>
                 <w:sz w:val="18"/>
               </w:rPr>
               <w:t>Ошибка «enum "Non-Color" not found» при импорте</w:t>
@@ -2986,13 +3010,10 @@
         <w:tc>
           <w:tcPr>
             <w:tcW w:type="dxa" w:w="3061"/>
+            <w:vAlign w:val="top"/>
             <w:tcBorders>
-              <w:top w:val="single" w:sz="4" w:space="0" w:color="CCCCCC"/>
-              <w:left w:val="single" w:sz="4" w:space="0" w:color="CCCCCC"/>
-              <w:bottom w:val="single" w:sz="4" w:space="0" w:color="CCCCCC"/>
-              <w:right w:val="single" w:sz="4" w:space="0" w:color="CCCCCC"/>
+              <w:bottom w:val="single" w:sz="4" w:space="4" w:color="E0E0E0"/>
             </w:tcBorders>
-            <w:vAlign w:val="top"/>
           </w:tcPr>
           <w:p>
             <w:pPr>
@@ -3003,6 +3024,7 @@
               <w:rPr>
                 <w:rFonts w:ascii="Arial" w:hAnsi="Arial"/>
                 <w:b w:val="0"/>
+                <w:color w:val="1A1A1A"/>
                 <w:sz w:val="18"/>
               </w:rPr>
               <w:t>комплектный конфиг не содержит colorspace с именем Non-Color (есть алиас raw)</w:t>
@@ -3012,13 +3034,10 @@
         <w:tc>
           <w:tcPr>
             <w:tcW w:type="dxa" w:w="3969"/>
+            <w:vAlign w:val="top"/>
             <w:tcBorders>
-              <w:top w:val="single" w:sz="4" w:space="0" w:color="CCCCCC"/>
-              <w:left w:val="single" w:sz="4" w:space="0" w:color="CCCCCC"/>
-              <w:bottom w:val="single" w:sz="4" w:space="0" w:color="CCCCCC"/>
-              <w:right w:val="single" w:sz="4" w:space="0" w:color="CCCCCC"/>
+              <w:bottom w:val="single" w:sz="4" w:space="4" w:color="E0E0E0"/>
             </w:tcBorders>
-            <w:vAlign w:val="top"/>
           </w:tcPr>
           <w:p>
             <w:pPr>
@@ -3029,6 +3048,7 @@
               <w:rPr>
                 <w:rFonts w:ascii="Arial" w:hAnsi="Arial"/>
                 <w:b w:val="0"/>
+                <w:color w:val="1A1A1A"/>
                 <w:sz w:val="18"/>
               </w:rPr>
               <w:t>импортируйте вне этого OCIO-конфига либо добавьте в конфиг colorspace/алиас с таким именем</w:t>
@@ -3043,14 +3063,10 @@
         <w:tc>
           <w:tcPr>
             <w:tcW w:type="dxa" w:w="2608"/>
+            <w:vAlign w:val="top"/>
             <w:tcBorders>
-              <w:top w:val="single" w:sz="4" w:space="0" w:color="CCCCCC"/>
-              <w:left w:val="single" w:sz="4" w:space="0" w:color="CCCCCC"/>
-              <w:bottom w:val="single" w:sz="4" w:space="0" w:color="CCCCCC"/>
-              <w:right w:val="single" w:sz="4" w:space="0" w:color="CCCCCC"/>
+              <w:bottom w:val="single" w:sz="4" w:space="4" w:color="E0E0E0"/>
             </w:tcBorders>
-            <w:vAlign w:val="top"/>
-            <w:shd w:val="clear" w:color="auto" w:fill="FDF4EA"/>
           </w:tcPr>
           <w:p>
             <w:pPr>
@@ -3061,6 +3077,7 @@
               <w:rPr>
                 <w:rFonts w:ascii="Arial" w:hAnsi="Arial"/>
                 <w:b/>
+                <w:color w:val="1A1A1A"/>
                 <w:sz w:val="18"/>
               </w:rPr>
               <w:t>Цветовая 8-битная карта открылась как raw</w:t>
@@ -3070,14 +3087,10 @@
         <w:tc>
           <w:tcPr>
             <w:tcW w:type="dxa" w:w="3061"/>
+            <w:vAlign w:val="top"/>
             <w:tcBorders>
-              <w:top w:val="single" w:sz="4" w:space="0" w:color="CCCCCC"/>
-              <w:left w:val="single" w:sz="4" w:space="0" w:color="CCCCCC"/>
-              <w:bottom w:val="single" w:sz="4" w:space="0" w:color="CCCCCC"/>
-              <w:right w:val="single" w:sz="4" w:space="0" w:color="CCCCCC"/>
+              <w:bottom w:val="single" w:sz="4" w:space="4" w:color="E0E0E0"/>
             </w:tcBorders>
-            <w:vAlign w:val="top"/>
-            <w:shd w:val="clear" w:color="auto" w:fill="FDF4EA"/>
           </w:tcPr>
           <w:p>
             <w:pPr>
@@ -3088,6 +3101,7 @@
               <w:rPr>
                 <w:rFonts w:ascii="Arial" w:hAnsi="Arial"/>
                 <w:b w:val="0"/>
+                <w:color w:val="1A1A1A"/>
                 <w:sz w:val="18"/>
               </w:rPr>
               <w:t>роль default_byte в конфиге = raw (дефолт под служебные карты)</w:t>
@@ -3097,14 +3111,10 @@
         <w:tc>
           <w:tcPr>
             <w:tcW w:type="dxa" w:w="3969"/>
+            <w:vAlign w:val="top"/>
             <w:tcBorders>
-              <w:top w:val="single" w:sz="4" w:space="0" w:color="CCCCCC"/>
-              <w:left w:val="single" w:sz="4" w:space="0" w:color="CCCCCC"/>
-              <w:bottom w:val="single" w:sz="4" w:space="0" w:color="CCCCCC"/>
-              <w:right w:val="single" w:sz="4" w:space="0" w:color="CCCCCC"/>
+              <w:bottom w:val="single" w:sz="4" w:space="4" w:color="E0E0E0"/>
             </w:tcBorders>
-            <w:vAlign w:val="top"/>
-            <w:shd w:val="clear" w:color="auto" w:fill="FDF4EA"/>
           </w:tcPr>
           <w:p>
             <w:pPr>
@@ -3115,6 +3125,7 @@
               <w:rPr>
                 <w:rFonts w:ascii="Arial" w:hAnsi="Arial"/>
                 <w:b w:val="0"/>
+                <w:color w:val="1A1A1A"/>
                 <w:sz w:val="18"/>
               </w:rPr>
               <w:t>назначьте этой карте colorspace вручную: 8-битному цвету - sRGB-пространство, float - acescg</w:t>
@@ -3129,13 +3140,10 @@
         <w:tc>
           <w:tcPr>
             <w:tcW w:type="dxa" w:w="2608"/>
+            <w:vAlign w:val="top"/>
             <w:tcBorders>
-              <w:top w:val="single" w:sz="4" w:space="0" w:color="CCCCCC"/>
-              <w:left w:val="single" w:sz="4" w:space="0" w:color="CCCCCC"/>
-              <w:bottom w:val="single" w:sz="4" w:space="0" w:color="CCCCCC"/>
-              <w:right w:val="single" w:sz="4" w:space="0" w:color="CCCCCC"/>
+              <w:bottom w:val="single" w:sz="4" w:space="4" w:color="E0E0E0"/>
             </w:tcBorders>
-            <w:vAlign w:val="top"/>
           </w:tcPr>
           <w:p>
             <w:pPr>
@@ -3146,6 +3154,7 @@
               <w:rPr>
                 <w:rFonts w:ascii="Arial" w:hAnsi="Arial"/>
                 <w:b/>
+                <w:color w:val="1A1A1A"/>
                 <w:sz w:val="18"/>
               </w:rPr>
               <w:t>Окно журнала не видно</w:t>
@@ -3155,13 +3164,10 @@
         <w:tc>
           <w:tcPr>
             <w:tcW w:type="dxa" w:w="3061"/>
+            <w:vAlign w:val="top"/>
             <w:tcBorders>
-              <w:top w:val="single" w:sz="4" w:space="0" w:color="CCCCCC"/>
-              <w:left w:val="single" w:sz="4" w:space="0" w:color="CCCCCC"/>
-              <w:bottom w:val="single" w:sz="4" w:space="0" w:color="CCCCCC"/>
-              <w:right w:val="single" w:sz="4" w:space="0" w:color="CCCCCC"/>
+              <w:bottom w:val="single" w:sz="4" w:space="4" w:color="E0E0E0"/>
             </w:tcBorders>
-            <w:vAlign w:val="top"/>
           </w:tcPr>
           <w:p>
             <w:pPr>
@@ -3172,6 +3178,7 @@
               <w:rPr>
                 <w:rFonts w:ascii="Arial" w:hAnsi="Arial"/>
                 <w:b w:val="0"/>
+                <w:color w:val="1A1A1A"/>
                 <w:sz w:val="18"/>
               </w:rPr>
               <w:t>открывается сбоку от лаунчера, той же высоты</w:t>
@@ -3181,13 +3188,10 @@
         <w:tc>
           <w:tcPr>
             <w:tcW w:type="dxa" w:w="3969"/>
+            <w:vAlign w:val="top"/>
             <w:tcBorders>
-              <w:top w:val="single" w:sz="4" w:space="0" w:color="CCCCCC"/>
-              <w:left w:val="single" w:sz="4" w:space="0" w:color="CCCCCC"/>
-              <w:bottom w:val="single" w:sz="4" w:space="0" w:color="CCCCCC"/>
-              <w:right w:val="single" w:sz="4" w:space="0" w:color="CCCCCC"/>
+              <w:bottom w:val="single" w:sz="4" w:space="4" w:color="E0E0E0"/>
             </w:tcBorders>
-            <w:vAlign w:val="top"/>
           </w:tcPr>
           <w:p>
             <w:pPr>
@@ -3198,6 +3202,7 @@
               <w:rPr>
                 <w:rFonts w:ascii="Arial" w:hAnsi="Arial"/>
                 <w:b w:val="0"/>
+                <w:color w:val="1A1A1A"/>
                 <w:sz w:val="18"/>
               </w:rPr>
               <w:t>посмотрите левее/правее окна лаунчера</w:t>
@@ -3212,14 +3217,10 @@
         <w:tc>
           <w:tcPr>
             <w:tcW w:type="dxa" w:w="2608"/>
+            <w:vAlign w:val="top"/>
             <w:tcBorders>
-              <w:top w:val="single" w:sz="4" w:space="0" w:color="CCCCCC"/>
-              <w:left w:val="single" w:sz="4" w:space="0" w:color="CCCCCC"/>
-              <w:bottom w:val="single" w:sz="4" w:space="0" w:color="CCCCCC"/>
-              <w:right w:val="single" w:sz="4" w:space="0" w:color="CCCCCC"/>
+              <w:bottom w:val="single" w:sz="4" w:space="4" w:color="E0E0E0"/>
             </w:tcBorders>
-            <w:vAlign w:val="top"/>
-            <w:shd w:val="clear" w:color="auto" w:fill="FDF4EA"/>
           </w:tcPr>
           <w:p>
             <w:pPr>
@@ -3230,6 +3231,7 @@
               <w:rPr>
                 <w:rFonts w:ascii="Arial" w:hAnsi="Arial"/>
                 <w:b/>
+                <w:color w:val="1A1A1A"/>
                 <w:sz w:val="18"/>
               </w:rPr>
               <w:t>Настройки и журнал «пропали» после переустановки</w:t>
@@ -3239,14 +3241,10 @@
         <w:tc>
           <w:tcPr>
             <w:tcW w:type="dxa" w:w="3061"/>
+            <w:vAlign w:val="top"/>
             <w:tcBorders>
-              <w:top w:val="single" w:sz="4" w:space="0" w:color="CCCCCC"/>
-              <w:left w:val="single" w:sz="4" w:space="0" w:color="CCCCCC"/>
-              <w:bottom w:val="single" w:sz="4" w:space="0" w:color="CCCCCC"/>
-              <w:right w:val="single" w:sz="4" w:space="0" w:color="CCCCCC"/>
+              <w:bottom w:val="single" w:sz="4" w:space="4" w:color="E0E0E0"/>
             </w:tcBorders>
-            <w:vAlign w:val="top"/>
-            <w:shd w:val="clear" w:color="auto" w:fill="FDF4EA"/>
           </w:tcPr>
           <w:p>
             <w:pPr>
@@ -3257,6 +3255,7 @@
               <w:rPr>
                 <w:rFonts w:ascii="Arial" w:hAnsi="Arial"/>
                 <w:b w:val="0"/>
+                <w:color w:val="1A1A1A"/>
                 <w:sz w:val="18"/>
               </w:rPr>
               <w:t>они живут не в папке программы</w:t>
@@ -3266,14 +3265,10 @@
         <w:tc>
           <w:tcPr>
             <w:tcW w:type="dxa" w:w="3969"/>
+            <w:vAlign w:val="top"/>
             <w:tcBorders>
-              <w:top w:val="single" w:sz="4" w:space="0" w:color="CCCCCC"/>
-              <w:left w:val="single" w:sz="4" w:space="0" w:color="CCCCCC"/>
-              <w:bottom w:val="single" w:sz="4" w:space="0" w:color="CCCCCC"/>
-              <w:right w:val="single" w:sz="4" w:space="0" w:color="CCCCCC"/>
+              <w:bottom w:val="single" w:sz="4" w:space="4" w:color="E0E0E0"/>
             </w:tcBorders>
-            <w:vAlign w:val="top"/>
-            <w:shd w:val="clear" w:color="auto" w:fill="FDF4EA"/>
           </w:tcPr>
           <w:p>
             <w:pPr>
@@ -3284,6 +3279,7 @@
               <w:rPr>
                 <w:rFonts w:ascii="Arial" w:hAnsi="Arial"/>
                 <w:b w:val="0"/>
+                <w:color w:val="1A1A1A"/>
                 <w:sz w:val="18"/>
               </w:rPr>
               <w:t>ищите в %APPDATA%\FLOMASTER\ - обновления их не трогают</w:t>
@@ -3298,13 +3294,10 @@
         <w:tc>
           <w:tcPr>
             <w:tcW w:type="dxa" w:w="2608"/>
+            <w:vAlign w:val="top"/>
             <w:tcBorders>
-              <w:top w:val="single" w:sz="4" w:space="0" w:color="CCCCCC"/>
-              <w:left w:val="single" w:sz="4" w:space="0" w:color="CCCCCC"/>
-              <w:bottom w:val="single" w:sz="4" w:space="0" w:color="CCCCCC"/>
-              <w:right w:val="single" w:sz="4" w:space="0" w:color="CCCCCC"/>
+              <w:bottom w:val="single" w:sz="8" w:space="4" w:color="000000"/>
             </w:tcBorders>
-            <w:vAlign w:val="top"/>
           </w:tcPr>
           <w:p>
             <w:pPr>
@@ -3314,6 +3307,7 @@
               <w:rPr>
                 <w:rFonts w:ascii="Arial" w:hAnsi="Arial"/>
                 <w:b/>
+                <w:color w:val="1A1A1A"/>
                 <w:sz w:val="18"/>
               </w:rPr>
               <w:t>Не заменяется exe при обновлении</w:t>
@@ -3323,13 +3317,10 @@
         <w:tc>
           <w:tcPr>
             <w:tcW w:type="dxa" w:w="3061"/>
+            <w:vAlign w:val="top"/>
             <w:tcBorders>
-              <w:top w:val="single" w:sz="4" w:space="0" w:color="CCCCCC"/>
-              <w:left w:val="single" w:sz="4" w:space="0" w:color="CCCCCC"/>
-              <w:bottom w:val="single" w:sz="4" w:space="0" w:color="CCCCCC"/>
-              <w:right w:val="single" w:sz="4" w:space="0" w:color="CCCCCC"/>
+              <w:bottom w:val="single" w:sz="8" w:space="4" w:color="000000"/>
             </w:tcBorders>
-            <w:vAlign w:val="top"/>
           </w:tcPr>
           <w:p>
             <w:pPr>
@@ -3339,6 +3330,7 @@
               <w:rPr>
                 <w:rFonts w:ascii="Arial" w:hAnsi="Arial"/>
                 <w:b w:val="0"/>
+                <w:color w:val="1A1A1A"/>
                 <w:sz w:val="18"/>
               </w:rPr>
               <w:t>лаунчер запущен (в том числе в трее) и файл занят</w:t>
@@ -3348,13 +3340,10 @@
         <w:tc>
           <w:tcPr>
             <w:tcW w:type="dxa" w:w="3969"/>
+            <w:vAlign w:val="top"/>
             <w:tcBorders>
-              <w:top w:val="single" w:sz="4" w:space="0" w:color="CCCCCC"/>
-              <w:left w:val="single" w:sz="4" w:space="0" w:color="CCCCCC"/>
-              <w:bottom w:val="single" w:sz="4" w:space="0" w:color="CCCCCC"/>
-              <w:right w:val="single" w:sz="4" w:space="0" w:color="CCCCCC"/>
+              <w:bottom w:val="single" w:sz="8" w:space="4" w:color="000000"/>
             </w:tcBorders>
-            <w:vAlign w:val="top"/>
           </w:tcPr>
           <w:p>
             <w:pPr>
@@ -3364,6 +3353,7 @@
               <w:rPr>
                 <w:rFonts w:ascii="Arial" w:hAnsi="Arial"/>
                 <w:b w:val="0"/>
+                <w:color w:val="1A1A1A"/>
                 <w:sz w:val="18"/>
               </w:rPr>
               <w:t>закройте FLOMASTER полностью, затем замените файлы</w:t>
@@ -3373,9 +3363,9 @@
       </w:tr>
     </w:tbl>
     <w:sectPr>
-      <w:footerReference w:type="default" r:id="rId9"/>
-      <w:pgSz w:w="12240" w:h="15840"/>
-      <w:pgMar w:top="1296" w:right="1440" w:bottom="1296" w:left="1440" w:header="720" w:footer="720" w:gutter="0"/>
+      <w:footerReference w:type="default" r:id="rId10"/>
+      <w:pgSz w:w="11906" w:h="16838"/>
+      <w:pgMar w:top="1134" w:right="1247" w:bottom="1134" w:left="1247" w:header="0" w:footer="0" w:gutter="0"/>
       <w:cols w:space="720"/>
       <w:docGrid w:linePitch="360"/>
     </w:sectPr>
@@ -3388,13 +3378,48 @@
   <w:p>
     <w:pPr>
       <w:pStyle w:val="Footer"/>
+    </w:pPr>
+  </w:p>
+</w:ftr>
+</file>
+
+<file path=word/footer2.xml><?xml version="1.0" encoding="utf-8"?>
+<w:ftr xmlns:m="http://schemas.openxmlformats.org/officeDocument/2006/math" xmlns:mc="http://schemas.openxmlformats.org/markup-compatibility/2006" xmlns:mo="http://schemas.microsoft.com/office/mac/office/2008/main" xmlns:mv="urn:schemas-microsoft-com:mac:vml" xmlns:o="urn:schemas-microsoft-com:office:office" xmlns:r="http://schemas.openxmlformats.org/officeDocument/2006/relationships" xmlns:v="urn:schemas-microsoft-com:vml" xmlns:w10="urn:schemas-microsoft-com:office:word" xmlns:w14="http://schemas.microsoft.com/office/word/2010/wordml" xmlns:w="http://schemas.openxmlformats.org/wordprocessingml/2006/main" xmlns:wne="http://schemas.microsoft.com/office/word/2006/wordml" xmlns:wp14="http://schemas.microsoft.com/office/word/2010/wordprocessingDrawing" xmlns:wp="http://schemas.openxmlformats.org/drawingml/2006/wordprocessingDrawing" xmlns:wpc="http://schemas.microsoft.com/office/word/2010/wordprocessingCanvas" xmlns:wpg="http://schemas.microsoft.com/office/word/2010/wordprocessingGroup" xmlns:wpi="http://schemas.microsoft.com/office/word/2010/wordprocessingInk" xmlns:wps="http://schemas.microsoft.com/office/word/2010/wordprocessingShape" mc:Ignorable="w14 wp14">
+  <w:p>
+    <w:pPr>
+      <w:pStyle w:val="Footer"/>
       <w:jc w:val="center"/>
     </w:pPr>
     <w:r>
       <w:rPr>
-        <w:rFonts w:ascii="Arial" w:hAnsi="Arial"/>
-        <w:color w:val="555555"/>
-        <w:sz w:val="18"/>
+        <w:rFonts w:ascii="Century Gothic" w:hAnsi="Century Gothic" w:cs="Century Gothic"/>
+        <w:b w:val="0"/>
+        <w:color w:val="6E6E6E"/>
+        <w:sz w:val="15"/>
+        <w:spacing w:val="40"/>
+      </w:rPr>
+      <w:t>FLOMASTER</w:t>
+    </w:r>
+    <w:r>
+      <w:rPr>
+        <w:rFonts w:ascii="Century Gothic" w:hAnsi="Century Gothic"/>
+        <w:b/>
+        <w:color w:val="C82823"/>
+        <w:sz w:val="15"/>
+      </w:rPr>
+      <w:t>.</w:t>
+    </w:r>
+    <w:r>
+      <w:rPr>
+        <w:sz w:val="15"/>
+      </w:rPr>
+      <w:t xml:space="preserve">      </w:t>
+    </w:r>
+    <w:r>
+      <w:rPr>
+        <w:rFonts w:ascii="Century Gothic" w:hAnsi="Century Gothic"/>
+        <w:color w:val="6E6E6E"/>
+        <w:sz w:val="15"/>
       </w:rPr>
       <w:fldChar w:fldCharType="begin"/>
       <w:instrText xml:space="preserve">PAGE \* arabic \* MERGEFORMAT</w:instrText>
@@ -3768,10 +3793,11 @@
     <w:qFormat/>
     <w:rsid w:val="00FC693F"/>
     <w:pPr>
-      <w:spacing w:line="312" w:lineRule="auto" w:after="80" w:before="0"/>
+      <w:spacing w:line="312" w:lineRule="auto" w:after="80"/>
     </w:pPr>
     <w:rPr>
-      <w:rFonts w:ascii="Arial" w:hAnsi="Arial" w:cs="Arial"/>
+      <w:rFonts w:ascii="Arial" w:hAnsi="Arial"/>
+      <w:color w:val="1A1A1A"/>
       <w:sz w:val="20"/>
     </w:rPr>
   </w:style>
@@ -3830,14 +3856,14 @@
     <w:pPr>
       <w:keepNext/>
       <w:keepLines/>
-      <w:spacing w:before="280" w:after="100" w:line="276" w:lineRule="auto"/>
+      <w:spacing w:before="320" w:after="120"/>
       <w:outlineLvl w:val="0"/>
     </w:pPr>
     <w:rPr>
-      <w:rFonts w:asciiTheme="majorHAnsi" w:eastAsiaTheme="majorEastAsia" w:hAnsiTheme="majorHAnsi" w:cstheme="majorBidi" w:ascii="Arial" w:hAnsi="Arial"/>
+      <w:rFonts w:asciiTheme="majorHAnsi" w:eastAsiaTheme="majorEastAsia" w:hAnsiTheme="majorHAnsi" w:cstheme="majorBidi" w:ascii="Century Gothic" w:hAnsi="Century Gothic"/>
       <w:b/>
       <w:bCs/>
-      <w:color w:val="E87D0D"/>
+      <w:color w:val="000000"/>
       <w:sz w:val="30"/>
       <w:szCs w:val="28"/>
     </w:rPr>
@@ -3854,15 +3880,15 @@
     <w:pPr>
       <w:keepNext/>
       <w:keepLines/>
-      <w:spacing w:before="200" w:after="100" w:line="276" w:lineRule="auto"/>
+      <w:spacing w:before="200" w:after="120"/>
       <w:outlineLvl w:val="1"/>
     </w:pPr>
     <w:rPr>
-      <w:rFonts w:asciiTheme="majorHAnsi" w:eastAsiaTheme="majorEastAsia" w:hAnsiTheme="majorHAnsi" w:cstheme="majorBidi" w:ascii="Arial" w:hAnsi="Arial"/>
+      <w:rFonts w:asciiTheme="majorHAnsi" w:eastAsiaTheme="majorEastAsia" w:hAnsiTheme="majorHAnsi" w:cstheme="majorBidi" w:ascii="Century Gothic" w:hAnsi="Century Gothic"/>
       <w:b/>
       <w:bCs/>
-      <w:color w:val="F2A24B"/>
-      <w:sz w:val="25"/>
+      <w:color w:val="000000"/>
+      <w:sz w:val="23"/>
       <w:szCs w:val="26"/>
     </w:rPr>
   </w:style>

--- a/docs/FLOMASTER_Manual_RU.docx
+++ b/docs/FLOMASTER_Manual_RU.docx
@@ -104,7 +104,7 @@
                 <w:sz w:val="18"/>
                 <w:spacing w:val="60"/>
               </w:rPr>
-              <w:t>V2.3  -  WINDOWS 10/11</w:t>
+              <w:t>V2.4  -  WINDOWS 10/11</w:t>
             </w:r>
           </w:p>
           <w:p>
@@ -152,7 +152,7 @@
           <w:color w:val="1A1A1A"/>
           <w:sz w:val="19"/>
         </w:rPr>
-        <w:t>FLOMASTER - лаунчер для рабочих приложений трёхмерной графики: одна кнопка запускает Blender, Maya, Houdini, Nuke, DaVinci Resolve, Unreal Engine или Substance Painter с заранее заданным OCIO-конфигом цвета. Лаунчер сам находит установленные приложения, ведёт пресеты запуска, открывает файлы проектов и ведёт журнал каждого запуска. Один и тот же цветовой конфиг - во всех приложениях, без ручных переменных окружения.</w:t>
+        <w:t>FLOMASTER - лаунчер для рабочих приложений трёхмерной графики: одна кнопка запускает Blender, Maya, Houdini, Nuke, DaVinci Resolve, Unreal Engine или Substance Painter с заранее заданным OCIO-конфигом цвета. Лаунчер сам находит установленные приложения, ведёт пресеты и профили запуска, открывает файлы проектов, работает из командной строки и ведёт журнал каждого запуска. Один и тот же цветовой конфиг - во всех приложениях, без ручных переменных окружения.</w:t>
       </w:r>
     </w:p>
     <w:p>
@@ -213,7 +213,7 @@
         <w:spacing w:before="120" w:after="60"/>
       </w:pPr>
       <w:r>
-        <w:t>2. Установка</w:t>
+        <w:t>2. Установка и обновление</w:t>
       </w:r>
       <w:r>
         <w:tab/>
@@ -267,7 +267,7 @@
         <w:spacing w:before="120" w:after="60"/>
       </w:pPr>
       <w:r>
-        <w:t>5. Файлы проектов</w:t>
+        <w:t>5. Профили запуска</w:t>
       </w:r>
       <w:r>
         <w:tab/>
@@ -285,7 +285,7 @@
         <w:spacing w:before="120" w:after="60"/>
       </w:pPr>
       <w:r>
-        <w:t>6. Как устроен OCIO</w:t>
+        <w:t>6. Панель Projects</w:t>
       </w:r>
       <w:r>
         <w:tab/>
@@ -303,7 +303,7 @@
         <w:spacing w:before="120" w:after="60"/>
       </w:pPr>
       <w:r>
-        <w:t>7. Темы</w:t>
+        <w:t>7. Файлы проектов</w:t>
       </w:r>
       <w:r>
         <w:tab/>
@@ -321,7 +321,25 @@
         <w:spacing w:before="120" w:after="60"/>
       </w:pPr>
       <w:r>
-        <w:t>8. Настройки</w:t>
+        <w:t>8. Роли OCIO</w:t>
+      </w:r>
+      <w:r>
+        <w:tab/>
+      </w:r>
+      <w:r>
+        <w:t>4</w:t>
+      </w:r>
+    </w:p>
+    <w:p>
+      <w:pPr>
+        <w:pStyle w:val="9"/>
+        <w:tabs>
+          <w:tab w:val="right" w:leader="dot" w:pos="9026"/>
+        </w:tabs>
+        <w:spacing w:before="120" w:after="60"/>
+      </w:pPr>
+      <w:r>
+        <w:t>9. Как устроен OCIO</w:t>
       </w:r>
       <w:r>
         <w:tab/>
@@ -339,7 +357,7 @@
         <w:spacing w:before="120" w:after="60"/>
       </w:pPr>
       <w:r>
-        <w:t>9. Трей и журнал</w:t>
+        <w:t>10. Темы и шапка окна</w:t>
       </w:r>
       <w:r>
         <w:tab/>
@@ -357,13 +375,13 @@
         <w:spacing w:before="120" w:after="60"/>
       </w:pPr>
       <w:r>
-        <w:t>10. Файлы и папки</w:t>
+        <w:t>11. Настройки</w:t>
       </w:r>
       <w:r>
         <w:tab/>
       </w:r>
       <w:r>
-        <w:t>5</w:t>
+        <w:t>6</w:t>
       </w:r>
     </w:p>
     <w:p>
@@ -375,13 +393,13 @@
         <w:spacing w:before="120" w:after="60"/>
       </w:pPr>
       <w:r>
-        <w:t>11. Сценарии</w:t>
+        <w:t>12. Трей и журнал</w:t>
       </w:r>
       <w:r>
         <w:tab/>
       </w:r>
       <w:r>
-        <w:t>5</w:t>
+        <w:t>6</w:t>
       </w:r>
     </w:p>
     <w:p>
@@ -393,13 +411,85 @@
         <w:spacing w:before="120" w:after="60"/>
       </w:pPr>
       <w:r>
-        <w:t>12. Решение проблем</w:t>
+        <w:t>13. Командная строка</w:t>
       </w:r>
       <w:r>
         <w:tab/>
       </w:r>
       <w:r>
         <w:t>6</w:t>
+      </w:r>
+    </w:p>
+    <w:p>
+      <w:pPr>
+        <w:pStyle w:val="9"/>
+        <w:tabs>
+          <w:tab w:val="right" w:leader="dot" w:pos="9026"/>
+        </w:tabs>
+        <w:spacing w:before="120" w:after="60"/>
+      </w:pPr>
+      <w:r>
+        <w:t>14. Перенос на другую машину</w:t>
+      </w:r>
+      <w:r>
+        <w:tab/>
+      </w:r>
+      <w:r>
+        <w:t>7</w:t>
+      </w:r>
+    </w:p>
+    <w:p>
+      <w:pPr>
+        <w:pStyle w:val="9"/>
+        <w:tabs>
+          <w:tab w:val="right" w:leader="dot" w:pos="9026"/>
+        </w:tabs>
+        <w:spacing w:before="120" w:after="60"/>
+      </w:pPr>
+      <w:r>
+        <w:t>15. Файлы и папки</w:t>
+      </w:r>
+      <w:r>
+        <w:tab/>
+      </w:r>
+      <w:r>
+        <w:t>7</w:t>
+      </w:r>
+    </w:p>
+    <w:p>
+      <w:pPr>
+        <w:pStyle w:val="9"/>
+        <w:tabs>
+          <w:tab w:val="right" w:leader="dot" w:pos="9026"/>
+        </w:tabs>
+        <w:spacing w:before="120" w:after="60"/>
+      </w:pPr>
+      <w:r>
+        <w:t>16. Сценарии</w:t>
+      </w:r>
+      <w:r>
+        <w:tab/>
+      </w:r>
+      <w:r>
+        <w:t>7</w:t>
+      </w:r>
+    </w:p>
+    <w:p>
+      <w:pPr>
+        <w:pStyle w:val="9"/>
+        <w:tabs>
+          <w:tab w:val="right" w:leader="dot" w:pos="9026"/>
+        </w:tabs>
+        <w:spacing w:before="120" w:after="60"/>
+      </w:pPr>
+      <w:r>
+        <w:t>17. Решение проблем</w:t>
+      </w:r>
+      <w:r>
+        <w:tab/>
+      </w:r>
+      <w:r>
+        <w:t>8</w:t>
       </w:r>
     </w:p>
     <w:p>
@@ -468,7 +558,7 @@
           <w:color w:val="1A1A1A"/>
           <w:sz w:val="19"/>
         </w:rPr>
-        <w:t>автоскан установленных приложений: Blender, K-Cycles, Maya, Houdini, Nuke, DaVinci Resolve, Unreal Engine, Substance Painter;</w:t>
+        <w:t>автоскан установленных приложений: реестр Windows, манифесты Epic Games и файловый поиск — Blender, K-Cycles, Maya, Houdini, Nuke, DaVinci Resolve, Unreal Engine, Substance Painter;</w:t>
       </w:r>
     </w:p>
     <w:p>
@@ -496,7 +586,7 @@
           <w:color w:val="1A1A1A"/>
           <w:sz w:val="19"/>
         </w:rPr>
-        <w:t>открытие файлов проектов (.blend, .spp, .ma, .mb, .hip, .hipl, .hipnc, .nk) с применением OCIO;</w:t>
+        <w:t>профили запуска: именованные связки «приложение + OCIO-конфиг + аргументы», переключение шоу одним нажатием;</w:t>
       </w:r>
     </w:p>
     <w:p>
@@ -510,7 +600,7 @@
           <w:color w:val="1A1A1A"/>
           <w:sz w:val="19"/>
         </w:rPr>
-        <w:t>7 цветовых тем в стиле запускаемых приложений;</w:t>
+        <w:t>панель Projects: браузер файлов проектов по вашим папкам, открытие прямо в лаунчере;</w:t>
       </w:r>
     </w:p>
     <w:p>
@@ -524,7 +614,7 @@
           <w:color w:val="1A1A1A"/>
           <w:sz w:val="19"/>
         </w:rPr>
-        <w:t>drag-and-drop: exe превращается в пресет, файл проекта запускается в выбранном приложении;</w:t>
+        <w:t>роли OCIO: переопределение цветовых ролей на уровне пресета без правки конфига;</w:t>
       </w:r>
     </w:p>
     <w:p>
@@ -538,7 +628,7 @@
           <w:color w:val="1A1A1A"/>
           <w:sz w:val="19"/>
         </w:rPr>
-        <w:t>системный трей с быстрым запуском под конфигом по умолчанию;</w:t>
+        <w:t>командная строка для батников и ферм;</w:t>
       </w:r>
     </w:p>
     <w:p>
@@ -552,7 +642,7 @@
           <w:color w:val="1A1A1A"/>
           <w:sz w:val="19"/>
         </w:rPr>
-        <w:t>журнал запусков: время, пользователь, приложение, конфиг, код возврата;</w:t>
+        <w:t>перенос настроек между машинами файлом;</w:t>
       </w:r>
     </w:p>
     <w:p>
@@ -566,7 +656,35 @@
           <w:color w:val="1A1A1A"/>
           <w:sz w:val="19"/>
         </w:rPr>
-        <w:t>комплектный ACES 1.2 OCIO-конфиг со строчными алиасами acescg / raw.</w:t>
+        <w:t>7 цветовых тем, включая шапку окна, и глобальный хоткей Ctrl+Alt+F;</w:t>
+      </w:r>
+    </w:p>
+    <w:p>
+      <w:pPr>
+        <w:pStyle w:val="ListBullet"/>
+      </w:pPr>
+      <w:r>
+        <w:rPr>
+          <w:rFonts w:ascii="Arial" w:hAnsi="Arial"/>
+          <w:i w:val="0"/>
+          <w:color w:val="1A1A1A"/>
+          <w:sz w:val="19"/>
+        </w:rPr>
+        <w:t>системный трей с быстрым запуском пресетов и профилей;</w:t>
+      </w:r>
+    </w:p>
+    <w:p>
+      <w:pPr>
+        <w:pStyle w:val="ListBullet"/>
+      </w:pPr>
+      <w:r>
+        <w:rPr>
+          <w:rFonts w:ascii="Arial" w:hAnsi="Arial"/>
+          <w:i w:val="0"/>
+          <w:color w:val="1A1A1A"/>
+          <w:sz w:val="19"/>
+        </w:rPr>
+        <w:t>журнал запусков и автообновление с GitHub.</w:t>
       </w:r>
     </w:p>
     <w:p>
@@ -594,7 +712,7 @@
           <w:sz w:val="30"/>
           <w:spacing w:val="20"/>
         </w:rPr>
-        <w:t>УСТАНОВКА</w:t>
+        <w:t>УСТАНОВКА И ОБНОВЛЕНИЕ</w:t>
       </w:r>
       <w:bookmarkEnd w:id="100002"/>
     </w:p>
@@ -665,7 +783,21 @@
           <w:color w:val="1A1A1A"/>
           <w:sz w:val="19"/>
         </w:rPr>
-        <w:t>Обновление: закройте лаунчер (в том числе из трея), замените файлы, запустите заново. Настройки и журнал живут отдельно от программы и переживают обновление.</w:t>
+        <w:t>Автообновление: при старте лаунчер проверяет GitHub на новую версию, скачивает её в фоне и показывает в Settings кнопку «Restart and install» — замена происходит в один клик (один запрос UAC). Проверку можно отключить галкой Check for updates on start.</w:t>
+      </w:r>
+    </w:p>
+    <w:p>
+      <w:pPr>
+        <w:pStyle w:val="ListBullet"/>
+      </w:pPr>
+      <w:r>
+        <w:rPr>
+          <w:rFonts w:ascii="Arial" w:hAnsi="Arial"/>
+          <w:i w:val="0"/>
+          <w:color w:val="1A1A1A"/>
+          <w:sz w:val="19"/>
+        </w:rPr>
+        <w:t>Ручное обновление: закройте лаунчер (в том числе из трея), замените файлы, запустите заново. Настройки и журнал живут отдельно от программы и переживают обновление.</w:t>
       </w:r>
     </w:p>
     <w:p>
@@ -708,7 +840,7 @@
           <w:color w:val="1A1A1A"/>
           <w:sz w:val="19"/>
         </w:rPr>
-        <w:t>Запустите FLOMASTER - автоскан найдёт установленные приложения, карточки появятся в окне.</w:t>
+        <w:t>Запустите FLOMASTER — автоскан найдёт установленные приложения.</w:t>
       </w:r>
     </w:p>
     <w:p>
@@ -722,7 +854,7 @@
           <w:color w:val="1A1A1A"/>
           <w:sz w:val="19"/>
         </w:rPr>
-        <w:t>Нажмите Launch на карточке - приложение стартует с OCIO-конфигом лаунчера.</w:t>
+        <w:t>Выберите приложение в списке APPLICATION и нажмите Launch — оно стартует с OCIO-конфигом.</w:t>
       </w:r>
     </w:p>
     <w:p>
@@ -736,7 +868,7 @@
           <w:color w:val="1A1A1A"/>
           <w:sz w:val="19"/>
         </w:rPr>
-        <w:t>Проверьте в приложении, что палитра цветов пространств соответствует конфигу (в Blender - вкладка Color Management в свойствах сцены).</w:t>
+        <w:t>Проверьте в приложении палитру цветовых пространств (в Blender — Color Management в свойствах сцены).</w:t>
       </w:r>
     </w:p>
     <w:p>
@@ -750,7 +882,7 @@
           <w:color w:val="1A1A1A"/>
           <w:sz w:val="19"/>
         </w:rPr>
-        <w:t>Перетащите файл проекта (.blend, .ma, .hip...) на карточку - файл откроется в этом приложении под тем же конфигом.</w:t>
+        <w:t>Раскройте панель Projects, добавьте папку с проектами кнопкой «+» и откройте файл кликом — он запустится в выбранном приложении.</w:t>
       </w:r>
     </w:p>
     <w:p>
@@ -764,7 +896,21 @@
           <w:color w:val="1A1A1A"/>
           <w:sz w:val="19"/>
         </w:rPr>
-        <w:t>Настройте под себя: тема и пути сканирования - в Settings, конфиг по умолчанию для трея - там же.</w:t>
+        <w:t>Нажмите Save current as profile в панели Profiles — текущая связка «приложение + конфиг + аргументы» сохранена под именем.</w:t>
+      </w:r>
+    </w:p>
+    <w:p>
+      <w:pPr>
+        <w:pStyle w:val="ListBullet"/>
+      </w:pPr>
+      <w:r>
+        <w:rPr>
+          <w:rFonts w:ascii="Arial" w:hAnsi="Arial"/>
+          <w:i w:val="0"/>
+          <w:color w:val="1A1A1A"/>
+          <w:sz w:val="19"/>
+        </w:rPr>
+        <w:t>Ctrl+Alt+F прячет и возвращает лаунчер поверх любого приложения.</w:t>
       </w:r>
     </w:p>
     <w:p>
@@ -814,7 +960,7 @@
           <w:color w:val="1A1A1A"/>
           <w:sz w:val="19"/>
         </w:rPr>
-        <w:t>При старте лаунчер ищет установленные приложения в стандартных местах. Если что-то стоит в нестандартной папке (портативные сборки, свои версии) - добавьте папку в Settings → Scan paths, и карточка появится после следующего скана.</w:t>
+        <w:t>При старте лаунчер ищет установленные приложения: сначала в реестре Windows и в манифестах Epic Games Launcher, затем файловым поиском в стандартных папках. Нестандартная установка (портативная сборка, своя версия) — добавьте папку в Settings → Scan paths, и карточка появится после следующего скана.</w:t>
       </w:r>
     </w:p>
     <w:p>
@@ -874,7 +1020,7 @@
           <w:color w:val="1A1A1A"/>
           <w:sz w:val="19"/>
         </w:rPr>
-        <w:t>У каждого пресета свои аргументы запуска (меню Quick Commands на карточке) - так держат несколько версий одного приложения или особые ключи запуска.</w:t>
+        <w:t>У каждого пресета свои аргументы запуска (панель Quick commands) - так держат несколько версий одного приложения или особые ключи запуска.</w:t>
       </w:r>
     </w:p>
     <w:p>
@@ -902,7 +1048,7 @@
           <w:sz w:val="30"/>
           <w:spacing w:val="20"/>
         </w:rPr>
-        <w:t>ФАЙЛЫ ПРОЕКТОВ</w:t>
+        <w:t>ПРОФИЛИ ЗАПУСКА</w:t>
       </w:r>
       <w:bookmarkEnd w:id="100007"/>
     </w:p>
@@ -914,7 +1060,74 @@
           <w:color w:val="1A1A1A"/>
           <w:sz w:val="19"/>
         </w:rPr>
-        <w:t>Перетащите файл проекта на карточку приложения - файл откроется в нём с применённым OCIO-конфигом. Поддерживаются: .blend, .spp, .ma, .mb, .hip, .hipl, .hipnc, .nk. Последние открытые файлы доступны в списке Recent. Так же работает пункт контекстного меню Windows «Open in FLOMASTER» - правый клик по файлу проекта.</w:t>
+        <w:t>Профиль - именованный слепок состояния запуска: приложение + OCIO-конфиг + аргументы. Это единица переключения между задачами: «шоу А» и «шоу Б» отличаются одним нажатием, а не перенастройкой трёх полей.</w:t>
+      </w:r>
+    </w:p>
+    <w:p>
+      <w:pPr>
+        <w:pStyle w:val="ListBullet"/>
+      </w:pPr>
+      <w:r>
+        <w:rPr>
+          <w:rFonts w:ascii="Arial" w:hAnsi="Arial"/>
+          <w:i w:val="0"/>
+          <w:color w:val="1A1A1A"/>
+          <w:sz w:val="19"/>
+        </w:rPr>
+        <w:t>настройте приложение, OCIO-конфиг и аргументы, раскройте панель Profiles и нажмите Save current as profile;</w:t>
+      </w:r>
+    </w:p>
+    <w:p>
+      <w:pPr>
+        <w:pStyle w:val="ListBullet"/>
+      </w:pPr>
+      <w:r>
+        <w:rPr>
+          <w:rFonts w:ascii="Arial" w:hAnsi="Arial"/>
+          <w:i w:val="0"/>
+          <w:color w:val="1A1A1A"/>
+          <w:sz w:val="19"/>
+        </w:rPr>
+        <w:t>клик по профилю возвращает всю связку целиком (профили ссылаются на пресет и конфиг по имени — их правки подхватываются);</w:t>
+      </w:r>
+    </w:p>
+    <w:p>
+      <w:pPr>
+        <w:pStyle w:val="ListBullet"/>
+      </w:pPr>
+      <w:r>
+        <w:rPr>
+          <w:rFonts w:ascii="Arial" w:hAnsi="Arial"/>
+          <w:i w:val="0"/>
+          <w:color w:val="1A1A1A"/>
+          <w:sz w:val="19"/>
+        </w:rPr>
+        <w:t>крестик удаляет профиль (с подтверждением);</w:t>
+      </w:r>
+    </w:p>
+    <w:p>
+      <w:pPr>
+        <w:pStyle w:val="ListBullet"/>
+      </w:pPr>
+      <w:r>
+        <w:rPr>
+          <w:rFonts w:ascii="Arial" w:hAnsi="Arial"/>
+          <w:i w:val="0"/>
+          <w:color w:val="1A1A1A"/>
+          <w:sz w:val="19"/>
+        </w:rPr>
+        <w:t>в меню трея есть секция PROFILES — запуск профиля прямо из трея, без окна.</w:t>
+      </w:r>
+    </w:p>
+    <w:p>
+      <w:r>
+        <w:rPr>
+          <w:rFonts w:ascii="Arial" w:hAnsi="Arial"/>
+          <w:i w:val="0"/>
+          <w:color w:val="1A1A1A"/>
+          <w:sz w:val="19"/>
+        </w:rPr>
+        <w:t>Типовой набор: по профилю на шоу (разные OCIO-конфиги), на версию приложения, на фоновый рендер (аргументы запекания). Профили переезжают между машинами вместе с настройками — см. раздел «Перенос на другую машину».</w:t>
       </w:r>
     </w:p>
     <w:p>
@@ -942,9 +1155,252 @@
           <w:sz w:val="30"/>
           <w:spacing w:val="20"/>
         </w:rPr>
+        <w:t>ПАНЕЛЬ PROJECTS</w:t>
+      </w:r>
+      <w:bookmarkEnd w:id="100008"/>
+    </w:p>
+    <w:p>
+      <w:r>
+        <w:rPr>
+          <w:rFonts w:ascii="Arial" w:hAnsi="Arial"/>
+          <w:i w:val="0"/>
+          <w:color w:val="1A1A1A"/>
+          <w:sz w:val="19"/>
+        </w:rPr>
+        <w:t>Панель Projects — браузер файлов проектов внутри лаунчера: вместо копания в проводнике вы открываете нужный файл одним кликом.</w:t>
+      </w:r>
+    </w:p>
+    <w:p>
+      <w:pPr>
+        <w:pStyle w:val="ListBullet"/>
+      </w:pPr>
+      <w:r>
+        <w:rPr>
+          <w:rFonts w:ascii="Arial" w:hAnsi="Arial"/>
+          <w:i w:val="0"/>
+          <w:color w:val="1A1A1A"/>
+          <w:sz w:val="19"/>
+        </w:rPr>
+        <w:t>кнопкой «+» добавьте папку, где хранятся проекты (корень); «−» удаляет выбранный корень;</w:t>
+      </w:r>
+    </w:p>
+    <w:p>
+      <w:pPr>
+        <w:pStyle w:val="ListBullet"/>
+      </w:pPr>
+      <w:r>
+        <w:rPr>
+          <w:rFonts w:ascii="Arial" w:hAnsi="Arial"/>
+          <w:i w:val="0"/>
+          <w:color w:val="1A1A1A"/>
+          <w:sz w:val="19"/>
+        </w:rPr>
+        <w:t>раскройте панель Projects: список показывает все проектные файлы корня рекурсивно, с относительными путями;</w:t>
+      </w:r>
+    </w:p>
+    <w:p>
+      <w:pPr>
+        <w:pStyle w:val="ListBullet"/>
+      </w:pPr>
+      <w:r>
+        <w:rPr>
+          <w:rFonts w:ascii="Arial" w:hAnsi="Arial"/>
+          <w:i w:val="0"/>
+          <w:color w:val="1A1A1A"/>
+          <w:sz w:val="19"/>
+        </w:rPr>
+        <w:t>поле поиска фильтрует список по имени файла;</w:t>
+      </w:r>
+    </w:p>
+    <w:p>
+      <w:pPr>
+        <w:pStyle w:val="ListBullet"/>
+      </w:pPr>
+      <w:r>
+        <w:rPr>
+          <w:rFonts w:ascii="Arial" w:hAnsi="Arial"/>
+          <w:i w:val="0"/>
+          <w:color w:val="1A1A1A"/>
+          <w:sz w:val="19"/>
+        </w:rPr>
+        <w:t>клик по файлу открывает его текущим приложением с OCIO-конфигом и добавляет в Recent.</w:t>
+      </w:r>
+    </w:p>
+    <w:p>
+      <w:r>
+        <w:rPr>
+          <w:rFonts w:ascii="Arial" w:hAnsi="Arial"/>
+          <w:i w:val="0"/>
+          <w:color w:val="1A1A1A"/>
+          <w:sz w:val="19"/>
+        </w:rPr>
+        <w:t>В списке только родные форматы DCC: .blend, .spp, .ma, .mb, .hip, .hipl, .hipnc, .nk. Экспортные форматы (.fbx, .obj, .stl) сознательно не показываются — это выпечка, а не проекты.</w:t>
+      </w:r>
+    </w:p>
+    <w:p>
+      <w:pPr>
+        <w:pStyle w:val="Heading1"/>
+        <w:pBdr>
+          <w:left w:val="single" w:sz="24" w:space="8" w:color="C82823"/>
+        </w:pBdr>
+      </w:pPr>
+      <w:bookmarkStart w:id="100009" w:name="_Toc100009"/>
+      <w:r>
+        <w:rPr>
+          <w:rFonts w:ascii="Century Gothic" w:hAnsi="Century Gothic"/>
+          <w:b/>
+          <w:color w:val="000000"/>
+          <w:sz w:val="30"/>
+        </w:rPr>
+        <w:t xml:space="preserve">7. </w:t>
+      </w:r>
+      <w:r>
+        <w:rPr>
+          <w:rFonts w:ascii="Century Gothic" w:hAnsi="Century Gothic"/>
+          <w:b/>
+          <w:color w:val="000000"/>
+          <w:sz w:val="30"/>
+          <w:spacing w:val="20"/>
+        </w:rPr>
+        <w:t>ФАЙЛЫ ПРОЕКТОВ</w:t>
+      </w:r>
+      <w:bookmarkEnd w:id="100009"/>
+    </w:p>
+    <w:p>
+      <w:r>
+        <w:rPr>
+          <w:rFonts w:ascii="Arial" w:hAnsi="Arial"/>
+          <w:i w:val="0"/>
+          <w:color w:val="1A1A1A"/>
+          <w:sz w:val="19"/>
+        </w:rPr>
+        <w:t>Перетащите файл проекта на окно лаунчера — файл откроется в выбранном приложении с применённым OCIO-конфигом. Те же файлы доступны в списке Recent — клик переоткрывает их без проводника. Поддерживаются: .blend, .spp, .ma, .mb, .hip, .hipl, .hipnc, .nk.</w:t>
+      </w:r>
+    </w:p>
+    <w:p>
+      <w:pPr>
+        <w:pStyle w:val="Heading1"/>
+        <w:pBdr>
+          <w:left w:val="single" w:sz="24" w:space="8" w:color="C82823"/>
+        </w:pBdr>
+      </w:pPr>
+      <w:bookmarkStart w:id="100010" w:name="_Toc100010"/>
+      <w:r>
+        <w:rPr>
+          <w:rFonts w:ascii="Century Gothic" w:hAnsi="Century Gothic"/>
+          <w:b/>
+          <w:color w:val="000000"/>
+          <w:sz w:val="30"/>
+        </w:rPr>
+        <w:t xml:space="preserve">8. </w:t>
+      </w:r>
+      <w:r>
+        <w:rPr>
+          <w:rFonts w:ascii="Century Gothic" w:hAnsi="Century Gothic"/>
+          <w:b/>
+          <w:color w:val="000000"/>
+          <w:sz w:val="30"/>
+          <w:spacing w:val="20"/>
+        </w:rPr>
+        <w:t>РОЛИ OCIO</w:t>
+      </w:r>
+      <w:bookmarkEnd w:id="100010"/>
+    </w:p>
+    <w:p>
+      <w:r>
+        <w:rPr>
+          <w:rFonts w:ascii="Arial" w:hAnsi="Arial"/>
+          <w:i w:val="0"/>
+          <w:color w:val="1A1A1A"/>
+          <w:sz w:val="19"/>
+        </w:rPr>
+        <w:t>Панель Roles показывает, во что превращаются ключевые цветовые роли выбранного конфига (scene_linear, data, default_byte и другие) — и позволяет переопределить их на уровень пресета.</w:t>
+      </w:r>
+    </w:p>
+    <w:p>
+      <w:pPr>
+        <w:pStyle w:val="ListBullet"/>
+      </w:pPr>
+      <w:r>
+        <w:rPr>
+          <w:rFonts w:ascii="Arial" w:hAnsi="Arial"/>
+          <w:i w:val="0"/>
+          <w:color w:val="1A1A1A"/>
+          <w:sz w:val="19"/>
+        </w:rPr>
+        <w:t>клик по строке роли открывает пикер: colorspaces сгруппированы по family, как меню Color Space в Blender, есть поиск;</w:t>
+      </w:r>
+    </w:p>
+    <w:p>
+      <w:pPr>
+        <w:pStyle w:val="ListBullet"/>
+      </w:pPr>
+      <w:r>
+        <w:rPr>
+          <w:rFonts w:ascii="Arial" w:hAnsi="Arial"/>
+          <w:i w:val="0"/>
+          <w:color w:val="1A1A1A"/>
+          <w:sz w:val="19"/>
+        </w:rPr>
+        <w:t>переопределения хранятся в конфиге лаунчера, а при запуске собирается вариант конфига — оригинальный .ocio не изменяется никогда;</w:t>
+      </w:r>
+    </w:p>
+    <w:p>
+      <w:pPr>
+        <w:pStyle w:val="ListBullet"/>
+      </w:pPr>
+      <w:r>
+        <w:rPr>
+          <w:rFonts w:ascii="Arial" w:hAnsi="Arial"/>
+          <w:i w:val="0"/>
+          <w:color w:val="1A1A1A"/>
+          <w:sz w:val="19"/>
+        </w:rPr>
+        <w:t>Reset возвращает все роли пресета к значениям конфига;</w:t>
+      </w:r>
+    </w:p>
+    <w:p>
+      <w:pPr>
+        <w:pStyle w:val="ListBullet"/>
+      </w:pPr>
+      <w:r>
+        <w:rPr>
+          <w:rFonts w:ascii="Arial" w:hAnsi="Arial"/>
+          <w:i w:val="0"/>
+          <w:color w:val="1A1A1A"/>
+          <w:sz w:val="19"/>
+        </w:rPr>
+        <w:t>под селектором конфига — строка валидации: отсутствующие критичные роли и битые ссылки подсвечиваются заранее.</w:t>
+      </w:r>
+    </w:p>
+    <w:p>
+      <w:pPr>
+        <w:pStyle w:val="Heading1"/>
+        <w:pBdr>
+          <w:left w:val="single" w:sz="24" w:space="8" w:color="C82823"/>
+        </w:pBdr>
+      </w:pPr>
+      <w:bookmarkStart w:id="100011" w:name="_Toc100011"/>
+      <w:r>
+        <w:rPr>
+          <w:rFonts w:ascii="Century Gothic" w:hAnsi="Century Gothic"/>
+          <w:b/>
+          <w:color w:val="000000"/>
+          <w:sz w:val="30"/>
+        </w:rPr>
+        <w:t xml:space="preserve">9. </w:t>
+      </w:r>
+      <w:r>
+        <w:rPr>
+          <w:rFonts w:ascii="Century Gothic" w:hAnsi="Century Gothic"/>
+          <w:b/>
+          <w:color w:val="000000"/>
+          <w:sz w:val="30"/>
+          <w:spacing w:val="20"/>
+        </w:rPr>
         <w:t>КАК УСТРОЕН OCIO</w:t>
       </w:r>
-      <w:bookmarkEnd w:id="100008"/>
+      <w:bookmarkEnd w:id="100011"/>
     </w:p>
     <w:p>
       <w:r>
@@ -1167,7 +1623,7 @@
           <w:left w:val="single" w:sz="24" w:space="8" w:color="C82823"/>
         </w:pBdr>
       </w:pPr>
-      <w:bookmarkStart w:id="100009" w:name="_Toc100009"/>
+      <w:bookmarkStart w:id="100012" w:name="_Toc100012"/>
       <w:r>
         <w:rPr>
           <w:rFonts w:ascii="Century Gothic" w:hAnsi="Century Gothic"/>
@@ -1175,7 +1631,7 @@
           <w:color w:val="000000"/>
           <w:sz w:val="30"/>
         </w:rPr>
-        <w:t xml:space="preserve">7. </w:t>
+        <w:t xml:space="preserve">10. </w:t>
       </w:r>
       <w:r>
         <w:rPr>
@@ -1185,9 +1641,9 @@
           <w:sz w:val="30"/>
           <w:spacing w:val="20"/>
         </w:rPr>
-        <w:t>ТЕМЫ</w:t>
+        <w:t>ТЕМЫ И ШАПКА ОКНА</w:t>
       </w:r>
-      <w:bookmarkEnd w:id="100009"/>
+      <w:bookmarkEnd w:id="100012"/>
     </w:p>
     <w:p>
       <w:r>
@@ -1197,7 +1653,7 @@
           <w:color w:val="1A1A1A"/>
           <w:sz w:val="19"/>
         </w:rPr>
-        <w:t>Семь цветовых схем - по одной на приложение из пайплайна. Тема меняется в Settings и красит весь интерфейс: кнопки, галочки, скроллбар, выпадающие меню и состояние кнопки Launch при наведении.</w:t>
+        <w:t>Семь цветовых схем - по одной на приложение из пайплайна. Тема меняется в Settings и красит весь интерфейс: кнопки, галочки, скроллбар, выпадающие меню, полосу заголовка окна и состояние кнопки Launch при наведении.</w:t>
       </w:r>
     </w:p>
     <w:tbl>
@@ -1840,13 +2296,24 @@
       </w:pPr>
     </w:p>
     <w:p>
+      <w:r>
+        <w:rPr>
+          <w:rFonts w:ascii="Arial" w:hAnsi="Arial"/>
+          <w:i w:val="0"/>
+          <w:color w:val="1A1A1A"/>
+          <w:sz w:val="19"/>
+        </w:rPr>
+        <w:t>Полоса заголовка окна — собственная, в цвете темы: слева имя приложения, справа кнопки свернуть и закрыть. Перетаскивание окна — за полосу заголовка.</w:t>
+      </w:r>
+    </w:p>
+    <w:p>
       <w:pPr>
         <w:pStyle w:val="Heading1"/>
         <w:pBdr>
           <w:left w:val="single" w:sz="24" w:space="8" w:color="C82823"/>
         </w:pBdr>
       </w:pPr>
-      <w:bookmarkStart w:id="100010" w:name="_Toc100010"/>
+      <w:bookmarkStart w:id="100013" w:name="_Toc100013"/>
       <w:r>
         <w:rPr>
           <w:rFonts w:ascii="Century Gothic" w:hAnsi="Century Gothic"/>
@@ -1854,7 +2321,7 @@
           <w:color w:val="000000"/>
           <w:sz w:val="30"/>
         </w:rPr>
-        <w:t xml:space="preserve">8. </w:t>
+        <w:t xml:space="preserve">11. </w:t>
       </w:r>
       <w:r>
         <w:rPr>
@@ -1866,7 +2333,7 @@
         </w:rPr>
         <w:t>НАСТРОЙКИ</w:t>
       </w:r>
-      <w:bookmarkEnd w:id="100010"/>
+      <w:bookmarkEnd w:id="100013"/>
     </w:p>
     <w:tbl>
       <w:tblPr>
@@ -1887,6 +2354,7 @@
       <w:tr>
         <w:trPr>
           <w:cantSplit/>
+          <w:tblHeader/>
         </w:trPr>
         <w:tc>
           <w:tcPr>
@@ -1953,7 +2421,57 @@
           </w:tcPr>
           <w:p>
             <w:pPr>
-              <w:keepNext/>
+              <w:spacing w:before="40" w:after="40" w:line="264" w:lineRule="auto"/>
+            </w:pPr>
+            <w:r>
+              <w:rPr>
+                <w:rFonts w:ascii="Arial" w:hAnsi="Arial"/>
+                <w:b/>
+                <w:color w:val="1A1A1A"/>
+                <w:sz w:val="18"/>
+              </w:rPr>
+              <w:t>Check for updates on start</w:t>
+            </w:r>
+          </w:p>
+        </w:tc>
+        <w:tc>
+          <w:tcPr>
+            <w:tcW w:type="dxa" w:w="6236"/>
+            <w:vAlign w:val="top"/>
+            <w:tcBorders>
+              <w:bottom w:val="single" w:sz="4" w:space="4" w:color="E0E0E0"/>
+            </w:tcBorders>
+          </w:tcPr>
+          <w:p>
+            <w:pPr>
+              <w:spacing w:before="40" w:after="40" w:line="264" w:lineRule="auto"/>
+            </w:pPr>
+            <w:r>
+              <w:rPr>
+                <w:rFonts w:ascii="Arial" w:hAnsi="Arial"/>
+                <w:b w:val="0"/>
+                <w:color w:val="1A1A1A"/>
+                <w:sz w:val="18"/>
+              </w:rPr>
+              <w:t>проверка автообновления при старте</w:t>
+            </w:r>
+          </w:p>
+        </w:tc>
+      </w:tr>
+      <w:tr>
+        <w:trPr>
+          <w:cantSplit/>
+        </w:trPr>
+        <w:tc>
+          <w:tcPr>
+            <w:tcW w:type="dxa" w:w="3402"/>
+            <w:vAlign w:val="top"/>
+            <w:tcBorders>
+              <w:bottom w:val="single" w:sz="4" w:space="4" w:color="E0E0E0"/>
+            </w:tcBorders>
+          </w:tcPr>
+          <w:p>
+            <w:pPr>
               <w:spacing w:before="40" w:after="40" w:line="264" w:lineRule="auto"/>
             </w:pPr>
             <w:r>
@@ -1977,7 +2495,6 @@
           </w:tcPr>
           <w:p>
             <w:pPr>
-              <w:keepNext/>
               <w:spacing w:before="40" w:after="40" w:line="264" w:lineRule="auto"/>
             </w:pPr>
             <w:r>
@@ -2006,7 +2523,6 @@
           </w:tcPr>
           <w:p>
             <w:pPr>
-              <w:keepNext/>
               <w:spacing w:before="40" w:after="40" w:line="264" w:lineRule="auto"/>
             </w:pPr>
             <w:r>
@@ -2030,7 +2546,6 @@
           </w:tcPr>
           <w:p>
             <w:pPr>
-              <w:keepNext/>
               <w:spacing w:before="40" w:after="40" w:line="264" w:lineRule="auto"/>
             </w:pPr>
             <w:r>
@@ -2059,7 +2574,6 @@
           </w:tcPr>
           <w:p>
             <w:pPr>
-              <w:keepNext/>
               <w:spacing w:before="40" w:after="40" w:line="264" w:lineRule="auto"/>
             </w:pPr>
             <w:r>
@@ -2083,7 +2597,6 @@
           </w:tcPr>
           <w:p>
             <w:pPr>
-              <w:keepNext/>
               <w:spacing w:before="40" w:after="40" w:line="264" w:lineRule="auto"/>
             </w:pPr>
             <w:r>
@@ -2112,7 +2625,6 @@
           </w:tcPr>
           <w:p>
             <w:pPr>
-              <w:keepNext/>
               <w:spacing w:before="40" w:after="40" w:line="264" w:lineRule="auto"/>
             </w:pPr>
             <w:r>
@@ -2136,7 +2648,6 @@
           </w:tcPr>
           <w:p>
             <w:pPr>
-              <w:keepNext/>
               <w:spacing w:before="40" w:after="40" w:line="264" w:lineRule="auto"/>
             </w:pPr>
             <w:r>
@@ -2165,7 +2676,57 @@
           </w:tcPr>
           <w:p>
             <w:pPr>
-              <w:keepNext/>
+              <w:spacing w:before="40" w:after="40" w:line="264" w:lineRule="auto"/>
+            </w:pPr>
+            <w:r>
+              <w:rPr>
+                <w:rFonts w:ascii="Arial" w:hAnsi="Arial"/>
+                <w:b/>
+                <w:color w:val="1A1A1A"/>
+                <w:sz w:val="18"/>
+              </w:rPr>
+              <w:t>Global hotkey (Ctrl+Alt+F)</w:t>
+            </w:r>
+          </w:p>
+        </w:tc>
+        <w:tc>
+          <w:tcPr>
+            <w:tcW w:type="dxa" w:w="6236"/>
+            <w:vAlign w:val="top"/>
+            <w:tcBorders>
+              <w:bottom w:val="single" w:sz="4" w:space="4" w:color="E0E0E0"/>
+            </w:tcBorders>
+          </w:tcPr>
+          <w:p>
+            <w:pPr>
+              <w:spacing w:before="40" w:after="40" w:line="264" w:lineRule="auto"/>
+            </w:pPr>
+            <w:r>
+              <w:rPr>
+                <w:rFonts w:ascii="Arial" w:hAnsi="Arial"/>
+                <w:b w:val="0"/>
+                <w:color w:val="1A1A1A"/>
+                <w:sz w:val="18"/>
+              </w:rPr>
+              <w:t>глобальный хоткей: показать/спрятать лаунчер поверх всего</w:t>
+            </w:r>
+          </w:p>
+        </w:tc>
+      </w:tr>
+      <w:tr>
+        <w:trPr>
+          <w:cantSplit/>
+        </w:trPr>
+        <w:tc>
+          <w:tcPr>
+            <w:tcW w:type="dxa" w:w="3402"/>
+            <w:vAlign w:val="top"/>
+            <w:tcBorders>
+              <w:bottom w:val="single" w:sz="4" w:space="4" w:color="E0E0E0"/>
+            </w:tcBorders>
+          </w:tcPr>
+          <w:p>
+            <w:pPr>
               <w:spacing w:before="40" w:after="40" w:line="264" w:lineRule="auto"/>
             </w:pPr>
             <w:r>
@@ -2189,7 +2750,6 @@
           </w:tcPr>
           <w:p>
             <w:pPr>
-              <w:keepNext/>
               <w:spacing w:before="40" w:after="40" w:line="264" w:lineRule="auto"/>
             </w:pPr>
             <w:r>
@@ -2218,7 +2778,6 @@
           </w:tcPr>
           <w:p>
             <w:pPr>
-              <w:keepNext/>
               <w:spacing w:before="40" w:after="40" w:line="264" w:lineRule="auto"/>
             </w:pPr>
             <w:r>
@@ -2242,7 +2801,6 @@
           </w:tcPr>
           <w:p>
             <w:pPr>
-              <w:keepNext/>
               <w:spacing w:before="40" w:after="40" w:line="264" w:lineRule="auto"/>
             </w:pPr>
             <w:r>
@@ -2253,6 +2811,57 @@
                 <w:sz w:val="18"/>
               </w:rPr>
               <w:t>дополнительные папки для автоскана</w:t>
+            </w:r>
+          </w:p>
+        </w:tc>
+      </w:tr>
+      <w:tr>
+        <w:trPr>
+          <w:cantSplit/>
+        </w:trPr>
+        <w:tc>
+          <w:tcPr>
+            <w:tcW w:type="dxa" w:w="3402"/>
+            <w:vAlign w:val="top"/>
+            <w:tcBorders>
+              <w:bottom w:val="single" w:sz="4" w:space="4" w:color="E0E0E0"/>
+            </w:tcBorders>
+          </w:tcPr>
+          <w:p>
+            <w:pPr>
+              <w:spacing w:before="40" w:after="40" w:line="264" w:lineRule="auto"/>
+            </w:pPr>
+            <w:r>
+              <w:rPr>
+                <w:rFonts w:ascii="Arial" w:hAnsi="Arial"/>
+                <w:b/>
+                <w:color w:val="1A1A1A"/>
+                <w:sz w:val="18"/>
+              </w:rPr>
+              <w:t>SYNC</w:t>
+            </w:r>
+          </w:p>
+        </w:tc>
+        <w:tc>
+          <w:tcPr>
+            <w:tcW w:type="dxa" w:w="6236"/>
+            <w:vAlign w:val="top"/>
+            <w:tcBorders>
+              <w:bottom w:val="single" w:sz="4" w:space="4" w:color="E0E0E0"/>
+            </w:tcBorders>
+          </w:tcPr>
+          <w:p>
+            <w:pPr>
+              <w:spacing w:before="40" w:after="40" w:line="264" w:lineRule="auto"/>
+            </w:pPr>
+            <w:r>
+              <w:rPr>
+                <w:rFonts w:ascii="Arial" w:hAnsi="Arial"/>
+                <w:b w:val="0"/>
+                <w:color w:val="1A1A1A"/>
+                <w:sz w:val="18"/>
+              </w:rPr>
+              <w:t>экспорт/импорт настроек для переноса на другую машину</w:t>
             </w:r>
           </w:p>
         </w:tc>
@@ -2321,7 +2930,7 @@
           <w:left w:val="single" w:sz="24" w:space="8" w:color="C82823"/>
         </w:pBdr>
       </w:pPr>
-      <w:bookmarkStart w:id="100011" w:name="_Toc100011"/>
+      <w:bookmarkStart w:id="100014" w:name="_Toc100014"/>
       <w:r>
         <w:rPr>
           <w:rFonts w:ascii="Century Gothic" w:hAnsi="Century Gothic"/>
@@ -2329,7 +2938,7 @@
           <w:color w:val="000000"/>
           <w:sz w:val="30"/>
         </w:rPr>
-        <w:t xml:space="preserve">9. </w:t>
+        <w:t xml:space="preserve">12. </w:t>
       </w:r>
       <w:r>
         <w:rPr>
@@ -2341,7 +2950,7 @@
         </w:rPr>
         <w:t>ТРЕЙ И ЖУРНАЛ</w:t>
       </w:r>
-      <w:bookmarkEnd w:id="100011"/>
+      <w:bookmarkEnd w:id="100014"/>
     </w:p>
     <w:p>
       <w:r>
@@ -2351,7 +2960,7 @@
           <w:color w:val="1A1A1A"/>
           <w:sz w:val="19"/>
         </w:rPr>
-        <w:t>Закрытие окна сворачивает лаунчер в системный трей - он продолжает работать. Из меню трея доступен быстрый запуск приложений под конфигом по умолчанию.</w:t>
+        <w:t>Закрытие окна сворачивает лаунчер в системный трей - он продолжает работать. Меню трея: быстрый запуск пресетов, секция PROFILES (запуск профилей одной кнопкой) и показ окна.</w:t>
       </w:r>
     </w:p>
     <w:p>
@@ -2372,7 +2981,7 @@
           <w:left w:val="single" w:sz="24" w:space="8" w:color="C82823"/>
         </w:pBdr>
       </w:pPr>
-      <w:bookmarkStart w:id="100012" w:name="_Toc100012"/>
+      <w:bookmarkStart w:id="100015" w:name="_Toc100015"/>
       <w:r>
         <w:rPr>
           <w:rFonts w:ascii="Century Gothic" w:hAnsi="Century Gothic"/>
@@ -2380,7 +2989,429 @@
           <w:color w:val="000000"/>
           <w:sz w:val="30"/>
         </w:rPr>
-        <w:t xml:space="preserve">10. </w:t>
+        <w:t xml:space="preserve">13. </w:t>
+      </w:r>
+      <w:r>
+        <w:rPr>
+          <w:rFonts w:ascii="Century Gothic" w:hAnsi="Century Gothic"/>
+          <w:b/>
+          <w:color w:val="000000"/>
+          <w:sz w:val="30"/>
+          <w:spacing w:val="20"/>
+        </w:rPr>
+        <w:t>КОМАНДНАЯ СТРОКА</w:t>
+      </w:r>
+      <w:bookmarkEnd w:id="100015"/>
+    </w:p>
+    <w:p>
+      <w:r>
+        <w:rPr>
+          <w:rFonts w:ascii="Arial" w:hAnsi="Arial"/>
+          <w:i w:val="0"/>
+          <w:color w:val="1A1A1A"/>
+          <w:sz w:val="19"/>
+        </w:rPr>
+        <w:t>Лаунчер работает без окна - для батников, ферм и скриптов:</w:t>
+      </w:r>
+    </w:p>
+    <w:p>
+      <w:r>
+        <w:rPr>
+          <w:rFonts w:ascii="Arial" w:hAnsi="Arial"/>
+          <w:i/>
+          <w:color w:val="1A1A1A"/>
+          <w:sz w:val="19"/>
+        </w:rPr>
+        <w:t>FLOMASTER.exe --list-profiles</w:t>
+      </w:r>
+    </w:p>
+    <w:p>
+      <w:r>
+        <w:rPr>
+          <w:rFonts w:ascii="Arial" w:hAnsi="Arial"/>
+          <w:i/>
+          <w:color w:val="1A1A1A"/>
+          <w:sz w:val="19"/>
+        </w:rPr>
+        <w:t>FLOMASTER.exe --launch "Профиль"</w:t>
+      </w:r>
+    </w:p>
+    <w:p>
+      <w:r>
+        <w:rPr>
+          <w:rFonts w:ascii="Arial" w:hAnsi="Arial"/>
+          <w:i/>
+          <w:color w:val="1A1A1A"/>
+          <w:sz w:val="19"/>
+        </w:rPr>
+        <w:t>FLOMASTER.exe --launch "Профиль" --project "D:\shows\A\shot_042.blend"</w:t>
+      </w:r>
+    </w:p>
+    <w:p>
+      <w:r>
+        <w:rPr>
+          <w:rFonts w:ascii="Arial" w:hAnsi="Arial"/>
+          <w:i w:val="0"/>
+          <w:color w:val="1A1A1A"/>
+          <w:sz w:val="19"/>
+        </w:rPr>
+        <w:t>Профиль разворачивается в приложение + OCIO-конфиг + аргументы - та же среда, что и ручной запуск. --project добавляет файл к аргументам профиля (или подставляется вместо плейсхолдера {file}, если он есть в аргументах профиля).</w:t>
+      </w:r>
+    </w:p>
+    <w:tbl>
+      <w:tblPr>
+        <w:tblW w:type="auto" w:w="0"/>
+        <w:tblLayout w:type="fixed"/>
+        <w:tblLook w:firstColumn="1" w:firstRow="1" w:lastColumn="0" w:lastRow="0" w:noHBand="0" w:noVBand="1" w:val="04A0"/>
+        <w:tblCellMar>
+          <w:top w:w="40" w:type="dxa"/>
+          <w:left w:w="80" w:type="dxa"/>
+          <w:bottom w:w="40" w:type="dxa"/>
+          <w:right w:w="80" w:type="dxa"/>
+        </w:tblCellMar>
+      </w:tblPr>
+      <w:tblGrid>
+        <w:gridCol w:w="4706"/>
+        <w:gridCol w:w="4706"/>
+      </w:tblGrid>
+      <w:tr>
+        <w:trPr>
+          <w:cantSplit/>
+        </w:trPr>
+        <w:tc>
+          <w:tcPr>
+            <w:tcW w:type="dxa" w:w="2608"/>
+            <w:vAlign w:val="top"/>
+            <w:tcBorders>
+              <w:bottom w:val="single" w:sz="12" w:space="4" w:color="C82823"/>
+            </w:tcBorders>
+          </w:tcPr>
+          <w:p>
+            <w:pPr>
+              <w:keepNext/>
+              <w:spacing w:before="40" w:after="40" w:line="264" w:lineRule="auto"/>
+            </w:pPr>
+            <w:r>
+              <w:rPr>
+                <w:rFonts w:ascii="Century Gothic" w:hAnsi="Century Gothic"/>
+                <w:b/>
+                <w:color w:val="000000"/>
+                <w:sz w:val="17"/>
+                <w:spacing w:val="20"/>
+              </w:rPr>
+              <w:t>КОД ВОЗВРАТА</w:t>
+            </w:r>
+          </w:p>
+        </w:tc>
+        <w:tc>
+          <w:tcPr>
+            <w:tcW w:type="dxa" w:w="7030"/>
+            <w:vAlign w:val="top"/>
+            <w:tcBorders>
+              <w:bottom w:val="single" w:sz="12" w:space="4" w:color="C82823"/>
+            </w:tcBorders>
+          </w:tcPr>
+          <w:p>
+            <w:pPr>
+              <w:keepNext/>
+              <w:spacing w:before="40" w:after="40" w:line="264" w:lineRule="auto"/>
+            </w:pPr>
+            <w:r>
+              <w:rPr>
+                <w:rFonts w:ascii="Century Gothic" w:hAnsi="Century Gothic"/>
+                <w:b/>
+                <w:color w:val="000000"/>
+                <w:sz w:val="17"/>
+                <w:spacing w:val="20"/>
+              </w:rPr>
+              <w:t>ЗНАЧЕНИЕ</w:t>
+            </w:r>
+          </w:p>
+        </w:tc>
+      </w:tr>
+      <w:tr>
+        <w:trPr>
+          <w:cantSplit/>
+        </w:trPr>
+        <w:tc>
+          <w:tcPr>
+            <w:tcW w:type="dxa" w:w="2608"/>
+            <w:vAlign w:val="top"/>
+            <w:tcBorders>
+              <w:bottom w:val="single" w:sz="4" w:space="4" w:color="E0E0E0"/>
+            </w:tcBorders>
+          </w:tcPr>
+          <w:p>
+            <w:pPr>
+              <w:keepNext/>
+              <w:spacing w:before="40" w:after="40" w:line="264" w:lineRule="auto"/>
+            </w:pPr>
+            <w:r>
+              <w:rPr>
+                <w:rFonts w:ascii="Arial" w:hAnsi="Arial"/>
+                <w:b/>
+                <w:color w:val="1A1A1A"/>
+                <w:sz w:val="18"/>
+              </w:rPr>
+              <w:t>0</w:t>
+            </w:r>
+          </w:p>
+        </w:tc>
+        <w:tc>
+          <w:tcPr>
+            <w:tcW w:type="dxa" w:w="7030"/>
+            <w:vAlign w:val="top"/>
+            <w:tcBorders>
+              <w:bottom w:val="single" w:sz="4" w:space="4" w:color="E0E0E0"/>
+            </w:tcBorders>
+          </w:tcPr>
+          <w:p>
+            <w:pPr>
+              <w:keepNext/>
+              <w:spacing w:before="40" w:after="40" w:line="264" w:lineRule="auto"/>
+            </w:pPr>
+            <w:r>
+              <w:rPr>
+                <w:rFonts w:ascii="Arial" w:hAnsi="Arial"/>
+                <w:b w:val="0"/>
+                <w:color w:val="1A1A1A"/>
+                <w:sz w:val="18"/>
+              </w:rPr>
+              <w:t>запущено успешно</w:t>
+            </w:r>
+          </w:p>
+        </w:tc>
+      </w:tr>
+      <w:tr>
+        <w:trPr>
+          <w:cantSplit/>
+        </w:trPr>
+        <w:tc>
+          <w:tcPr>
+            <w:tcW w:type="dxa" w:w="2608"/>
+            <w:vAlign w:val="top"/>
+            <w:tcBorders>
+              <w:bottom w:val="single" w:sz="4" w:space="4" w:color="E0E0E0"/>
+            </w:tcBorders>
+          </w:tcPr>
+          <w:p>
+            <w:pPr>
+              <w:keepNext/>
+              <w:spacing w:before="40" w:after="40" w:line="264" w:lineRule="auto"/>
+            </w:pPr>
+            <w:r>
+              <w:rPr>
+                <w:rFonts w:ascii="Arial" w:hAnsi="Arial"/>
+                <w:b/>
+                <w:color w:val="1A1A1A"/>
+                <w:sz w:val="18"/>
+              </w:rPr>
+              <w:t>1</w:t>
+            </w:r>
+          </w:p>
+        </w:tc>
+        <w:tc>
+          <w:tcPr>
+            <w:tcW w:type="dxa" w:w="7030"/>
+            <w:vAlign w:val="top"/>
+            <w:tcBorders>
+              <w:bottom w:val="single" w:sz="4" w:space="4" w:color="E0E0E0"/>
+            </w:tcBorders>
+          </w:tcPr>
+          <w:p>
+            <w:pPr>
+              <w:keepNext/>
+              <w:spacing w:before="40" w:after="40" w:line="264" w:lineRule="auto"/>
+            </w:pPr>
+            <w:r>
+              <w:rPr>
+                <w:rFonts w:ascii="Arial" w:hAnsi="Arial"/>
+                <w:b w:val="0"/>
+                <w:color w:val="1A1A1A"/>
+                <w:sz w:val="18"/>
+              </w:rPr>
+              <w:t>ошибка запуска или использования</w:t>
+            </w:r>
+          </w:p>
+        </w:tc>
+      </w:tr>
+      <w:tr>
+        <w:trPr>
+          <w:cantSplit/>
+        </w:trPr>
+        <w:tc>
+          <w:tcPr>
+            <w:tcW w:type="dxa" w:w="2608"/>
+            <w:vAlign w:val="top"/>
+            <w:tcBorders>
+              <w:bottom w:val="single" w:sz="8" w:space="4" w:color="000000"/>
+            </w:tcBorders>
+          </w:tcPr>
+          <w:p>
+            <w:pPr>
+              <w:spacing w:before="40" w:after="40" w:line="264" w:lineRule="auto"/>
+            </w:pPr>
+            <w:r>
+              <w:rPr>
+                <w:rFonts w:ascii="Arial" w:hAnsi="Arial"/>
+                <w:b/>
+                <w:color w:val="1A1A1A"/>
+                <w:sz w:val="18"/>
+              </w:rPr>
+              <w:t>2</w:t>
+            </w:r>
+          </w:p>
+        </w:tc>
+        <w:tc>
+          <w:tcPr>
+            <w:tcW w:type="dxa" w:w="7030"/>
+            <w:vAlign w:val="top"/>
+            <w:tcBorders>
+              <w:bottom w:val="single" w:sz="8" w:space="4" w:color="000000"/>
+            </w:tcBorders>
+          </w:tcPr>
+          <w:p>
+            <w:pPr>
+              <w:spacing w:before="40" w:after="40" w:line="264" w:lineRule="auto"/>
+            </w:pPr>
+            <w:r>
+              <w:rPr>
+                <w:rFonts w:ascii="Arial" w:hAnsi="Arial"/>
+                <w:b w:val="0"/>
+                <w:color w:val="1A1A1A"/>
+                <w:sz w:val="18"/>
+              </w:rPr>
+              <w:t>не найден профиль, пресет или файл проекта</w:t>
+            </w:r>
+          </w:p>
+        </w:tc>
+      </w:tr>
+    </w:tbl>
+    <w:p>
+      <w:pPr>
+        <w:spacing w:after="80" w:line="240" w:lineRule="auto"/>
+      </w:pPr>
+    </w:p>
+    <w:p>
+      <w:r>
+        <w:rPr>
+          <w:rFonts w:ascii="Arial" w:hAnsi="Arial"/>
+          <w:i w:val="0"/>
+          <w:color w:val="1A1A1A"/>
+          <w:sz w:val="19"/>
+        </w:rPr>
+        <w:t>Вывод идёт в консоль, из которой запущен exe. Переменные окружения и OCIO передаются точно так же, как при запуске из окна.</w:t>
+      </w:r>
+    </w:p>
+    <w:p>
+      <w:pPr>
+        <w:pStyle w:val="Heading1"/>
+        <w:pBdr>
+          <w:left w:val="single" w:sz="24" w:space="8" w:color="C82823"/>
+        </w:pBdr>
+      </w:pPr>
+      <w:bookmarkStart w:id="100016" w:name="_Toc100016"/>
+      <w:r>
+        <w:rPr>
+          <w:rFonts w:ascii="Century Gothic" w:hAnsi="Century Gothic"/>
+          <w:b/>
+          <w:color w:val="000000"/>
+          <w:sz w:val="30"/>
+        </w:rPr>
+        <w:t xml:space="preserve">14. </w:t>
+      </w:r>
+      <w:r>
+        <w:rPr>
+          <w:rFonts w:ascii="Century Gothic" w:hAnsi="Century Gothic"/>
+          <w:b/>
+          <w:color w:val="000000"/>
+          <w:sz w:val="30"/>
+          <w:spacing w:val="20"/>
+        </w:rPr>
+        <w:t>ПЕРЕНОС НА ДРУГУЮ МАШИНУ</w:t>
+      </w:r>
+      <w:bookmarkEnd w:id="100016"/>
+    </w:p>
+    <w:p>
+      <w:r>
+        <w:rPr>
+          <w:rFonts w:ascii="Arial" w:hAnsi="Arial"/>
+          <w:i w:val="0"/>
+          <w:color w:val="1A1A1A"/>
+          <w:sz w:val="19"/>
+        </w:rPr>
+        <w:t>Настройки переносятся файлом: Settings → SYNC → Export settings сохраняет профили, корни проектов, тему и опции в файл flomaster_setup_дата.flomaster. На другой машине: установите лаунчер, нажмите Import settings и выберите этот файл.</w:t>
+      </w:r>
+    </w:p>
+    <w:p>
+      <w:pPr>
+        <w:pStyle w:val="ListBullet"/>
+      </w:pPr>
+      <w:r>
+        <w:rPr>
+          <w:rFonts w:ascii="Arial" w:hAnsi="Arial"/>
+          <w:i w:val="0"/>
+          <w:color w:val="1A1A1A"/>
+          <w:sz w:val="19"/>
+        </w:rPr>
+        <w:t>профили импортируются по имени: новые добавляются, существующие обновляются;</w:t>
+      </w:r>
+    </w:p>
+    <w:p>
+      <w:pPr>
+        <w:pStyle w:val="ListBullet"/>
+      </w:pPr>
+      <w:r>
+        <w:rPr>
+          <w:rFonts w:ascii="Arial" w:hAnsi="Arial"/>
+          <w:i w:val="0"/>
+          <w:color w:val="1A1A1A"/>
+          <w:sz w:val="19"/>
+        </w:rPr>
+        <w:t>корни проектов сливаются без дублей;</w:t>
+      </w:r>
+    </w:p>
+    <w:p>
+      <w:pPr>
+        <w:pStyle w:val="ListBullet"/>
+      </w:pPr>
+      <w:r>
+        <w:rPr>
+          <w:rFonts w:ascii="Arial" w:hAnsi="Arial"/>
+          <w:i w:val="0"/>
+          <w:color w:val="1A1A1A"/>
+          <w:sz w:val="19"/>
+        </w:rPr>
+        <w:t>пути к exe остаются машинными: пресеты матчатся по имени, поэтому после импорта проверьте, что приложения найдены (Rescan);</w:t>
+      </w:r>
+    </w:p>
+    <w:p>
+      <w:r>
+        <w:rPr>
+          <w:rFonts w:ascii="Arial" w:hAnsi="Arial"/>
+          <w:i w:val="0"/>
+          <w:color w:val="1A1A1A"/>
+          <w:sz w:val="19"/>
+        </w:rPr>
+        <w:t>Автоскан на новой машине подхватит установленные приложения из реестра и манифестов Epic — как правило, пресеты собираются сами.</w:t>
+      </w:r>
+    </w:p>
+    <w:p>
+      <w:pPr>
+        <w:pStyle w:val="Heading1"/>
+        <w:pBdr>
+          <w:left w:val="single" w:sz="24" w:space="8" w:color="C82823"/>
+        </w:pBdr>
+      </w:pPr>
+      <w:bookmarkStart w:id="100017" w:name="_Toc100017"/>
+      <w:r>
+        <w:rPr>
+          <w:rFonts w:ascii="Century Gothic" w:hAnsi="Century Gothic"/>
+          <w:b/>
+          <w:color w:val="000000"/>
+          <w:sz w:val="30"/>
+        </w:rPr>
+        <w:t xml:space="preserve">15. </w:t>
       </w:r>
       <w:r>
         <w:rPr>
@@ -2392,7 +3423,7 @@
         </w:rPr>
         <w:t>ФАЙЛЫ И ПАПКИ</w:t>
       </w:r>
-      <w:bookmarkEnd w:id="100012"/>
+      <w:bookmarkEnd w:id="100017"/>
     </w:p>
     <w:tbl>
       <w:tblPr>
@@ -2564,7 +3595,7 @@
                 <w:color w:val="1A1A1A"/>
                 <w:sz w:val="18"/>
               </w:rPr>
-              <w:t>launcher_config.json (настройки), flomaster.log (журнал)</w:t>
+              <w:t>launcher_config.json (настройки), flomaster.log (журнал), variants/ (варианты конфига под роли)</w:t>
             </w:r>
           </w:p>
         </w:tc>
@@ -2593,7 +3624,7 @@
           <w:left w:val="single" w:sz="24" w:space="8" w:color="C82823"/>
         </w:pBdr>
       </w:pPr>
-      <w:bookmarkStart w:id="100013" w:name="_Toc100013"/>
+      <w:bookmarkStart w:id="100018" w:name="_Toc100018"/>
       <w:r>
         <w:rPr>
           <w:rFonts w:ascii="Century Gothic" w:hAnsi="Century Gothic"/>
@@ -2601,7 +3632,7 @@
           <w:color w:val="000000"/>
           <w:sz w:val="30"/>
         </w:rPr>
-        <w:t xml:space="preserve">11. </w:t>
+        <w:t xml:space="preserve">16. </w:t>
       </w:r>
       <w:r>
         <w:rPr>
@@ -2613,17 +3644,17 @@
         </w:rPr>
         <w:t>СЦЕНАРИИ</w:t>
       </w:r>
-      <w:bookmarkEnd w:id="100013"/>
+      <w:bookmarkEnd w:id="100018"/>
     </w:p>
     <w:p>
       <w:pPr>
         <w:pStyle w:val="Heading2"/>
       </w:pPr>
-      <w:bookmarkStart w:id="100014" w:name="_Toc100014"/>
+      <w:bookmarkStart w:id="100019" w:name="_Toc100019"/>
       <w:r>
         <w:t>Единый цвет на старте дня</w:t>
       </w:r>
-      <w:bookmarkEnd w:id="100014"/>
+      <w:bookmarkEnd w:id="100019"/>
     </w:p>
     <w:p>
       <w:r>
@@ -2640,11 +3671,53 @@
       <w:pPr>
         <w:pStyle w:val="Heading2"/>
       </w:pPr>
-      <w:bookmarkStart w:id="100015" w:name="_Toc100015"/>
+      <w:bookmarkStart w:id="100020" w:name="_Toc100020"/>
+      <w:r>
+        <w:t>Переключение между шоу</w:t>
+      </w:r>
+      <w:bookmarkEnd w:id="100020"/>
+    </w:p>
+    <w:p>
+      <w:r>
+        <w:rPr>
+          <w:rFonts w:ascii="Arial" w:hAnsi="Arial"/>
+          <w:i w:val="0"/>
+          <w:color w:val="1A1A1A"/>
+          <w:sz w:val="19"/>
+        </w:rPr>
+        <w:t>Настройте профили по одному на шоу и переключайте их в панели Profiles одним нажатием. Из трея профиль запускается сразу, без окна лаунчера.</w:t>
+      </w:r>
+    </w:p>
+    <w:p>
+      <w:pPr>
+        <w:pStyle w:val="Heading2"/>
+      </w:pPr>
+      <w:bookmarkStart w:id="100021" w:name="_Toc100021"/>
+      <w:r>
+        <w:t>Открыть файл проекта не выходя из задачи</w:t>
+      </w:r>
+      <w:bookmarkEnd w:id="100021"/>
+    </w:p>
+    <w:p>
+      <w:r>
+        <w:rPr>
+          <w:rFonts w:ascii="Arial" w:hAnsi="Arial"/>
+          <w:i w:val="0"/>
+          <w:color w:val="1A1A1A"/>
+          <w:sz w:val="19"/>
+        </w:rPr>
+        <w:t>Панель Projects → корень → клик по файлу. Поиск по имени находит файл в глубине папок.</w:t>
+      </w:r>
+    </w:p>
+    <w:p>
+      <w:pPr>
+        <w:pStyle w:val="Heading2"/>
+      </w:pPr>
+      <w:bookmarkStart w:id="100022" w:name="_Toc100022"/>
       <w:r>
         <w:t>Текстуры: что откроется и в чём</w:t>
       </w:r>
-      <w:bookmarkEnd w:id="100015"/>
+      <w:bookmarkEnd w:id="100022"/>
     </w:p>
     <w:p>
       <w:r>
@@ -2661,11 +3734,11 @@
       <w:pPr>
         <w:pStyle w:val="Heading2"/>
       </w:pPr>
-      <w:bookmarkStart w:id="100016" w:name="_Toc100016"/>
+      <w:bookmarkStart w:id="100023" w:name="_Toc100023"/>
       <w:r>
-        <w:t>Открыть сцену в другом приложении</w:t>
+        <w:t>Фоновый рендер из батника</w:t>
       </w:r>
-      <w:bookmarkEnd w:id="100016"/>
+      <w:bookmarkEnd w:id="100023"/>
     </w:p>
     <w:p>
       <w:r>
@@ -2675,18 +3748,18 @@
           <w:color w:val="1A1A1A"/>
           <w:sz w:val="19"/>
         </w:rPr>
-        <w:t>Перетащите файл сцены на карточку нужного приложения - или воспользуйтесь Recent, чтобы переоткрыть последний файл, не ища его в проводнике.</w:t>
+        <w:t>Сохраните профиль с аргументами запекания и запускайте: FLOMASTER.exe --launch "Рендер" --project "сцена.blend". Код возврата 0 — процесс ушёл.</w:t>
       </w:r>
     </w:p>
     <w:p>
       <w:pPr>
         <w:pStyle w:val="Heading2"/>
       </w:pPr>
-      <w:bookmarkStart w:id="100017" w:name="_Toc100017"/>
+      <w:bookmarkStart w:id="100024" w:name="_Toc100024"/>
       <w:r>
         <w:t>Несколько версий одного приложения</w:t>
       </w:r>
-      <w:bookmarkEnd w:id="100017"/>
+      <w:bookmarkEnd w:id="100024"/>
     </w:p>
     <w:p>
       <w:r>
@@ -2706,7 +3779,7 @@
           <w:left w:val="single" w:sz="24" w:space="8" w:color="C82823"/>
         </w:pBdr>
       </w:pPr>
-      <w:bookmarkStart w:id="100018" w:name="_Toc100018"/>
+      <w:bookmarkStart w:id="100025" w:name="_Toc100025"/>
       <w:r>
         <w:rPr>
           <w:rFonts w:ascii="Century Gothic" w:hAnsi="Century Gothic"/>
@@ -2714,7 +3787,7 @@
           <w:color w:val="000000"/>
           <w:sz w:val="30"/>
         </w:rPr>
-        <w:t xml:space="preserve">12. </w:t>
+        <w:t xml:space="preserve">17. </w:t>
       </w:r>
       <w:r>
         <w:rPr>
@@ -2726,7 +3799,7 @@
         </w:rPr>
         <w:t>РЕШЕНИЕ ПРОБЛЕМ</w:t>
       </w:r>
-      <w:bookmarkEnd w:id="100018"/>
+      <w:bookmarkEnd w:id="100025"/>
     </w:p>
     <w:tbl>
       <w:tblPr>
@@ -2748,6 +3821,7 @@
       <w:tr>
         <w:trPr>
           <w:cantSplit/>
+          <w:tblHeader/>
         </w:trPr>
         <w:tc>
           <w:tcPr>
@@ -2839,7 +3913,6 @@
           </w:tcPr>
           <w:p>
             <w:pPr>
-              <w:keepNext/>
               <w:spacing w:before="40" w:after="40" w:line="264" w:lineRule="auto"/>
             </w:pPr>
             <w:r>
@@ -2863,7 +3936,6 @@
           </w:tcPr>
           <w:p>
             <w:pPr>
-              <w:keepNext/>
               <w:spacing w:before="40" w:after="40" w:line="264" w:lineRule="auto"/>
             </w:pPr>
             <w:r>
@@ -2887,7 +3959,6 @@
           </w:tcPr>
           <w:p>
             <w:pPr>
-              <w:keepNext/>
               <w:spacing w:before="40" w:after="40" w:line="264" w:lineRule="auto"/>
             </w:pPr>
             <w:r>
@@ -2916,7 +3987,228 @@
           </w:tcPr>
           <w:p>
             <w:pPr>
-              <w:keepNext/>
+              <w:spacing w:before="40" w:after="40" w:line="264" w:lineRule="auto"/>
+            </w:pPr>
+            <w:r>
+              <w:rPr>
+                <w:rFonts w:ascii="Arial" w:hAnsi="Arial"/>
+                <w:b/>
+                <w:color w:val="1A1A1A"/>
+                <w:sz w:val="18"/>
+              </w:rPr>
+              <w:t>Ctrl+Alt+F ничего не делает</w:t>
+            </w:r>
+          </w:p>
+        </w:tc>
+        <w:tc>
+          <w:tcPr>
+            <w:tcW w:type="dxa" w:w="3061"/>
+            <w:vAlign w:val="top"/>
+            <w:tcBorders>
+              <w:bottom w:val="single" w:sz="4" w:space="4" w:color="E0E0E0"/>
+            </w:tcBorders>
+          </w:tcPr>
+          <w:p>
+            <w:pPr>
+              <w:spacing w:before="40" w:after="40" w:line="264" w:lineRule="auto"/>
+            </w:pPr>
+            <w:r>
+              <w:rPr>
+                <w:rFonts w:ascii="Arial" w:hAnsi="Arial"/>
+                <w:b w:val="0"/>
+                <w:color w:val="1A1A1A"/>
+                <w:sz w:val="18"/>
+              </w:rPr>
+              <w:t>комбинация занята другим приложением</w:t>
+            </w:r>
+          </w:p>
+        </w:tc>
+        <w:tc>
+          <w:tcPr>
+            <w:tcW w:type="dxa" w:w="3969"/>
+            <w:vAlign w:val="top"/>
+            <w:tcBorders>
+              <w:bottom w:val="single" w:sz="4" w:space="4" w:color="E0E0E0"/>
+            </w:tcBorders>
+          </w:tcPr>
+          <w:p>
+            <w:pPr>
+              <w:spacing w:before="40" w:after="40" w:line="264" w:lineRule="auto"/>
+            </w:pPr>
+            <w:r>
+              <w:rPr>
+                <w:rFonts w:ascii="Arial" w:hAnsi="Arial"/>
+                <w:b w:val="0"/>
+                <w:color w:val="1A1A1A"/>
+                <w:sz w:val="18"/>
+              </w:rPr>
+              <w:t>смотрите warn в журнале; освободите комбинацию или отключите/включите галку Global hotkey заново</w:t>
+            </w:r>
+          </w:p>
+        </w:tc>
+      </w:tr>
+      <w:tr>
+        <w:trPr>
+          <w:cantSplit/>
+        </w:trPr>
+        <w:tc>
+          <w:tcPr>
+            <w:tcW w:type="dxa" w:w="2608"/>
+            <w:vAlign w:val="top"/>
+            <w:tcBorders>
+              <w:bottom w:val="single" w:sz="4" w:space="4" w:color="E0E0E0"/>
+            </w:tcBorders>
+          </w:tcPr>
+          <w:p>
+            <w:pPr>
+              <w:spacing w:before="40" w:after="40" w:line="264" w:lineRule="auto"/>
+            </w:pPr>
+            <w:r>
+              <w:rPr>
+                <w:rFonts w:ascii="Arial" w:hAnsi="Arial"/>
+                <w:b/>
+                <w:color w:val="1A1A1A"/>
+                <w:sz w:val="18"/>
+              </w:rPr>
+              <w:t>Профиль не запускается из командной строки, код 2</w:t>
+            </w:r>
+          </w:p>
+        </w:tc>
+        <w:tc>
+          <w:tcPr>
+            <w:tcW w:type="dxa" w:w="3061"/>
+            <w:vAlign w:val="top"/>
+            <w:tcBorders>
+              <w:bottom w:val="single" w:sz="4" w:space="4" w:color="E0E0E0"/>
+            </w:tcBorders>
+          </w:tcPr>
+          <w:p>
+            <w:pPr>
+              <w:spacing w:before="40" w:after="40" w:line="264" w:lineRule="auto"/>
+            </w:pPr>
+            <w:r>
+              <w:rPr>
+                <w:rFonts w:ascii="Arial" w:hAnsi="Arial"/>
+                <w:b w:val="0"/>
+                <w:color w:val="1A1A1A"/>
+                <w:sz w:val="18"/>
+              </w:rPr>
+              <w:t>профиль/пресет/файл не найдены</w:t>
+            </w:r>
+          </w:p>
+        </w:tc>
+        <w:tc>
+          <w:tcPr>
+            <w:tcW w:type="dxa" w:w="3969"/>
+            <w:vAlign w:val="top"/>
+            <w:tcBorders>
+              <w:bottom w:val="single" w:sz="4" w:space="4" w:color="E0E0E0"/>
+            </w:tcBorders>
+          </w:tcPr>
+          <w:p>
+            <w:pPr>
+              <w:spacing w:before="40" w:after="40" w:line="264" w:lineRule="auto"/>
+            </w:pPr>
+            <w:r>
+              <w:rPr>
+                <w:rFonts w:ascii="Arial" w:hAnsi="Arial"/>
+                <w:b w:val="0"/>
+                <w:color w:val="1A1A1A"/>
+                <w:sz w:val="18"/>
+              </w:rPr>
+              <w:t>проверьте имя профиля через --list-profiles; пресеты матчатся по имени</w:t>
+            </w:r>
+          </w:p>
+        </w:tc>
+      </w:tr>
+      <w:tr>
+        <w:trPr>
+          <w:cantSplit/>
+        </w:trPr>
+        <w:tc>
+          <w:tcPr>
+            <w:tcW w:type="dxa" w:w="2608"/>
+            <w:vAlign w:val="top"/>
+            <w:tcBorders>
+              <w:bottom w:val="single" w:sz="4" w:space="4" w:color="E0E0E0"/>
+            </w:tcBorders>
+          </w:tcPr>
+          <w:p>
+            <w:pPr>
+              <w:spacing w:before="40" w:after="40" w:line="264" w:lineRule="auto"/>
+            </w:pPr>
+            <w:r>
+              <w:rPr>
+                <w:rFonts w:ascii="Arial" w:hAnsi="Arial"/>
+                <w:b/>
+                <w:color w:val="1A1A1A"/>
+                <w:sz w:val="18"/>
+              </w:rPr>
+              <w:t>Файл проекта не виден в панели Projects</w:t>
+            </w:r>
+          </w:p>
+        </w:tc>
+        <w:tc>
+          <w:tcPr>
+            <w:tcW w:type="dxa" w:w="3061"/>
+            <w:vAlign w:val="top"/>
+            <w:tcBorders>
+              <w:bottom w:val="single" w:sz="4" w:space="4" w:color="E0E0E0"/>
+            </w:tcBorders>
+          </w:tcPr>
+          <w:p>
+            <w:pPr>
+              <w:spacing w:before="40" w:after="40" w:line="264" w:lineRule="auto"/>
+            </w:pPr>
+            <w:r>
+              <w:rPr>
+                <w:rFonts w:ascii="Arial" w:hAnsi="Arial"/>
+                <w:b w:val="0"/>
+                <w:color w:val="1A1A1A"/>
+                <w:sz w:val="18"/>
+              </w:rPr>
+              <w:t>показываются только родные форматы DCC (.blend, .spp, .ma, .mb, .hip, .hipl, .hipnc, .nk)</w:t>
+            </w:r>
+          </w:p>
+        </w:tc>
+        <w:tc>
+          <w:tcPr>
+            <w:tcW w:type="dxa" w:w="3969"/>
+            <w:vAlign w:val="top"/>
+            <w:tcBorders>
+              <w:bottom w:val="single" w:sz="4" w:space="4" w:color="E0E0E0"/>
+            </w:tcBorders>
+          </w:tcPr>
+          <w:p>
+            <w:pPr>
+              <w:spacing w:before="40" w:after="40" w:line="264" w:lineRule="auto"/>
+            </w:pPr>
+            <w:r>
+              <w:rPr>
+                <w:rFonts w:ascii="Arial" w:hAnsi="Arial"/>
+                <w:b w:val="0"/>
+                <w:color w:val="1A1A1A"/>
+                <w:sz w:val="18"/>
+              </w:rPr>
+              <w:t>используйте поиск по имени или перетащите файл в окно напрямую</w:t>
+            </w:r>
+          </w:p>
+        </w:tc>
+      </w:tr>
+      <w:tr>
+        <w:trPr>
+          <w:cantSplit/>
+        </w:trPr>
+        <w:tc>
+          <w:tcPr>
+            <w:tcW w:type="dxa" w:w="2608"/>
+            <w:vAlign w:val="top"/>
+            <w:tcBorders>
+              <w:bottom w:val="single" w:sz="4" w:space="4" w:color="E0E0E0"/>
+            </w:tcBorders>
+          </w:tcPr>
+          <w:p>
+            <w:pPr>
               <w:spacing w:before="40" w:after="40" w:line="264" w:lineRule="auto"/>
             </w:pPr>
             <w:r>
@@ -2940,7 +4232,6 @@
           </w:tcPr>
           <w:p>
             <w:pPr>
-              <w:keepNext/>
               <w:spacing w:before="40" w:after="40" w:line="264" w:lineRule="auto"/>
             </w:pPr>
             <w:r>
@@ -2964,7 +4255,6 @@
           </w:tcPr>
           <w:p>
             <w:pPr>
-              <w:keepNext/>
               <w:spacing w:before="40" w:after="40" w:line="264" w:lineRule="auto"/>
             </w:pPr>
             <w:r>
@@ -2993,7 +4283,6 @@
           </w:tcPr>
           <w:p>
             <w:pPr>
-              <w:keepNext/>
               <w:spacing w:before="40" w:after="40" w:line="264" w:lineRule="auto"/>
             </w:pPr>
             <w:r>
@@ -3017,7 +4306,6 @@
           </w:tcPr>
           <w:p>
             <w:pPr>
-              <w:keepNext/>
               <w:spacing w:before="40" w:after="40" w:line="264" w:lineRule="auto"/>
             </w:pPr>
             <w:r>
@@ -3041,7 +4329,6 @@
           </w:tcPr>
           <w:p>
             <w:pPr>
-              <w:keepNext/>
               <w:spacing w:before="40" w:after="40" w:line="264" w:lineRule="auto"/>
             </w:pPr>
             <w:r>
@@ -3070,7 +4357,6 @@
           </w:tcPr>
           <w:p>
             <w:pPr>
-              <w:keepNext/>
               <w:spacing w:before="40" w:after="40" w:line="264" w:lineRule="auto"/>
             </w:pPr>
             <w:r>
@@ -3094,7 +4380,6 @@
           </w:tcPr>
           <w:p>
             <w:pPr>
-              <w:keepNext/>
               <w:spacing w:before="40" w:after="40" w:line="264" w:lineRule="auto"/>
             </w:pPr>
             <w:r>
@@ -3118,7 +4403,6 @@
           </w:tcPr>
           <w:p>
             <w:pPr>
-              <w:keepNext/>
               <w:spacing w:before="40" w:after="40" w:line="264" w:lineRule="auto"/>
             </w:pPr>
             <w:r>
@@ -3147,7 +4431,6 @@
           </w:tcPr>
           <w:p>
             <w:pPr>
-              <w:keepNext/>
               <w:spacing w:before="40" w:after="40" w:line="264" w:lineRule="auto"/>
             </w:pPr>
             <w:r>
@@ -3171,7 +4454,6 @@
           </w:tcPr>
           <w:p>
             <w:pPr>
-              <w:keepNext/>
               <w:spacing w:before="40" w:after="40" w:line="264" w:lineRule="auto"/>
             </w:pPr>
             <w:r>
@@ -3195,7 +4477,6 @@
           </w:tcPr>
           <w:p>
             <w:pPr>
-              <w:keepNext/>
               <w:spacing w:before="40" w:after="40" w:line="264" w:lineRule="auto"/>
             </w:pPr>
             <w:r>
@@ -3224,7 +4505,6 @@
           </w:tcPr>
           <w:p>
             <w:pPr>
-              <w:keepNext/>
               <w:spacing w:before="40" w:after="40" w:line="264" w:lineRule="auto"/>
             </w:pPr>
             <w:r>
@@ -3248,7 +4528,6 @@
           </w:tcPr>
           <w:p>
             <w:pPr>
-              <w:keepNext/>
               <w:spacing w:before="40" w:after="40" w:line="264" w:lineRule="auto"/>
             </w:pPr>
             <w:r>
@@ -3272,7 +4551,6 @@
           </w:tcPr>
           <w:p>
             <w:pPr>
-              <w:keepNext/>
               <w:spacing w:before="40" w:after="40" w:line="264" w:lineRule="auto"/>
             </w:pPr>
             <w:r>
@@ -3310,7 +4588,7 @@
                 <w:color w:val="1A1A1A"/>
                 <w:sz w:val="18"/>
               </w:rPr>
-              <w:t>Не заменяется exe при обновлении</w:t>
+              <w:t>После переноса настроек пресеты указывают не туда</w:t>
             </w:r>
           </w:p>
         </w:tc>
@@ -3333,7 +4611,7 @@
                 <w:color w:val="1A1A1A"/>
                 <w:sz w:val="18"/>
               </w:rPr>
-              <w:t>лаунчер запущен (в том числе в трее) и файл занят</w:t>
+              <w:t>пути exe машинно-специфичны и не переносятся</w:t>
             </w:r>
           </w:p>
         </w:tc>
@@ -3356,7 +4634,7 @@
                 <w:color w:val="1A1A1A"/>
                 <w:sz w:val="18"/>
               </w:rPr>
-              <w:t>закройте FLOMASTER полностью, затем замените файлы</w:t>
+              <w:t>выполните Rescan на новой машине — пресеты найдутся в реестре</w:t>
             </w:r>
           </w:p>
         </w:tc>

--- a/docs/FLOMASTER_Manual_RU.docx
+++ b/docs/FLOMASTER_Manual_RU.docx
@@ -586,7 +586,7 @@
           <w:color w:val="1A1A1A"/>
           <w:sz w:val="19"/>
         </w:rPr>
-        <w:t>профили запуска: именованные связки «приложение + OCIO-конфиг + аргументы», переключение шоу одним нажатием;</w:t>
+        <w:t>профили запуска: именованные связки «приложение + OCIO-конфиг + аргументы», переключение проектов одним нажатием;</w:t>
       </w:r>
     </w:p>
     <w:p>
@@ -1060,7 +1060,7 @@
           <w:color w:val="1A1A1A"/>
           <w:sz w:val="19"/>
         </w:rPr>
-        <w:t>Профиль - именованный слепок состояния запуска: приложение + OCIO-конфиг + аргументы. Это единица переключения между задачами: «шоу А» и «шоу Б» отличаются одним нажатием, а не перенастройкой трёх полей.</w:t>
+        <w:t>Профиль - именованный слепок состояния запуска: приложение + OCIO-конфиг + аргументы. Это единица переключения между задачами: «проект А» и «проект Б» отличаются одним нажатием, а не перенастройкой трёх полей.</w:t>
       </w:r>
     </w:p>
     <w:p>
@@ -1127,7 +1127,7 @@
           <w:color w:val="1A1A1A"/>
           <w:sz w:val="19"/>
         </w:rPr>
-        <w:t>Типовой набор: по профилю на шоу (разные OCIO-конфиги), на версию приложения, на фоновый рендер (аргументы запекания). Профили переезжают между машинами вместе с настройками — см. раздел «Перенос на другую машину».</w:t>
+        <w:t>Типовой набор: по профилю на проект (разные OCIO-конфиги), на версию приложения, на фоновый рендер (аргументы запекания). Профили переезжают между машинами вместе с настройками — см. раздел «Перенос на другую машину».</w:t>
       </w:r>
     </w:p>
     <w:p>
@@ -3044,7 +3044,7 @@
           <w:color w:val="1A1A1A"/>
           <w:sz w:val="19"/>
         </w:rPr>
-        <w:t>FLOMASTER.exe --launch "Профиль" --project "D:\shows\A\shot_042.blend"</w:t>
+        <w:t>FLOMASTER.exe --launch "Профиль" --project "D:\projects\A\shot_042.blend"</w:t>
       </w:r>
     </w:p>
     <w:p>
@@ -3673,7 +3673,7 @@
       </w:pPr>
       <w:bookmarkStart w:id="100020" w:name="_Toc100020"/>
       <w:r>
-        <w:t>Переключение между шоу</w:t>
+        <w:t>Переключение между проектами</w:t>
       </w:r>
       <w:bookmarkEnd w:id="100020"/>
     </w:p>
@@ -3685,7 +3685,7 @@
           <w:color w:val="1A1A1A"/>
           <w:sz w:val="19"/>
         </w:rPr>
-        <w:t>Настройте профили по одному на шоу и переключайте их в панели Profiles одним нажатием. Из трея профиль запускается сразу, без окна лаунчера.</w:t>
+        <w:t>Настройте профили по одному на проект и переключайте их в панели Profiles одним нажатием. Из трея профиль запускается сразу, без окна лаунчера.</w:t>
       </w:r>
     </w:p>
     <w:p>

--- a/docs/FLOMASTER_Manual_RU.docx
+++ b/docs/FLOMASTER_Manual_RU.docx
@@ -135,6 +135,7 @@
     </w:tbl>
     <w:p>
       <w:pPr>
+        <w:spacing w:before="0" w:after="0" w:line="20" w:lineRule="exact"/>
         <w:sectPr>
           <w:footerReference w:type="default" r:id="rId9"/>
           <w:pgSz w:w="11906" w:h="16838"/>
@@ -237,7 +238,7 @@
         <w:tab/>
       </w:r>
       <w:r>
-        <w:t>3</w:t>
+        <w:t>4</w:t>
       </w:r>
     </w:p>
     <w:p>
@@ -255,7 +256,7 @@
         <w:tab/>
       </w:r>
       <w:r>
-        <w:t>3</w:t>
+        <w:t>4</w:t>
       </w:r>
     </w:p>
     <w:p>
@@ -309,7 +310,7 @@
         <w:tab/>
       </w:r>
       <w:r>
-        <w:t>4</w:t>
+        <w:t>5</w:t>
       </w:r>
     </w:p>
     <w:p>
@@ -327,7 +328,7 @@
         <w:tab/>
       </w:r>
       <w:r>
-        <w:t>4</w:t>
+        <w:t>5</w:t>
       </w:r>
     </w:p>
     <w:p>
@@ -363,7 +364,7 @@
         <w:tab/>
       </w:r>
       <w:r>
-        <w:t>5</w:t>
+        <w:t>6</w:t>
       </w:r>
     </w:p>
     <w:p>
@@ -417,7 +418,7 @@
         <w:tab/>
       </w:r>
       <w:r>
-        <w:t>6</w:t>
+        <w:t>7</w:t>
       </w:r>
     </w:p>
     <w:p>
@@ -471,7 +472,7 @@
         <w:tab/>
       </w:r>
       <w:r>
-        <w:t>7</w:t>
+        <w:t>8</w:t>
       </w:r>
     </w:p>
     <w:p>
@@ -774,8 +775,15 @@
     </w:p>
     <w:p>
       <w:pPr>
-        <w:pStyle w:val="ListBullet"/>
+        <w:pStyle w:val="Heading2"/>
       </w:pPr>
+      <w:bookmarkStart w:id="100003" w:name="_Toc100003"/>
+      <w:r>
+        <w:t>2.1 Автообновление</w:t>
+      </w:r>
+      <w:bookmarkEnd w:id="100003"/>
+    </w:p>
+    <w:p>
       <w:r>
         <w:rPr>
           <w:rFonts w:ascii="Arial" w:hAnsi="Arial"/>
@@ -783,13 +791,297 @@
           <w:color w:val="1A1A1A"/>
           <w:sz w:val="19"/>
         </w:rPr>
-        <w:t>Автообновление: при старте лаунчер проверяет GitHub на новую версию, скачивает её в фоне и показывает в Settings кнопку «Restart and install» — замена происходит в один клик (один запрос UAC). Проверку можно отключить галкой Check for updates on start.</w:t>
+        <w:t>При старте (через несколько секунд после запуска) лаунчер сверяет свою версию с последним релизом на GitHub. Если вышла новая — она скачивается в фоне, без вашего участия; в Settings появится кнопка Restart and install.</w:t>
       </w:r>
     </w:p>
+    <w:tbl>
+      <w:tblPr>
+        <w:tblW w:type="auto" w:w="0"/>
+        <w:tblLayout w:type="fixed"/>
+        <w:tblLook w:firstColumn="1" w:firstRow="1" w:lastColumn="0" w:lastRow="0" w:noHBand="0" w:noVBand="1" w:val="04A0"/>
+        <w:tblCellMar>
+          <w:top w:w="40" w:type="dxa"/>
+          <w:left w:w="80" w:type="dxa"/>
+          <w:bottom w:w="40" w:type="dxa"/>
+          <w:right w:w="80" w:type="dxa"/>
+        </w:tblCellMar>
+      </w:tblPr>
+      <w:tblGrid>
+        <w:gridCol w:w="4706"/>
+        <w:gridCol w:w="4706"/>
+      </w:tblGrid>
+      <w:tr>
+        <w:trPr>
+          <w:cantSplit/>
+        </w:trPr>
+        <w:tc>
+          <w:tcPr>
+            <w:tcW w:type="dxa" w:w="2835"/>
+            <w:vAlign w:val="top"/>
+            <w:tcBorders>
+              <w:bottom w:val="single" w:sz="12" w:space="4" w:color="C82823"/>
+            </w:tcBorders>
+          </w:tcPr>
+          <w:p>
+            <w:pPr>
+              <w:keepNext/>
+              <w:spacing w:before="40" w:after="40" w:line="264" w:lineRule="auto"/>
+            </w:pPr>
+            <w:r>
+              <w:rPr>
+                <w:rFonts w:ascii="Century Gothic" w:hAnsi="Century Gothic"/>
+                <w:b/>
+                <w:color w:val="000000"/>
+                <w:sz w:val="17"/>
+                <w:spacing w:val="20"/>
+              </w:rPr>
+              <w:t>ЭТАП</w:t>
+            </w:r>
+          </w:p>
+        </w:tc>
+        <w:tc>
+          <w:tcPr>
+            <w:tcW w:type="dxa" w:w="6803"/>
+            <w:vAlign w:val="top"/>
+            <w:tcBorders>
+              <w:bottom w:val="single" w:sz="12" w:space="4" w:color="C82823"/>
+            </w:tcBorders>
+          </w:tcPr>
+          <w:p>
+            <w:pPr>
+              <w:keepNext/>
+              <w:spacing w:before="40" w:after="40" w:line="264" w:lineRule="auto"/>
+            </w:pPr>
+            <w:r>
+              <w:rPr>
+                <w:rFonts w:ascii="Century Gothic" w:hAnsi="Century Gothic"/>
+                <w:b/>
+                <w:color w:val="000000"/>
+                <w:sz w:val="17"/>
+                <w:spacing w:val="20"/>
+              </w:rPr>
+              <w:t>ЧТО ПРОИСХОДИТ</w:t>
+            </w:r>
+          </w:p>
+        </w:tc>
+      </w:tr>
+      <w:tr>
+        <w:trPr>
+          <w:cantSplit/>
+        </w:trPr>
+        <w:tc>
+          <w:tcPr>
+            <w:tcW w:type="dxa" w:w="2835"/>
+            <w:vAlign w:val="top"/>
+            <w:tcBorders>
+              <w:bottom w:val="single" w:sz="4" w:space="4" w:color="E0E0E0"/>
+            </w:tcBorders>
+          </w:tcPr>
+          <w:p>
+            <w:pPr>
+              <w:keepNext/>
+              <w:spacing w:before="40" w:after="40" w:line="264" w:lineRule="auto"/>
+            </w:pPr>
+            <w:r>
+              <w:rPr>
+                <w:rFonts w:ascii="Arial" w:hAnsi="Arial"/>
+                <w:b/>
+                <w:color w:val="1A1A1A"/>
+                <w:sz w:val="18"/>
+              </w:rPr>
+              <w:t>Проверка при старте</w:t>
+            </w:r>
+          </w:p>
+        </w:tc>
+        <w:tc>
+          <w:tcPr>
+            <w:tcW w:type="dxa" w:w="6803"/>
+            <w:vAlign w:val="top"/>
+            <w:tcBorders>
+              <w:bottom w:val="single" w:sz="4" w:space="4" w:color="E0E0E0"/>
+            </w:tcBorders>
+          </w:tcPr>
+          <w:p>
+            <w:pPr>
+              <w:keepNext/>
+              <w:spacing w:before="40" w:after="40" w:line="264" w:lineRule="auto"/>
+            </w:pPr>
+            <w:r>
+              <w:rPr>
+                <w:rFonts w:ascii="Arial" w:hAnsi="Arial"/>
+                <w:b w:val="0"/>
+                <w:color w:val="1A1A1A"/>
+                <w:sz w:val="18"/>
+              </w:rPr>
+              <w:t>через ~3 секунды после запуска версия сверяется с последним релизом на GitHub</w:t>
+            </w:r>
+          </w:p>
+        </w:tc>
+      </w:tr>
+      <w:tr>
+        <w:trPr>
+          <w:cantSplit/>
+        </w:trPr>
+        <w:tc>
+          <w:tcPr>
+            <w:tcW w:type="dxa" w:w="2835"/>
+            <w:vAlign w:val="top"/>
+            <w:tcBorders>
+              <w:bottom w:val="single" w:sz="4" w:space="4" w:color="E0E0E0"/>
+            </w:tcBorders>
+          </w:tcPr>
+          <w:p>
+            <w:pPr>
+              <w:keepNext/>
+              <w:spacing w:before="40" w:after="40" w:line="264" w:lineRule="auto"/>
+            </w:pPr>
+            <w:r>
+              <w:rPr>
+                <w:rFonts w:ascii="Arial" w:hAnsi="Arial"/>
+                <w:b/>
+                <w:color w:val="1A1A1A"/>
+                <w:sz w:val="18"/>
+              </w:rPr>
+              <w:t>Фоновая загрузка</w:t>
+            </w:r>
+          </w:p>
+        </w:tc>
+        <w:tc>
+          <w:tcPr>
+            <w:tcW w:type="dxa" w:w="6803"/>
+            <w:vAlign w:val="top"/>
+            <w:tcBorders>
+              <w:bottom w:val="single" w:sz="4" w:space="4" w:color="E0E0E0"/>
+            </w:tcBorders>
+          </w:tcPr>
+          <w:p>
+            <w:pPr>
+              <w:keepNext/>
+              <w:spacing w:before="40" w:after="40" w:line="264" w:lineRule="auto"/>
+            </w:pPr>
+            <w:r>
+              <w:rPr>
+                <w:rFonts w:ascii="Arial" w:hAnsi="Arial"/>
+                <w:b w:val="0"/>
+                <w:color w:val="1A1A1A"/>
+                <w:sz w:val="18"/>
+              </w:rPr>
+              <w:t>новый exe качается во временную папку, прогресс виден в Settings</w:t>
+            </w:r>
+          </w:p>
+        </w:tc>
+      </w:tr>
+      <w:tr>
+        <w:trPr>
+          <w:cantSplit/>
+        </w:trPr>
+        <w:tc>
+          <w:tcPr>
+            <w:tcW w:type="dxa" w:w="2835"/>
+            <w:vAlign w:val="top"/>
+            <w:tcBorders>
+              <w:bottom w:val="single" w:sz="4" w:space="4" w:color="E0E0E0"/>
+            </w:tcBorders>
+          </w:tcPr>
+          <w:p>
+            <w:pPr>
+              <w:keepNext/>
+              <w:spacing w:before="40" w:after="40" w:line="264" w:lineRule="auto"/>
+            </w:pPr>
+            <w:r>
+              <w:rPr>
+                <w:rFonts w:ascii="Arial" w:hAnsi="Arial"/>
+                <w:b/>
+                <w:color w:val="1A1A1A"/>
+                <w:sz w:val="18"/>
+              </w:rPr>
+              <w:t>Restart and install</w:t>
+            </w:r>
+          </w:p>
+        </w:tc>
+        <w:tc>
+          <w:tcPr>
+            <w:tcW w:type="dxa" w:w="6803"/>
+            <w:vAlign w:val="top"/>
+            <w:tcBorders>
+              <w:bottom w:val="single" w:sz="4" w:space="4" w:color="E0E0E0"/>
+            </w:tcBorders>
+          </w:tcPr>
+          <w:p>
+            <w:pPr>
+              <w:keepNext/>
+              <w:spacing w:before="40" w:after="40" w:line="264" w:lineRule="auto"/>
+            </w:pPr>
+            <w:r>
+              <w:rPr>
+                <w:rFonts w:ascii="Arial" w:hAnsi="Arial"/>
+                <w:b w:val="0"/>
+                <w:color w:val="1A1A1A"/>
+                <w:sz w:val="18"/>
+              </w:rPr>
+              <w:t>кнопка в Settings: один запрос UAC — лаунчер закроется, заменит exe и запустится уже новой версией</w:t>
+            </w:r>
+          </w:p>
+        </w:tc>
+      </w:tr>
+      <w:tr>
+        <w:trPr>
+          <w:cantSplit/>
+        </w:trPr>
+        <w:tc>
+          <w:tcPr>
+            <w:tcW w:type="dxa" w:w="2835"/>
+            <w:vAlign w:val="top"/>
+            <w:tcBorders>
+              <w:bottom w:val="single" w:sz="8" w:space="4" w:color="000000"/>
+            </w:tcBorders>
+          </w:tcPr>
+          <w:p>
+            <w:pPr>
+              <w:spacing w:before="40" w:after="40" w:line="264" w:lineRule="auto"/>
+            </w:pPr>
+            <w:r>
+              <w:rPr>
+                <w:rFonts w:ascii="Arial" w:hAnsi="Arial"/>
+                <w:b/>
+                <w:color w:val="1A1A1A"/>
+                <w:sz w:val="18"/>
+              </w:rPr>
+              <w:t>Отключение</w:t>
+            </w:r>
+          </w:p>
+        </w:tc>
+        <w:tc>
+          <w:tcPr>
+            <w:tcW w:type="dxa" w:w="6803"/>
+            <w:vAlign w:val="top"/>
+            <w:tcBorders>
+              <w:bottom w:val="single" w:sz="8" w:space="4" w:color="000000"/>
+            </w:tcBorders>
+          </w:tcPr>
+          <w:p>
+            <w:pPr>
+              <w:spacing w:before="40" w:after="40" w:line="264" w:lineRule="auto"/>
+            </w:pPr>
+            <w:r>
+              <w:rPr>
+                <w:rFonts w:ascii="Arial" w:hAnsi="Arial"/>
+                <w:b w:val="0"/>
+                <w:color w:val="1A1A1A"/>
+                <w:sz w:val="18"/>
+              </w:rPr>
+              <w:t>галка Check for updates on start в Settings</w:t>
+            </w:r>
+          </w:p>
+        </w:tc>
+      </w:tr>
+    </w:tbl>
     <w:p>
       <w:pPr>
-        <w:pStyle w:val="ListBullet"/>
+        <w:spacing w:after="80" w:line="240" w:lineRule="auto"/>
       </w:pPr>
+    </w:p>
+    <w:p>
       <w:r>
         <w:rPr>
           <w:rFonts w:ascii="Arial" w:hAnsi="Arial"/>
@@ -797,7 +1089,28 @@
           <w:color w:val="1A1A1A"/>
           <w:sz w:val="19"/>
         </w:rPr>
-        <w:t>Ручное обновление: закройте лаунчер (в том числе из трея), замените файлы, запустите заново. Настройки и журнал живут отдельно от программы и переживают обновление.</w:t>
+        <w:t>Обновляется только exe: настройки, профили и журнал в %APPDATA% остаются как были. До нажатия кнопки ничего не устанавливается — скачивание идёт в фоне и ни на что не влияет.</w:t>
+      </w:r>
+    </w:p>
+    <w:p>
+      <w:pPr>
+        <w:pStyle w:val="Heading2"/>
+      </w:pPr>
+      <w:bookmarkStart w:id="100004" w:name="_Toc100004"/>
+      <w:r>
+        <w:t>2.2 Ручное обновление</w:t>
+      </w:r>
+      <w:bookmarkEnd w:id="100004"/>
+    </w:p>
+    <w:p>
+      <w:r>
+        <w:rPr>
+          <w:rFonts w:ascii="Arial" w:hAnsi="Arial"/>
+          <w:i w:val="0"/>
+          <w:color w:val="1A1A1A"/>
+          <w:sz w:val="19"/>
+        </w:rPr>
+        <w:t>Закройте лаунчер (в том числе из трея), замените файлы, запустите заново. Настройки и журнал живут отдельно от программы и переживают обновление.</w:t>
       </w:r>
     </w:p>
     <w:p>
@@ -807,7 +1120,7 @@
           <w:left w:val="single" w:sz="24" w:space="8" w:color="C82823"/>
         </w:pBdr>
       </w:pPr>
-      <w:bookmarkStart w:id="100003" w:name="_Toc100003"/>
+      <w:bookmarkStart w:id="100005" w:name="_Toc100005"/>
       <w:r>
         <w:rPr>
           <w:rFonts w:ascii="Century Gothic" w:hAnsi="Century Gothic"/>
@@ -827,7 +1140,7 @@
         </w:rPr>
         <w:t>БЫСТРЫЙ СТАРТ</w:t>
       </w:r>
-      <w:bookmarkEnd w:id="100003"/>
+      <w:bookmarkEnd w:id="100005"/>
     </w:p>
     <w:p>
       <w:pPr>
@@ -920,7 +1233,7 @@
           <w:left w:val="single" w:sz="24" w:space="8" w:color="C82823"/>
         </w:pBdr>
       </w:pPr>
-      <w:bookmarkStart w:id="100004" w:name="_Toc100004"/>
+      <w:bookmarkStart w:id="100006" w:name="_Toc100006"/>
       <w:r>
         <w:rPr>
           <w:rFonts w:ascii="Century Gothic" w:hAnsi="Century Gothic"/>
@@ -940,17 +1253,17 @@
         </w:rPr>
         <w:t>ПРЕСЕТЫ И АВТОСКАН</w:t>
       </w:r>
-      <w:bookmarkEnd w:id="100004"/>
+      <w:bookmarkEnd w:id="100006"/>
     </w:p>
     <w:p>
       <w:pPr>
         <w:pStyle w:val="Heading2"/>
       </w:pPr>
-      <w:bookmarkStart w:id="100005" w:name="_Toc100005"/>
+      <w:bookmarkStart w:id="100007" w:name="_Toc100007"/>
       <w:r>
         <w:t>4.1 Автоскан</w:t>
       </w:r>
-      <w:bookmarkEnd w:id="100005"/>
+      <w:bookmarkEnd w:id="100007"/>
     </w:p>
     <w:p>
       <w:r>
@@ -967,11 +1280,11 @@
       <w:pPr>
         <w:pStyle w:val="Heading2"/>
       </w:pPr>
-      <w:bookmarkStart w:id="100006" w:name="_Toc100006"/>
+      <w:bookmarkStart w:id="100008" w:name="_Toc100008"/>
       <w:r>
         <w:t>4.2 Свои пресеты</w:t>
       </w:r>
-      <w:bookmarkEnd w:id="100006"/>
+      <w:bookmarkEnd w:id="100008"/>
     </w:p>
     <w:p>
       <w:r>
@@ -1030,7 +1343,7 @@
           <w:left w:val="single" w:sz="24" w:space="8" w:color="C82823"/>
         </w:pBdr>
       </w:pPr>
-      <w:bookmarkStart w:id="100007" w:name="_Toc100007"/>
+      <w:bookmarkStart w:id="100009" w:name="_Toc100009"/>
       <w:r>
         <w:rPr>
           <w:rFonts w:ascii="Century Gothic" w:hAnsi="Century Gothic"/>
@@ -1050,7 +1363,7 @@
         </w:rPr>
         <w:t>ПРОФИЛИ ЗАПУСКА</w:t>
       </w:r>
-      <w:bookmarkEnd w:id="100007"/>
+      <w:bookmarkEnd w:id="100009"/>
     </w:p>
     <w:p>
       <w:r>
@@ -1137,7 +1450,7 @@
           <w:left w:val="single" w:sz="24" w:space="8" w:color="C82823"/>
         </w:pBdr>
       </w:pPr>
-      <w:bookmarkStart w:id="100008" w:name="_Toc100008"/>
+      <w:bookmarkStart w:id="100010" w:name="_Toc100010"/>
       <w:r>
         <w:rPr>
           <w:rFonts w:ascii="Century Gothic" w:hAnsi="Century Gothic"/>
@@ -1157,7 +1470,7 @@
         </w:rPr>
         <w:t>ПАНЕЛЬ PROJECTS</w:t>
       </w:r>
-      <w:bookmarkEnd w:id="100008"/>
+      <w:bookmarkEnd w:id="100010"/>
     </w:p>
     <w:p>
       <w:r>
@@ -1244,7 +1557,7 @@
           <w:left w:val="single" w:sz="24" w:space="8" w:color="C82823"/>
         </w:pBdr>
       </w:pPr>
-      <w:bookmarkStart w:id="100009" w:name="_Toc100009"/>
+      <w:bookmarkStart w:id="100011" w:name="_Toc100011"/>
       <w:r>
         <w:rPr>
           <w:rFonts w:ascii="Century Gothic" w:hAnsi="Century Gothic"/>
@@ -1264,7 +1577,7 @@
         </w:rPr>
         <w:t>ФАЙЛЫ ПРОЕКТОВ</w:t>
       </w:r>
-      <w:bookmarkEnd w:id="100009"/>
+      <w:bookmarkEnd w:id="100011"/>
     </w:p>
     <w:p>
       <w:r>
@@ -1284,7 +1597,7 @@
           <w:left w:val="single" w:sz="24" w:space="8" w:color="C82823"/>
         </w:pBdr>
       </w:pPr>
-      <w:bookmarkStart w:id="100010" w:name="_Toc100010"/>
+      <w:bookmarkStart w:id="100012" w:name="_Toc100012"/>
       <w:r>
         <w:rPr>
           <w:rFonts w:ascii="Century Gothic" w:hAnsi="Century Gothic"/>
@@ -1304,7 +1617,7 @@
         </w:rPr>
         <w:t>РОЛИ OCIO</w:t>
       </w:r>
-      <w:bookmarkEnd w:id="100010"/>
+      <w:bookmarkEnd w:id="100012"/>
     </w:p>
     <w:p>
       <w:r>
@@ -1380,7 +1693,7 @@
           <w:left w:val="single" w:sz="24" w:space="8" w:color="C82823"/>
         </w:pBdr>
       </w:pPr>
-      <w:bookmarkStart w:id="100011" w:name="_Toc100011"/>
+      <w:bookmarkStart w:id="100013" w:name="_Toc100013"/>
       <w:r>
         <w:rPr>
           <w:rFonts w:ascii="Century Gothic" w:hAnsi="Century Gothic"/>
@@ -1400,7 +1713,7 @@
         </w:rPr>
         <w:t>КАК УСТРОЕН OCIO</w:t>
       </w:r>
-      <w:bookmarkEnd w:id="100011"/>
+      <w:bookmarkEnd w:id="100013"/>
     </w:p>
     <w:p>
       <w:r>
@@ -1623,7 +1936,7 @@
           <w:left w:val="single" w:sz="24" w:space="8" w:color="C82823"/>
         </w:pBdr>
       </w:pPr>
-      <w:bookmarkStart w:id="100012" w:name="_Toc100012"/>
+      <w:bookmarkStart w:id="100014" w:name="_Toc100014"/>
       <w:r>
         <w:rPr>
           <w:rFonts w:ascii="Century Gothic" w:hAnsi="Century Gothic"/>
@@ -1643,7 +1956,7 @@
         </w:rPr>
         <w:t>ТЕМЫ И ШАПКА ОКНА</w:t>
       </w:r>
-      <w:bookmarkEnd w:id="100012"/>
+      <w:bookmarkEnd w:id="100014"/>
     </w:p>
     <w:p>
       <w:r>
@@ -2313,7 +2626,7 @@
           <w:left w:val="single" w:sz="24" w:space="8" w:color="C82823"/>
         </w:pBdr>
       </w:pPr>
-      <w:bookmarkStart w:id="100013" w:name="_Toc100013"/>
+      <w:bookmarkStart w:id="100015" w:name="_Toc100015"/>
       <w:r>
         <w:rPr>
           <w:rFonts w:ascii="Century Gothic" w:hAnsi="Century Gothic"/>
@@ -2333,7 +2646,7 @@
         </w:rPr>
         <w:t>НАСТРОЙКИ</w:t>
       </w:r>
-      <w:bookmarkEnd w:id="100013"/>
+      <w:bookmarkEnd w:id="100015"/>
     </w:p>
     <w:tbl>
       <w:tblPr>
@@ -2930,7 +3243,7 @@
           <w:left w:val="single" w:sz="24" w:space="8" w:color="C82823"/>
         </w:pBdr>
       </w:pPr>
-      <w:bookmarkStart w:id="100014" w:name="_Toc100014"/>
+      <w:bookmarkStart w:id="100016" w:name="_Toc100016"/>
       <w:r>
         <w:rPr>
           <w:rFonts w:ascii="Century Gothic" w:hAnsi="Century Gothic"/>
@@ -2950,7 +3263,7 @@
         </w:rPr>
         <w:t>ТРЕЙ И ЖУРНАЛ</w:t>
       </w:r>
-      <w:bookmarkEnd w:id="100014"/>
+      <w:bookmarkEnd w:id="100016"/>
     </w:p>
     <w:p>
       <w:r>
@@ -2981,7 +3294,7 @@
           <w:left w:val="single" w:sz="24" w:space="8" w:color="C82823"/>
         </w:pBdr>
       </w:pPr>
-      <w:bookmarkStart w:id="100015" w:name="_Toc100015"/>
+      <w:bookmarkStart w:id="100017" w:name="_Toc100017"/>
       <w:r>
         <w:rPr>
           <w:rFonts w:ascii="Century Gothic" w:hAnsi="Century Gothic"/>
@@ -3001,7 +3314,7 @@
         </w:rPr>
         <w:t>КОМАНДНАЯ СТРОКА</w:t>
       </w:r>
-      <w:bookmarkEnd w:id="100015"/>
+      <w:bookmarkEnd w:id="100017"/>
     </w:p>
     <w:p>
       <w:r>
@@ -3310,7 +3623,7 @@
           <w:left w:val="single" w:sz="24" w:space="8" w:color="C82823"/>
         </w:pBdr>
       </w:pPr>
-      <w:bookmarkStart w:id="100016" w:name="_Toc100016"/>
+      <w:bookmarkStart w:id="100018" w:name="_Toc100018"/>
       <w:r>
         <w:rPr>
           <w:rFonts w:ascii="Century Gothic" w:hAnsi="Century Gothic"/>
@@ -3330,7 +3643,7 @@
         </w:rPr>
         <w:t>ПЕРЕНОС НА ДРУГУЮ МАШИНУ</w:t>
       </w:r>
-      <w:bookmarkEnd w:id="100016"/>
+      <w:bookmarkEnd w:id="100018"/>
     </w:p>
     <w:p>
       <w:r>
@@ -3403,7 +3716,7 @@
           <w:left w:val="single" w:sz="24" w:space="8" w:color="C82823"/>
         </w:pBdr>
       </w:pPr>
-      <w:bookmarkStart w:id="100017" w:name="_Toc100017"/>
+      <w:bookmarkStart w:id="100019" w:name="_Toc100019"/>
       <w:r>
         <w:rPr>
           <w:rFonts w:ascii="Century Gothic" w:hAnsi="Century Gothic"/>
@@ -3423,7 +3736,7 @@
         </w:rPr>
         <w:t>ФАЙЛЫ И ПАПКИ</w:t>
       </w:r>
-      <w:bookmarkEnd w:id="100017"/>
+      <w:bookmarkEnd w:id="100019"/>
     </w:p>
     <w:tbl>
       <w:tblPr>
@@ -3624,7 +3937,7 @@
           <w:left w:val="single" w:sz="24" w:space="8" w:color="C82823"/>
         </w:pBdr>
       </w:pPr>
-      <w:bookmarkStart w:id="100018" w:name="_Toc100018"/>
+      <w:bookmarkStart w:id="100020" w:name="_Toc100020"/>
       <w:r>
         <w:rPr>
           <w:rFonts w:ascii="Century Gothic" w:hAnsi="Century Gothic"/>
@@ -3644,17 +3957,17 @@
         </w:rPr>
         <w:t>СЦЕНАРИИ</w:t>
       </w:r>
-      <w:bookmarkEnd w:id="100018"/>
+      <w:bookmarkEnd w:id="100020"/>
     </w:p>
     <w:p>
       <w:pPr>
         <w:pStyle w:val="Heading2"/>
       </w:pPr>
-      <w:bookmarkStart w:id="100019" w:name="_Toc100019"/>
+      <w:bookmarkStart w:id="100021" w:name="_Toc100021"/>
       <w:r>
         <w:t>Единый цвет на старте дня</w:t>
       </w:r>
-      <w:bookmarkEnd w:id="100019"/>
+      <w:bookmarkEnd w:id="100021"/>
     </w:p>
     <w:p>
       <w:r>
@@ -3671,11 +3984,11 @@
       <w:pPr>
         <w:pStyle w:val="Heading2"/>
       </w:pPr>
-      <w:bookmarkStart w:id="100020" w:name="_Toc100020"/>
+      <w:bookmarkStart w:id="100022" w:name="_Toc100022"/>
       <w:r>
         <w:t>Переключение между проектами</w:t>
       </w:r>
-      <w:bookmarkEnd w:id="100020"/>
+      <w:bookmarkEnd w:id="100022"/>
     </w:p>
     <w:p>
       <w:r>
@@ -3692,11 +4005,11 @@
       <w:pPr>
         <w:pStyle w:val="Heading2"/>
       </w:pPr>
-      <w:bookmarkStart w:id="100021" w:name="_Toc100021"/>
+      <w:bookmarkStart w:id="100023" w:name="_Toc100023"/>
       <w:r>
         <w:t>Открыть файл проекта не выходя из задачи</w:t>
       </w:r>
-      <w:bookmarkEnd w:id="100021"/>
+      <w:bookmarkEnd w:id="100023"/>
     </w:p>
     <w:p>
       <w:r>
@@ -3713,11 +4026,11 @@
       <w:pPr>
         <w:pStyle w:val="Heading2"/>
       </w:pPr>
-      <w:bookmarkStart w:id="100022" w:name="_Toc100022"/>
+      <w:bookmarkStart w:id="100024" w:name="_Toc100024"/>
       <w:r>
         <w:t>Текстуры: что откроется и в чём</w:t>
       </w:r>
-      <w:bookmarkEnd w:id="100022"/>
+      <w:bookmarkEnd w:id="100024"/>
     </w:p>
     <w:p>
       <w:r>
@@ -3734,11 +4047,11 @@
       <w:pPr>
         <w:pStyle w:val="Heading2"/>
       </w:pPr>
-      <w:bookmarkStart w:id="100023" w:name="_Toc100023"/>
+      <w:bookmarkStart w:id="100025" w:name="_Toc100025"/>
       <w:r>
         <w:t>Фоновый рендер из батника</w:t>
       </w:r>
-      <w:bookmarkEnd w:id="100023"/>
+      <w:bookmarkEnd w:id="100025"/>
     </w:p>
     <w:p>
       <w:r>
@@ -3755,11 +4068,11 @@
       <w:pPr>
         <w:pStyle w:val="Heading2"/>
       </w:pPr>
-      <w:bookmarkStart w:id="100024" w:name="_Toc100024"/>
+      <w:bookmarkStart w:id="100026" w:name="_Toc100026"/>
       <w:r>
         <w:t>Несколько версий одного приложения</w:t>
       </w:r>
-      <w:bookmarkEnd w:id="100024"/>
+      <w:bookmarkEnd w:id="100026"/>
     </w:p>
     <w:p>
       <w:r>
@@ -3779,7 +4092,7 @@
           <w:left w:val="single" w:sz="24" w:space="8" w:color="C82823"/>
         </w:pBdr>
       </w:pPr>
-      <w:bookmarkStart w:id="100025" w:name="_Toc100025"/>
+      <w:bookmarkStart w:id="100027" w:name="_Toc100027"/>
       <w:r>
         <w:rPr>
           <w:rFonts w:ascii="Century Gothic" w:hAnsi="Century Gothic"/>
@@ -3799,7 +4112,7 @@
         </w:rPr>
         <w:t>РЕШЕНИЕ ПРОБЛЕМ</w:t>
       </w:r>
-      <w:bookmarkEnd w:id="100025"/>
+      <w:bookmarkEnd w:id="100027"/>
     </w:p>
     <w:tbl>
       <w:tblPr>
@@ -4574,7 +4887,7 @@
             <w:tcW w:type="dxa" w:w="2608"/>
             <w:vAlign w:val="top"/>
             <w:tcBorders>
-              <w:bottom w:val="single" w:sz="8" w:space="4" w:color="000000"/>
+              <w:bottom w:val="single" w:sz="4" w:space="4" w:color="E0E0E0"/>
             </w:tcBorders>
           </w:tcPr>
           <w:p>
@@ -4597,7 +4910,7 @@
             <w:tcW w:type="dxa" w:w="3061"/>
             <w:vAlign w:val="top"/>
             <w:tcBorders>
-              <w:bottom w:val="single" w:sz="8" w:space="4" w:color="000000"/>
+              <w:bottom w:val="single" w:sz="4" w:space="4" w:color="E0E0E0"/>
             </w:tcBorders>
           </w:tcPr>
           <w:p>
@@ -4620,6 +4933,57 @@
             <w:tcW w:type="dxa" w:w="3969"/>
             <w:vAlign w:val="top"/>
             <w:tcBorders>
+              <w:bottom w:val="single" w:sz="4" w:space="4" w:color="E0E0E0"/>
+            </w:tcBorders>
+          </w:tcPr>
+          <w:p>
+            <w:pPr>
+              <w:spacing w:before="40" w:after="40" w:line="264" w:lineRule="auto"/>
+            </w:pPr>
+            <w:r>
+              <w:rPr>
+                <w:rFonts w:ascii="Arial" w:hAnsi="Arial"/>
+                <w:b w:val="0"/>
+                <w:color w:val="1A1A1A"/>
+                <w:sz w:val="18"/>
+              </w:rPr>
+              <w:t>выполните Rescan на новой машине — пресеты найдутся в реестре</w:t>
+            </w:r>
+          </w:p>
+        </w:tc>
+      </w:tr>
+      <w:tr>
+        <w:trPr>
+          <w:cantSplit/>
+        </w:trPr>
+        <w:tc>
+          <w:tcPr>
+            <w:tcW w:type="dxa" w:w="2608"/>
+            <w:vAlign w:val="top"/>
+            <w:tcBorders>
+              <w:bottom w:val="single" w:sz="8" w:space="4" w:color="000000"/>
+            </w:tcBorders>
+          </w:tcPr>
+          <w:p>
+            <w:pPr>
+              <w:spacing w:before="40" w:after="40" w:line="264" w:lineRule="auto"/>
+            </w:pPr>
+            <w:r>
+              <w:rPr>
+                <w:rFonts w:ascii="Arial" w:hAnsi="Arial"/>
+                <w:b/>
+                <w:color w:val="1A1A1A"/>
+                <w:sz w:val="18"/>
+              </w:rPr>
+              <w:t>Кнопка Restart and install не появляется</w:t>
+            </w:r>
+          </w:p>
+        </w:tc>
+        <w:tc>
+          <w:tcPr>
+            <w:tcW w:type="dxa" w:w="3061"/>
+            <w:vAlign w:val="top"/>
+            <w:tcBorders>
               <w:bottom w:val="single" w:sz="8" w:space="4" w:color="000000"/>
             </w:tcBorders>
           </w:tcPr>
@@ -4634,7 +4998,30 @@
                 <w:color w:val="1A1A1A"/>
                 <w:sz w:val="18"/>
               </w:rPr>
-              <w:t>выполните Rescan на новой машине — пресеты найдутся в реестре</w:t>
+              <w:t>версия уже актуальна, проверка отключена или загрузка ещё идёт</w:t>
+            </w:r>
+          </w:p>
+        </w:tc>
+        <w:tc>
+          <w:tcPr>
+            <w:tcW w:type="dxa" w:w="3969"/>
+            <w:vAlign w:val="top"/>
+            <w:tcBorders>
+              <w:bottom w:val="single" w:sz="8" w:space="4" w:color="000000"/>
+            </w:tcBorders>
+          </w:tcPr>
+          <w:p>
+            <w:pPr>
+              <w:spacing w:before="40" w:after="40" w:line="264" w:lineRule="auto"/>
+            </w:pPr>
+            <w:r>
+              <w:rPr>
+                <w:rFonts w:ascii="Arial" w:hAnsi="Arial"/>
+                <w:b w:val="0"/>
+                <w:color w:val="1A1A1A"/>
+                <w:sz w:val="18"/>
+              </w:rPr>
+              <w:t>смотрите строки Update в журнале: Up to date — версия свежая; галка Check for updates on start включает проверку</w:t>
             </w:r>
           </w:p>
         </w:tc>
@@ -4656,6 +5043,7 @@
   <w:p>
     <w:pPr>
       <w:pStyle w:val="Footer"/>
+      <w:spacing w:before="0" w:after="0" w:line="20" w:lineRule="exact"/>
     </w:pPr>
   </w:p>
 </w:ftr>

--- a/docs/FLOMASTER_Manual_RU.docx
+++ b/docs/FLOMASTER_Manual_RU.docx
@@ -104,7 +104,7 @@
                 <w:sz w:val="18"/>
                 <w:spacing w:val="60"/>
               </w:rPr>
-              <w:t>V2.4  -  WINDOWS 10/11</w:t>
+              <w:t>V2.5  -  WINDOWS 10/11</w:t>
             </w:r>
           </w:p>
           <w:p>
@@ -292,7 +292,7 @@
         <w:tab/>
       </w:r>
       <w:r>
-        <w:t>4</w:t>
+        <w:t>5</w:t>
       </w:r>
     </w:p>
     <w:p>
@@ -304,7 +304,7 @@
         <w:spacing w:before="120" w:after="60"/>
       </w:pPr>
       <w:r>
-        <w:t>7. Файлы проектов</w:t>
+        <w:t>7. Полноэкранный дашборд</w:t>
       </w:r>
       <w:r>
         <w:tab/>
@@ -322,7 +322,7 @@
         <w:spacing w:before="120" w:after="60"/>
       </w:pPr>
       <w:r>
-        <w:t>8. Роли OCIO</w:t>
+        <w:t>8. Файлы проектов</w:t>
       </w:r>
       <w:r>
         <w:tab/>
@@ -340,7 +340,7 @@
         <w:spacing w:before="120" w:after="60"/>
       </w:pPr>
       <w:r>
-        <w:t>9. Как устроен OCIO</w:t>
+        <w:t>9. Роли OCIO</w:t>
       </w:r>
       <w:r>
         <w:tab/>
@@ -358,7 +358,7 @@
         <w:spacing w:before="120" w:after="60"/>
       </w:pPr>
       <w:r>
-        <w:t>10. Темы и шапка окна</w:t>
+        <w:t>10. Как устроен OCIO</w:t>
       </w:r>
       <w:r>
         <w:tab/>
@@ -376,7 +376,7 @@
         <w:spacing w:before="120" w:after="60"/>
       </w:pPr>
       <w:r>
-        <w:t>11. Настройки</w:t>
+        <w:t>11. Темы и шапка окна</w:t>
       </w:r>
       <w:r>
         <w:tab/>
@@ -394,7 +394,7 @@
         <w:spacing w:before="120" w:after="60"/>
       </w:pPr>
       <w:r>
-        <w:t>12. Трей и журнал</w:t>
+        <w:t>12. Настройки</w:t>
       </w:r>
       <w:r>
         <w:tab/>
@@ -412,7 +412,7 @@
         <w:spacing w:before="120" w:after="60"/>
       </w:pPr>
       <w:r>
-        <w:t>13. Командная строка</w:t>
+        <w:t>13. Трей и журнал</w:t>
       </w:r>
       <w:r>
         <w:tab/>
@@ -430,7 +430,7 @@
         <w:spacing w:before="120" w:after="60"/>
       </w:pPr>
       <w:r>
-        <w:t>14. Перенос на другую машину</w:t>
+        <w:t>14. Командная строка</w:t>
       </w:r>
       <w:r>
         <w:tab/>
@@ -448,7 +448,7 @@
         <w:spacing w:before="120" w:after="60"/>
       </w:pPr>
       <w:r>
-        <w:t>15. Файлы и папки</w:t>
+        <w:t>15. Перенос на другую машину</w:t>
       </w:r>
       <w:r>
         <w:tab/>
@@ -466,7 +466,7 @@
         <w:spacing w:before="120" w:after="60"/>
       </w:pPr>
       <w:r>
-        <w:t>16. Сценарии</w:t>
+        <w:t>16. Файлы и папки</w:t>
       </w:r>
       <w:r>
         <w:tab/>
@@ -484,13 +484,31 @@
         <w:spacing w:before="120" w:after="60"/>
       </w:pPr>
       <w:r>
-        <w:t>17. Решение проблем</w:t>
+        <w:t>17. Сценарии</w:t>
       </w:r>
       <w:r>
         <w:tab/>
       </w:r>
       <w:r>
         <w:t>8</w:t>
+      </w:r>
+    </w:p>
+    <w:p>
+      <w:pPr>
+        <w:pStyle w:val="9"/>
+        <w:tabs>
+          <w:tab w:val="right" w:leader="dot" w:pos="9026"/>
+        </w:tabs>
+        <w:spacing w:before="120" w:after="60"/>
+      </w:pPr>
+      <w:r>
+        <w:t>18. Решение проблем</w:t>
+      </w:r>
+      <w:r>
+        <w:tab/>
+      </w:r>
+      <w:r>
+        <w:t>9</w:t>
       </w:r>
     </w:p>
     <w:p>
@@ -601,7 +619,21 @@
           <w:color w:val="1A1A1A"/>
           <w:sz w:val="19"/>
         </w:rPr>
-        <w:t>панель Projects: браузер файлов проектов по вашим папкам, открытие прямо в лаунчере;</w:t>
+        <w:t>полноэкранный дашборд по Ctrl+Alt+F: конфиг, приложения, проекты, профили и роли — поверх всего;</w:t>
+      </w:r>
+    </w:p>
+    <w:p>
+      <w:pPr>
+        <w:pStyle w:val="ListBullet"/>
+      </w:pPr>
+      <w:r>
+        <w:rPr>
+          <w:rFonts w:ascii="Arial" w:hAnsi="Arial"/>
+          <w:i w:val="0"/>
+          <w:color w:val="1A1A1A"/>
+          <w:sz w:val="19"/>
+        </w:rPr>
+        <w:t>маршрутизация файлов проектов: .spp открывается в Substance Painter, .blend — в Blender, .hip — в Houdini;</w:t>
       </w:r>
     </w:p>
     <w:p>
@@ -775,6 +807,20 @@
     </w:p>
     <w:p>
       <w:pPr>
+        <w:pStyle w:val="ListBullet"/>
+      </w:pPr>
+      <w:r>
+        <w:rPr>
+          <w:rFonts w:ascii="Arial" w:hAnsi="Arial"/>
+          <w:i w:val="0"/>
+          <w:color w:val="1A1A1A"/>
+          <w:sz w:val="19"/>
+        </w:rPr>
+        <w:t>Автообновление: при старте лаунчер сверяет свою версию с последним релизом на GitHub. Если вышла новая — она скачивается в фоне, без вашего участия; в Settings появится кнопка Restart and install.</w:t>
+      </w:r>
+    </w:p>
+    <w:p>
+      <w:pPr>
         <w:pStyle w:val="Heading2"/>
       </w:pPr>
       <w:bookmarkStart w:id="100003" w:name="_Toc100003"/>
@@ -782,17 +828,6 @@
         <w:t>2.1 Автообновление</w:t>
       </w:r>
       <w:bookmarkEnd w:id="100003"/>
-    </w:p>
-    <w:p>
-      <w:r>
-        <w:rPr>
-          <w:rFonts w:ascii="Arial" w:hAnsi="Arial"/>
-          <w:i w:val="0"/>
-          <w:color w:val="1A1A1A"/>
-          <w:sz w:val="19"/>
-        </w:rPr>
-        <w:t>При старте (через несколько секунд после запуска) лаунчер сверяет свою версию с последним релизом на GitHub. Если вышла новая — она скачивается в фоне, без вашего участия; в Settings появится кнопка Restart and install.</w:t>
-      </w:r>
     </w:p>
     <w:tbl>
       <w:tblPr>
@@ -1223,7 +1258,7 @@
           <w:color w:val="1A1A1A"/>
           <w:sz w:val="19"/>
         </w:rPr>
-        <w:t>Ctrl+Alt+F прячет и возвращает лаунчер поверх любого приложения.</w:t>
+        <w:t>Ctrl+Alt+F открывает полноэкранный дашборд поверх всего: конфиг, приложения, проекты, профили и роли на одном экране.</w:t>
       </w:r>
     </w:p>
     <w:p>
@@ -1508,7 +1543,7 @@
           <w:color w:val="1A1A1A"/>
           <w:sz w:val="19"/>
         </w:rPr>
-        <w:t>раскройте панель Projects: список показывает все проектные файлы корня рекурсивно, с относительными путями;</w:t>
+        <w:t>список показывает все проектные файлы корня рекурсивно, с относительными путями;</w:t>
       </w:r>
     </w:p>
     <w:p>
@@ -1522,7 +1557,7 @@
           <w:color w:val="1A1A1A"/>
           <w:sz w:val="19"/>
         </w:rPr>
-        <w:t>поле поиска фильтрует список по имени файла;</w:t>
+        <w:t>клик по файлу открывает его в правильном приложении: .spp — в Substance Painter, .blend — в Blender, .hip — в Houdini (приложение подбирается по расширению, даже если в списке выбрано другое);</w:t>
       </w:r>
     </w:p>
     <w:p>
@@ -1536,18 +1571,7 @@
           <w:color w:val="1A1A1A"/>
           <w:sz w:val="19"/>
         </w:rPr>
-        <w:t>клик по файлу открывает его текущим приложением с OCIO-конфигом и добавляет в Recent.</w:t>
-      </w:r>
-    </w:p>
-    <w:p>
-      <w:r>
-        <w:rPr>
-          <w:rFonts w:ascii="Arial" w:hAnsi="Arial"/>
-          <w:i w:val="0"/>
-          <w:color w:val="1A1A1A"/>
-          <w:sz w:val="19"/>
-        </w:rPr>
-        <w:t>В списке только родные форматы DCC: .blend, .spp, .ma, .mb, .hip, .hipl, .hipnc, .nk. Экспортные форматы (.fbx, .obj, .stl) сознательно не показываются — это выпечка, а не проекты.</w:t>
+        <w:t>Recent — то же правило: недавние файлы переоткрываются в своих приложениях.</w:t>
       </w:r>
     </w:p>
     <w:p>
@@ -1575,7 +1599,7 @@
           <w:sz w:val="30"/>
           <w:spacing w:val="20"/>
         </w:rPr>
-        <w:t>ФАЙЛЫ ПРОЕКТОВ</w:t>
+        <w:t>ПОЛНОЭКРАННЫЙ ДАШБОРД</w:t>
       </w:r>
       <w:bookmarkEnd w:id="100011"/>
     </w:p>
@@ -1587,7 +1611,130 @@
           <w:color w:val="1A1A1A"/>
           <w:sz w:val="19"/>
         </w:rPr>
-        <w:t>Перетащите файл проекта на окно лаунчера — файл откроется в выбранном приложении с применённым OCIO-конфигом. Те же файлы доступны в списке Recent — клик переоткрывает их без проводника. Поддерживаются: .blend, .spp, .ma, .mb, .hip, .hipl, .hipnc, .nk.</w:t>
+        <w:t>Ctrl+Alt+F открывает лаунчер поверх всего окна: конфиг, приложения, проекты, профили, роли и последние файлы — на одном экране. Повторное Ctrl+Alt+F или Esc закрывает дашборд.</w:t>
+      </w:r>
+    </w:p>
+    <w:p>
+      <w:pPr>
+        <w:pStyle w:val="ListBullet"/>
+      </w:pPr>
+      <w:r>
+        <w:rPr>
+          <w:rFonts w:ascii="Arial" w:hAnsi="Arial"/>
+          <w:i w:val="0"/>
+          <w:color w:val="1A1A1A"/>
+          <w:sz w:val="19"/>
+        </w:rPr>
+        <w:t>ЦВЕТОВОЙ КОНФИГ: клик по чипу меняет конфиг для всех последующих запусков;</w:t>
+      </w:r>
+    </w:p>
+    <w:p>
+      <w:pPr>
+        <w:pStyle w:val="ListBullet"/>
+      </w:pPr>
+      <w:r>
+        <w:rPr>
+          <w:rFonts w:ascii="Arial" w:hAnsi="Arial"/>
+          <w:i w:val="0"/>
+          <w:color w:val="1A1A1A"/>
+          <w:sz w:val="19"/>
+        </w:rPr>
+        <w:t>ПРИЛОЖЕНИЯ: плитки с иконками exe, клик = запуск;</w:t>
+      </w:r>
+    </w:p>
+    <w:p>
+      <w:pPr>
+        <w:pStyle w:val="ListBullet"/>
+      </w:pPr>
+      <w:r>
+        <w:rPr>
+          <w:rFonts w:ascii="Arial" w:hAnsi="Arial"/>
+          <w:i w:val="0"/>
+          <w:color w:val="1A1A1A"/>
+          <w:sz w:val="19"/>
+        </w:rPr>
+        <w:t>ПРОЕКТЫ: чипы корней и файлы проектов, клик открывает файл в правильном приложении;</w:t>
+      </w:r>
+    </w:p>
+    <w:p>
+      <w:pPr>
+        <w:pStyle w:val="ListBullet"/>
+      </w:pPr>
+      <w:r>
+        <w:rPr>
+          <w:rFonts w:ascii="Arial" w:hAnsi="Arial"/>
+          <w:i w:val="0"/>
+          <w:color w:val="1A1A1A"/>
+          <w:sz w:val="19"/>
+        </w:rPr>
+        <w:t>ПРОФИЛИ: клик применяет профиль и запускает приложение;</w:t>
+      </w:r>
+    </w:p>
+    <w:p>
+      <w:pPr>
+        <w:pStyle w:val="ListBullet"/>
+      </w:pPr>
+      <w:r>
+        <w:rPr>
+          <w:rFonts w:ascii="Arial" w:hAnsi="Arial"/>
+          <w:i w:val="0"/>
+          <w:color w:val="1A1A1A"/>
+          <w:sz w:val="19"/>
+        </w:rPr>
+        <w:t>OCIO ROLES: клик по роли открывает пикер colorspaces, Reset возвращает значения конфига;</w:t>
+      </w:r>
+    </w:p>
+    <w:p>
+      <w:pPr>
+        <w:pStyle w:val="ListBullet"/>
+      </w:pPr>
+      <w:r>
+        <w:rPr>
+          <w:rFonts w:ascii="Arial" w:hAnsi="Arial"/>
+          <w:i w:val="0"/>
+          <w:color w:val="1A1A1A"/>
+          <w:sz w:val="19"/>
+        </w:rPr>
+        <w:t>RECENT FILES: последние файлы, клик переоткрывает;</w:t>
+      </w:r>
+    </w:p>
+    <w:p>
+      <w:pPr>
+        <w:pStyle w:val="ListBullet"/>
+      </w:pPr>
+      <w:r>
+        <w:rPr>
+          <w:rFonts w:ascii="Arial" w:hAnsi="Arial"/>
+          <w:i w:val="0"/>
+          <w:color w:val="1A1A1A"/>
+          <w:sz w:val="19"/>
+        </w:rPr>
+        <w:t>ARGUMENTS: аргументы, применяемые к запускам (в т.ч. из дашборда);</w:t>
+      </w:r>
+    </w:p>
+    <w:p>
+      <w:pPr>
+        <w:pStyle w:val="ListBullet"/>
+      </w:pPr>
+      <w:r>
+        <w:rPr>
+          <w:rFonts w:ascii="Arial" w:hAnsi="Arial"/>
+          <w:i w:val="0"/>
+          <w:color w:val="1A1A1A"/>
+          <w:sz w:val="19"/>
+        </w:rPr>
+        <w:t>SETTINGS: тема, режим «поверх окон» и хоткей.</w:t>
+      </w:r>
+    </w:p>
+    <w:p>
+      <w:r>
+        <w:rPr>
+          <w:rFonts w:ascii="Arial" w:hAnsi="Arial"/>
+          <w:i w:val="0"/>
+          <w:color w:val="1A1A1A"/>
+          <w:sz w:val="19"/>
+        </w:rPr>
+        <w:t>Дашборд открывается на мониторе, где был закрыт в прошлый раз (запоминается в настройках), и перетаскивается за шапку между мониторами — под каждый монитор подстраиваются размеры. Если поверх окон не нужно — снимите галку Overlay on top в настройках дашборда.</w:t>
       </w:r>
     </w:p>
     <w:p>
@@ -1615,9 +1762,49 @@
           <w:sz w:val="30"/>
           <w:spacing w:val="20"/>
         </w:rPr>
+        <w:t>ФАЙЛЫ ПРОЕКТОВ</w:t>
+      </w:r>
+      <w:bookmarkEnd w:id="100012"/>
+    </w:p>
+    <w:p>
+      <w:r>
+        <w:rPr>
+          <w:rFonts w:ascii="Arial" w:hAnsi="Arial"/>
+          <w:i w:val="0"/>
+          <w:color w:val="1A1A1A"/>
+          <w:sz w:val="19"/>
+        </w:rPr>
+        <w:t>Перетащите файл проекта на окно лаунчера — файл откроется в правильном приложении с применённым OCIO-конфигом: .spp — в Substance Painter, .blend — в Blender, .hip — в Houdini (приложение подбирается по расширению, даже если в списке выбрано другое). Поддерживаются: .blend, .spp, .ma, .mb, .hip, .hipl, .hipnc, .nk. Последние открытые файлы доступны в списке Recent — клик переоткрывает их в своих приложениях.</w:t>
+      </w:r>
+    </w:p>
+    <w:p>
+      <w:pPr>
+        <w:pStyle w:val="Heading1"/>
+        <w:pBdr>
+          <w:left w:val="single" w:sz="24" w:space="8" w:color="C82823"/>
+        </w:pBdr>
+      </w:pPr>
+      <w:bookmarkStart w:id="100013" w:name="_Toc100013"/>
+      <w:r>
+        <w:rPr>
+          <w:rFonts w:ascii="Century Gothic" w:hAnsi="Century Gothic"/>
+          <w:b/>
+          <w:color w:val="000000"/>
+          <w:sz w:val="30"/>
+        </w:rPr>
+        <w:t xml:space="preserve">9. </w:t>
+      </w:r>
+      <w:r>
+        <w:rPr>
+          <w:rFonts w:ascii="Century Gothic" w:hAnsi="Century Gothic"/>
+          <w:b/>
+          <w:color w:val="000000"/>
+          <w:sz w:val="30"/>
+          <w:spacing w:val="20"/>
+        </w:rPr>
         <w:t>РОЛИ OCIO</w:t>
       </w:r>
-      <w:bookmarkEnd w:id="100012"/>
+      <w:bookmarkEnd w:id="100013"/>
     </w:p>
     <w:p>
       <w:r>
@@ -1693,7 +1880,7 @@
           <w:left w:val="single" w:sz="24" w:space="8" w:color="C82823"/>
         </w:pBdr>
       </w:pPr>
-      <w:bookmarkStart w:id="100013" w:name="_Toc100013"/>
+      <w:bookmarkStart w:id="100014" w:name="_Toc100014"/>
       <w:r>
         <w:rPr>
           <w:rFonts w:ascii="Century Gothic" w:hAnsi="Century Gothic"/>
@@ -1701,7 +1888,7 @@
           <w:color w:val="000000"/>
           <w:sz w:val="30"/>
         </w:rPr>
-        <w:t xml:space="preserve">9. </w:t>
+        <w:t xml:space="preserve">10. </w:t>
       </w:r>
       <w:r>
         <w:rPr>
@@ -1713,7 +1900,7 @@
         </w:rPr>
         <w:t>КАК УСТРОЕН OCIO</w:t>
       </w:r>
-      <w:bookmarkEnd w:id="100013"/>
+      <w:bookmarkEnd w:id="100014"/>
     </w:p>
     <w:p>
       <w:r>
@@ -1936,7 +2123,7 @@
           <w:left w:val="single" w:sz="24" w:space="8" w:color="C82823"/>
         </w:pBdr>
       </w:pPr>
-      <w:bookmarkStart w:id="100014" w:name="_Toc100014"/>
+      <w:bookmarkStart w:id="100015" w:name="_Toc100015"/>
       <w:r>
         <w:rPr>
           <w:rFonts w:ascii="Century Gothic" w:hAnsi="Century Gothic"/>
@@ -1944,7 +2131,7 @@
           <w:color w:val="000000"/>
           <w:sz w:val="30"/>
         </w:rPr>
-        <w:t xml:space="preserve">10. </w:t>
+        <w:t xml:space="preserve">11. </w:t>
       </w:r>
       <w:r>
         <w:rPr>
@@ -1956,7 +2143,7 @@
         </w:rPr>
         <w:t>ТЕМЫ И ШАПКА ОКНА</w:t>
       </w:r>
-      <w:bookmarkEnd w:id="100014"/>
+      <w:bookmarkEnd w:id="100015"/>
     </w:p>
     <w:p>
       <w:r>
@@ -2626,7 +2813,7 @@
           <w:left w:val="single" w:sz="24" w:space="8" w:color="C82823"/>
         </w:pBdr>
       </w:pPr>
-      <w:bookmarkStart w:id="100015" w:name="_Toc100015"/>
+      <w:bookmarkStart w:id="100016" w:name="_Toc100016"/>
       <w:r>
         <w:rPr>
           <w:rFonts w:ascii="Century Gothic" w:hAnsi="Century Gothic"/>
@@ -2634,7 +2821,7 @@
           <w:color w:val="000000"/>
           <w:sz w:val="30"/>
         </w:rPr>
-        <w:t xml:space="preserve">11. </w:t>
+        <w:t xml:space="preserve">12. </w:t>
       </w:r>
       <w:r>
         <w:rPr>
@@ -2646,7 +2833,7 @@
         </w:rPr>
         <w:t>НАСТРОЙКИ</w:t>
       </w:r>
-      <w:bookmarkEnd w:id="100015"/>
+      <w:bookmarkEnd w:id="100016"/>
     </w:p>
     <w:tbl>
       <w:tblPr>
@@ -2947,7 +3134,7 @@
                 <w:color w:val="1A1A1A"/>
                 <w:sz w:val="18"/>
               </w:rPr>
-              <w:t>Smooth animation</w:t>
+              <w:t>Overlay on top</w:t>
             </w:r>
           </w:p>
         </w:tc>
@@ -2970,7 +3157,7 @@
                 <w:color w:val="1A1A1A"/>
                 <w:sz w:val="18"/>
               </w:rPr>
-              <w:t>включить/выключить анимацию панелей</w:t>
+              <w:t>полноэкранный дашборд поверх всех окон</w:t>
             </w:r>
           </w:p>
         </w:tc>
@@ -3021,7 +3208,58 @@
                 <w:color w:val="1A1A1A"/>
                 <w:sz w:val="18"/>
               </w:rPr>
-              <w:t>глобальный хоткей: показать/спрятать лаунчер поверх всего</w:t>
+              <w:t>глобальный хоткей: показать/спрятать дашборд</w:t>
+            </w:r>
+          </w:p>
+        </w:tc>
+      </w:tr>
+      <w:tr>
+        <w:trPr>
+          <w:cantSplit/>
+        </w:trPr>
+        <w:tc>
+          <w:tcPr>
+            <w:tcW w:type="dxa" w:w="3402"/>
+            <w:vAlign w:val="top"/>
+            <w:tcBorders>
+              <w:bottom w:val="single" w:sz="4" w:space="4" w:color="E0E0E0"/>
+            </w:tcBorders>
+          </w:tcPr>
+          <w:p>
+            <w:pPr>
+              <w:spacing w:before="40" w:after="40" w:line="264" w:lineRule="auto"/>
+            </w:pPr>
+            <w:r>
+              <w:rPr>
+                <w:rFonts w:ascii="Arial" w:hAnsi="Arial"/>
+                <w:b/>
+                <w:color w:val="1A1A1A"/>
+                <w:sz w:val="18"/>
+              </w:rPr>
+              <w:t>Smooth animation</w:t>
+            </w:r>
+          </w:p>
+        </w:tc>
+        <w:tc>
+          <w:tcPr>
+            <w:tcW w:type="dxa" w:w="6236"/>
+            <w:vAlign w:val="top"/>
+            <w:tcBorders>
+              <w:bottom w:val="single" w:sz="4" w:space="4" w:color="E0E0E0"/>
+            </w:tcBorders>
+          </w:tcPr>
+          <w:p>
+            <w:pPr>
+              <w:spacing w:before="40" w:after="40" w:line="264" w:lineRule="auto"/>
+            </w:pPr>
+            <w:r>
+              <w:rPr>
+                <w:rFonts w:ascii="Arial" w:hAnsi="Arial"/>
+                <w:b w:val="0"/>
+                <w:color w:val="1A1A1A"/>
+                <w:sz w:val="18"/>
+              </w:rPr>
+              <w:t>включить/выключить анимацию панелей</w:t>
             </w:r>
           </w:p>
         </w:tc>
@@ -3243,7 +3481,7 @@
           <w:left w:val="single" w:sz="24" w:space="8" w:color="C82823"/>
         </w:pBdr>
       </w:pPr>
-      <w:bookmarkStart w:id="100016" w:name="_Toc100016"/>
+      <w:bookmarkStart w:id="100017" w:name="_Toc100017"/>
       <w:r>
         <w:rPr>
           <w:rFonts w:ascii="Century Gothic" w:hAnsi="Century Gothic"/>
@@ -3251,7 +3489,7 @@
           <w:color w:val="000000"/>
           <w:sz w:val="30"/>
         </w:rPr>
-        <w:t xml:space="preserve">12. </w:t>
+        <w:t xml:space="preserve">13. </w:t>
       </w:r>
       <w:r>
         <w:rPr>
@@ -3263,7 +3501,7 @@
         </w:rPr>
         <w:t>ТРЕЙ И ЖУРНАЛ</w:t>
       </w:r>
-      <w:bookmarkEnd w:id="100016"/>
+      <w:bookmarkEnd w:id="100017"/>
     </w:p>
     <w:p>
       <w:r>
@@ -3294,7 +3532,7 @@
           <w:left w:val="single" w:sz="24" w:space="8" w:color="C82823"/>
         </w:pBdr>
       </w:pPr>
-      <w:bookmarkStart w:id="100017" w:name="_Toc100017"/>
+      <w:bookmarkStart w:id="100018" w:name="_Toc100018"/>
       <w:r>
         <w:rPr>
           <w:rFonts w:ascii="Century Gothic" w:hAnsi="Century Gothic"/>
@@ -3302,7 +3540,7 @@
           <w:color w:val="000000"/>
           <w:sz w:val="30"/>
         </w:rPr>
-        <w:t xml:space="preserve">13. </w:t>
+        <w:t xml:space="preserve">14. </w:t>
       </w:r>
       <w:r>
         <w:rPr>
@@ -3314,7 +3552,7 @@
         </w:rPr>
         <w:t>КОМАНДНАЯ СТРОКА</w:t>
       </w:r>
-      <w:bookmarkEnd w:id="100017"/>
+      <w:bookmarkEnd w:id="100018"/>
     </w:p>
     <w:p>
       <w:r>
@@ -3357,7 +3595,7 @@
           <w:color w:val="1A1A1A"/>
           <w:sz w:val="19"/>
         </w:rPr>
-        <w:t>FLOMASTER.exe --launch "Профиль" --project "D:\projects\A\shot_042.blend"</w:t>
+        <w:t>FLOMASTER.exe --launch "Профиль" --project "D:\проекты\А\shot_042.blend"</w:t>
       </w:r>
     </w:p>
     <w:p>
@@ -3623,7 +3861,7 @@
           <w:left w:val="single" w:sz="24" w:space="8" w:color="C82823"/>
         </w:pBdr>
       </w:pPr>
-      <w:bookmarkStart w:id="100018" w:name="_Toc100018"/>
+      <w:bookmarkStart w:id="100019" w:name="_Toc100019"/>
       <w:r>
         <w:rPr>
           <w:rFonts w:ascii="Century Gothic" w:hAnsi="Century Gothic"/>
@@ -3631,7 +3869,7 @@
           <w:color w:val="000000"/>
           <w:sz w:val="30"/>
         </w:rPr>
-        <w:t xml:space="preserve">14. </w:t>
+        <w:t xml:space="preserve">15. </w:t>
       </w:r>
       <w:r>
         <w:rPr>
@@ -3643,7 +3881,7 @@
         </w:rPr>
         <w:t>ПЕРЕНОС НА ДРУГУЮ МАШИНУ</w:t>
       </w:r>
-      <w:bookmarkEnd w:id="100018"/>
+      <w:bookmarkEnd w:id="100019"/>
     </w:p>
     <w:p>
       <w:r>
@@ -3716,7 +3954,7 @@
           <w:left w:val="single" w:sz="24" w:space="8" w:color="C82823"/>
         </w:pBdr>
       </w:pPr>
-      <w:bookmarkStart w:id="100019" w:name="_Toc100019"/>
+      <w:bookmarkStart w:id="100020" w:name="_Toc100020"/>
       <w:r>
         <w:rPr>
           <w:rFonts w:ascii="Century Gothic" w:hAnsi="Century Gothic"/>
@@ -3724,7 +3962,7 @@
           <w:color w:val="000000"/>
           <w:sz w:val="30"/>
         </w:rPr>
-        <w:t xml:space="preserve">15. </w:t>
+        <w:t xml:space="preserve">16. </w:t>
       </w:r>
       <w:r>
         <w:rPr>
@@ -3736,7 +3974,7 @@
         </w:rPr>
         <w:t>ФАЙЛЫ И ПАПКИ</w:t>
       </w:r>
-      <w:bookmarkEnd w:id="100019"/>
+      <w:bookmarkEnd w:id="100020"/>
     </w:p>
     <w:tbl>
       <w:tblPr>
@@ -3937,162 +4175,7 @@
           <w:left w:val="single" w:sz="24" w:space="8" w:color="C82823"/>
         </w:pBdr>
       </w:pPr>
-      <w:bookmarkStart w:id="100020" w:name="_Toc100020"/>
-      <w:r>
-        <w:rPr>
-          <w:rFonts w:ascii="Century Gothic" w:hAnsi="Century Gothic"/>
-          <w:b/>
-          <w:color w:val="000000"/>
-          <w:sz w:val="30"/>
-        </w:rPr>
-        <w:t xml:space="preserve">16. </w:t>
-      </w:r>
-      <w:r>
-        <w:rPr>
-          <w:rFonts w:ascii="Century Gothic" w:hAnsi="Century Gothic"/>
-          <w:b/>
-          <w:color w:val="000000"/>
-          <w:sz w:val="30"/>
-          <w:spacing w:val="20"/>
-        </w:rPr>
-        <w:t>СЦЕНАРИИ</w:t>
-      </w:r>
-      <w:bookmarkEnd w:id="100020"/>
-    </w:p>
-    <w:p>
-      <w:pPr>
-        <w:pStyle w:val="Heading2"/>
-      </w:pPr>
       <w:bookmarkStart w:id="100021" w:name="_Toc100021"/>
-      <w:r>
-        <w:t>Единый цвет на старте дня</w:t>
-      </w:r>
-      <w:bookmarkEnd w:id="100021"/>
-    </w:p>
-    <w:p>
-      <w:r>
-        <w:rPr>
-          <w:rFonts w:ascii="Arial" w:hAnsi="Arial"/>
-          <w:i w:val="0"/>
-          <w:color w:val="1A1A1A"/>
-          <w:sz w:val="19"/>
-        </w:rPr>
-        <w:t>Окно лаунчера → Launch у нужного приложения. Все приложения дня стартуют с одним и тем же конфигом - передавать файлы между ними можно без цветовых сюрпризов.</w:t>
-      </w:r>
-    </w:p>
-    <w:p>
-      <w:pPr>
-        <w:pStyle w:val="Heading2"/>
-      </w:pPr>
-      <w:bookmarkStart w:id="100022" w:name="_Toc100022"/>
-      <w:r>
-        <w:t>Переключение между проектами</w:t>
-      </w:r>
-      <w:bookmarkEnd w:id="100022"/>
-    </w:p>
-    <w:p>
-      <w:r>
-        <w:rPr>
-          <w:rFonts w:ascii="Arial" w:hAnsi="Arial"/>
-          <w:i w:val="0"/>
-          <w:color w:val="1A1A1A"/>
-          <w:sz w:val="19"/>
-        </w:rPr>
-        <w:t>Настройте профили по одному на проект и переключайте их в панели Profiles одним нажатием. Из трея профиль запускается сразу, без окна лаунчера.</w:t>
-      </w:r>
-    </w:p>
-    <w:p>
-      <w:pPr>
-        <w:pStyle w:val="Heading2"/>
-      </w:pPr>
-      <w:bookmarkStart w:id="100023" w:name="_Toc100023"/>
-      <w:r>
-        <w:t>Открыть файл проекта не выходя из задачи</w:t>
-      </w:r>
-      <w:bookmarkEnd w:id="100023"/>
-    </w:p>
-    <w:p>
-      <w:r>
-        <w:rPr>
-          <w:rFonts w:ascii="Arial" w:hAnsi="Arial"/>
-          <w:i w:val="0"/>
-          <w:color w:val="1A1A1A"/>
-          <w:sz w:val="19"/>
-        </w:rPr>
-        <w:t>Панель Projects → корень → клик по файлу. Поиск по имени находит файл в глубине папок.</w:t>
-      </w:r>
-    </w:p>
-    <w:p>
-      <w:pPr>
-        <w:pStyle w:val="Heading2"/>
-      </w:pPr>
-      <w:bookmarkStart w:id="100024" w:name="_Toc100024"/>
-      <w:r>
-        <w:t>Текстуры: что откроется и в чём</w:t>
-      </w:r>
-      <w:bookmarkEnd w:id="100024"/>
-    </w:p>
-    <w:p>
-      <w:r>
-        <w:rPr>
-          <w:rFonts w:ascii="Arial" w:hAnsi="Arial"/>
-          <w:i w:val="0"/>
-          <w:color w:val="1A1A1A"/>
-          <w:sz w:val="19"/>
-        </w:rPr>
-        <w:t>Float-картинки (EXR) открываются как acescg - цветовой цикл корректен сразу. 8-битные - как raw: для служебных карт (нормали, маски, roughness) это нужный дефолт без ручных кликов. Цветовой 8-битной карте назначьте colorspace вручную, если она открылась как raw.</w:t>
-      </w:r>
-    </w:p>
-    <w:p>
-      <w:pPr>
-        <w:pStyle w:val="Heading2"/>
-      </w:pPr>
-      <w:bookmarkStart w:id="100025" w:name="_Toc100025"/>
-      <w:r>
-        <w:t>Фоновый рендер из батника</w:t>
-      </w:r>
-      <w:bookmarkEnd w:id="100025"/>
-    </w:p>
-    <w:p>
-      <w:r>
-        <w:rPr>
-          <w:rFonts w:ascii="Arial" w:hAnsi="Arial"/>
-          <w:i w:val="0"/>
-          <w:color w:val="1A1A1A"/>
-          <w:sz w:val="19"/>
-        </w:rPr>
-        <w:t>Сохраните профиль с аргументами запекания и запускайте: FLOMASTER.exe --launch "Рендер" --project "сцена.blend". Код возврата 0 — процесс ушёл.</w:t>
-      </w:r>
-    </w:p>
-    <w:p>
-      <w:pPr>
-        <w:pStyle w:val="Heading2"/>
-      </w:pPr>
-      <w:bookmarkStart w:id="100026" w:name="_Toc100026"/>
-      <w:r>
-        <w:t>Несколько версий одного приложения</w:t>
-      </w:r>
-      <w:bookmarkEnd w:id="100026"/>
-    </w:p>
-    <w:p>
-      <w:r>
-        <w:rPr>
-          <w:rFonts w:ascii="Arial" w:hAnsi="Arial"/>
-          <w:i w:val="0"/>
-          <w:color w:val="1A1A1A"/>
-          <w:sz w:val="19"/>
-        </w:rPr>
-        <w:t>Создайте по пресету на версию (перетаскивание exe + имя) - и запускайте нужную одним нажатием; аргументы версии живут в Quick Commands пресета.</w:t>
-      </w:r>
-    </w:p>
-    <w:p>
-      <w:pPr>
-        <w:pStyle w:val="Heading1"/>
-        <w:pBdr>
-          <w:left w:val="single" w:sz="24" w:space="8" w:color="C82823"/>
-        </w:pBdr>
-      </w:pPr>
-      <w:bookmarkStart w:id="100027" w:name="_Toc100027"/>
       <w:r>
         <w:rPr>
           <w:rFonts w:ascii="Century Gothic" w:hAnsi="Century Gothic"/>
@@ -4110,9 +4193,164 @@
           <w:sz w:val="30"/>
           <w:spacing w:val="20"/>
         </w:rPr>
+        <w:t>СЦЕНАРИИ</w:t>
+      </w:r>
+      <w:bookmarkEnd w:id="100021"/>
+    </w:p>
+    <w:p>
+      <w:pPr>
+        <w:pStyle w:val="Heading2"/>
+      </w:pPr>
+      <w:bookmarkStart w:id="100022" w:name="_Toc100022"/>
+      <w:r>
+        <w:t>Единый цвет на старте дня</w:t>
+      </w:r>
+      <w:bookmarkEnd w:id="100022"/>
+    </w:p>
+    <w:p>
+      <w:r>
+        <w:rPr>
+          <w:rFonts w:ascii="Arial" w:hAnsi="Arial"/>
+          <w:i w:val="0"/>
+          <w:color w:val="1A1A1A"/>
+          <w:sz w:val="19"/>
+        </w:rPr>
+        <w:t>Окно лаунчера → Launch у нужного приложения. Все приложения дня стартуют с одним и тем же конфигом - передавать файлы между ними можно без цветовых сюрпризов.</w:t>
+      </w:r>
+    </w:p>
+    <w:p>
+      <w:pPr>
+        <w:pStyle w:val="Heading2"/>
+      </w:pPr>
+      <w:bookmarkStart w:id="100023" w:name="_Toc100023"/>
+      <w:r>
+        <w:t>Переключение между проектами</w:t>
+      </w:r>
+      <w:bookmarkEnd w:id="100023"/>
+    </w:p>
+    <w:p>
+      <w:r>
+        <w:rPr>
+          <w:rFonts w:ascii="Arial" w:hAnsi="Arial"/>
+          <w:i w:val="0"/>
+          <w:color w:val="1A1A1A"/>
+          <w:sz w:val="19"/>
+        </w:rPr>
+        <w:t>Настройте профили по одному на проект и переключайте их в панели Profiles одним нажатием. Из трея профиль запускается сразу, без окна лаунчера. Полноэкранный дашборд (Ctrl+Alt+F) показывает конфиг, приложения и файлы проектов на одном экране.</w:t>
+      </w:r>
+    </w:p>
+    <w:p>
+      <w:pPr>
+        <w:pStyle w:val="Heading2"/>
+      </w:pPr>
+      <w:bookmarkStart w:id="100024" w:name="_Toc100024"/>
+      <w:r>
+        <w:t>Открыть файл проекта не выходя из задачи</w:t>
+      </w:r>
+      <w:bookmarkEnd w:id="100024"/>
+    </w:p>
+    <w:p>
+      <w:r>
+        <w:rPr>
+          <w:rFonts w:ascii="Arial" w:hAnsi="Arial"/>
+          <w:i w:val="0"/>
+          <w:color w:val="1A1A1A"/>
+          <w:sz w:val="19"/>
+        </w:rPr>
+        <w:t>Панель Projects → корень → клик по файлу. Поиск по имени находит файл в глубине папок. Файл откроется в правильном приложении — маршрутизация по расширению работает и в дашборде.</w:t>
+      </w:r>
+    </w:p>
+    <w:p>
+      <w:pPr>
+        <w:pStyle w:val="Heading2"/>
+      </w:pPr>
+      <w:bookmarkStart w:id="100025" w:name="_Toc100025"/>
+      <w:r>
+        <w:t>Текстуры: что откроется и в чём</w:t>
+      </w:r>
+      <w:bookmarkEnd w:id="100025"/>
+    </w:p>
+    <w:p>
+      <w:r>
+        <w:rPr>
+          <w:rFonts w:ascii="Arial" w:hAnsi="Arial"/>
+          <w:i w:val="0"/>
+          <w:color w:val="1A1A1A"/>
+          <w:sz w:val="19"/>
+        </w:rPr>
+        <w:t>Float-картинки (EXR) открываются как acescg - цветовой цикл корректен сразу. 8-битные - как raw: для служебных карт (нормали, маски, roughness) это нужный дефолт без ручных кликов. Цветовой 8-битной карте назначьте colorspace вручную, если она открылась как raw.</w:t>
+      </w:r>
+    </w:p>
+    <w:p>
+      <w:pPr>
+        <w:pStyle w:val="Heading2"/>
+      </w:pPr>
+      <w:bookmarkStart w:id="100026" w:name="_Toc100026"/>
+      <w:r>
+        <w:t>Фоновый рендер из батника</w:t>
+      </w:r>
+      <w:bookmarkEnd w:id="100026"/>
+    </w:p>
+    <w:p>
+      <w:r>
+        <w:rPr>
+          <w:rFonts w:ascii="Arial" w:hAnsi="Arial"/>
+          <w:i w:val="0"/>
+          <w:color w:val="1A1A1A"/>
+          <w:sz w:val="19"/>
+        </w:rPr>
+        <w:t>Сохраните профиль с аргументами запекания и запускайте: FLOMASTER.exe --launch "Рендер" --project "сцена.blend". Код возврата 0 — процесс ушёл.</w:t>
+      </w:r>
+    </w:p>
+    <w:p>
+      <w:pPr>
+        <w:pStyle w:val="Heading2"/>
+      </w:pPr>
+      <w:bookmarkStart w:id="100027" w:name="_Toc100027"/>
+      <w:r>
+        <w:t>Несколько версий одного приложения</w:t>
+      </w:r>
+      <w:bookmarkEnd w:id="100027"/>
+    </w:p>
+    <w:p>
+      <w:r>
+        <w:rPr>
+          <w:rFonts w:ascii="Arial" w:hAnsi="Arial"/>
+          <w:i w:val="0"/>
+          <w:color w:val="1A1A1A"/>
+          <w:sz w:val="19"/>
+        </w:rPr>
+        <w:t>Создайте по пресету на версию (перетаскивание exe + имя) - и запускайте нужную одним нажатием; аргументы версии живут в Quick commands пресета.</w:t>
+      </w:r>
+    </w:p>
+    <w:p>
+      <w:pPr>
+        <w:pStyle w:val="Heading1"/>
+        <w:pBdr>
+          <w:left w:val="single" w:sz="24" w:space="8" w:color="C82823"/>
+        </w:pBdr>
+      </w:pPr>
+      <w:bookmarkStart w:id="100028" w:name="_Toc100028"/>
+      <w:r>
+        <w:rPr>
+          <w:rFonts w:ascii="Century Gothic" w:hAnsi="Century Gothic"/>
+          <w:b/>
+          <w:color w:val="000000"/>
+          <w:sz w:val="30"/>
+        </w:rPr>
+        <w:t xml:space="preserve">18. </w:t>
+      </w:r>
+      <w:r>
+        <w:rPr>
+          <w:rFonts w:ascii="Century Gothic" w:hAnsi="Century Gothic"/>
+          <w:b/>
+          <w:color w:val="000000"/>
+          <w:sz w:val="30"/>
+          <w:spacing w:val="20"/>
+        </w:rPr>
         <w:t>РЕШЕНИЕ ПРОБЛЕМ</w:t>
       </w:r>
-      <w:bookmarkEnd w:id="100027"/>
+      <w:bookmarkEnd w:id="100028"/>
     </w:p>
     <w:tbl>
       <w:tblPr>
@@ -4356,6 +4594,80 @@
                 <w:sz w:val="18"/>
               </w:rPr>
               <w:t>смотрите warn в журнале; освободите комбинацию или отключите/включите галку Global hotkey заново</w:t>
+            </w:r>
+          </w:p>
+        </w:tc>
+      </w:tr>
+      <w:tr>
+        <w:trPr>
+          <w:cantSplit/>
+        </w:trPr>
+        <w:tc>
+          <w:tcPr>
+            <w:tcW w:type="dxa" w:w="2608"/>
+            <w:vAlign w:val="top"/>
+            <w:tcBorders>
+              <w:bottom w:val="single" w:sz="4" w:space="4" w:color="E0E0E0"/>
+            </w:tcBorders>
+          </w:tcPr>
+          <w:p>
+            <w:pPr>
+              <w:spacing w:before="40" w:after="40" w:line="264" w:lineRule="auto"/>
+            </w:pPr>
+            <w:r>
+              <w:rPr>
+                <w:rFonts w:ascii="Arial" w:hAnsi="Arial"/>
+                <w:b/>
+                <w:color w:val="1A1A1A"/>
+                <w:sz w:val="18"/>
+              </w:rPr>
+              <w:t>Оверлей открылся не на том мониторе</w:t>
+            </w:r>
+          </w:p>
+        </w:tc>
+        <w:tc>
+          <w:tcPr>
+            <w:tcW w:type="dxa" w:w="3061"/>
+            <w:vAlign w:val="top"/>
+            <w:tcBorders>
+              <w:bottom w:val="single" w:sz="4" w:space="4" w:color="E0E0E0"/>
+            </w:tcBorders>
+          </w:tcPr>
+          <w:p>
+            <w:pPr>
+              <w:spacing w:before="40" w:after="40" w:line="264" w:lineRule="auto"/>
+            </w:pPr>
+            <w:r>
+              <w:rPr>
+                <w:rFonts w:ascii="Arial" w:hAnsi="Arial"/>
+                <w:b w:val="0"/>
+                <w:color w:val="1A1A1A"/>
+                <w:sz w:val="18"/>
+              </w:rPr>
+              <w:t>память монитора обновляется при закрытии оверлея</w:t>
+            </w:r>
+          </w:p>
+        </w:tc>
+        <w:tc>
+          <w:tcPr>
+            <w:tcW w:type="dxa" w:w="3969"/>
+            <w:vAlign w:val="top"/>
+            <w:tcBorders>
+              <w:bottom w:val="single" w:sz="4" w:space="4" w:color="E0E0E0"/>
+            </w:tcBorders>
+          </w:tcPr>
+          <w:p>
+            <w:pPr>
+              <w:spacing w:before="40" w:after="40" w:line="264" w:lineRule="auto"/>
+            </w:pPr>
+            <w:r>
+              <w:rPr>
+                <w:rFonts w:ascii="Arial" w:hAnsi="Arial"/>
+                <w:b w:val="0"/>
+                <w:color w:val="1A1A1A"/>
+                <w:sz w:val="18"/>
+              </w:rPr>
+              <w:t>перетащите оверлей за шапку на нужный монитор — он запомнится</w:t>
             </w:r>
           </w:p>
         </w:tc>
@@ -4813,7 +5125,7 @@
             <w:tcW w:type="dxa" w:w="2608"/>
             <w:vAlign w:val="top"/>
             <w:tcBorders>
-              <w:bottom w:val="single" w:sz="4" w:space="4" w:color="E0E0E0"/>
+              <w:bottom w:val="single" w:sz="8" w:space="4" w:color="000000"/>
             </w:tcBorders>
           </w:tcPr>
           <w:p>
@@ -4836,7 +5148,7 @@
             <w:tcW w:type="dxa" w:w="3061"/>
             <w:vAlign w:val="top"/>
             <w:tcBorders>
-              <w:bottom w:val="single" w:sz="4" w:space="4" w:color="E0E0E0"/>
+              <w:bottom w:val="single" w:sz="8" w:space="4" w:color="000000"/>
             </w:tcBorders>
           </w:tcPr>
           <w:p>
@@ -4859,7 +5171,7 @@
             <w:tcW w:type="dxa" w:w="3969"/>
             <w:vAlign w:val="top"/>
             <w:tcBorders>
-              <w:bottom w:val="single" w:sz="4" w:space="4" w:color="E0E0E0"/>
+              <w:bottom w:val="single" w:sz="8" w:space="4" w:color="000000"/>
             </w:tcBorders>
           </w:tcPr>
           <w:p>
@@ -4874,154 +5186,6 @@
                 <w:sz w:val="18"/>
               </w:rPr>
               <w:t>ищите в %APPDATA%\FLOMASTER\ - обновления их не трогают</w:t>
-            </w:r>
-          </w:p>
-        </w:tc>
-      </w:tr>
-      <w:tr>
-        <w:trPr>
-          <w:cantSplit/>
-        </w:trPr>
-        <w:tc>
-          <w:tcPr>
-            <w:tcW w:type="dxa" w:w="2608"/>
-            <w:vAlign w:val="top"/>
-            <w:tcBorders>
-              <w:bottom w:val="single" w:sz="4" w:space="4" w:color="E0E0E0"/>
-            </w:tcBorders>
-          </w:tcPr>
-          <w:p>
-            <w:pPr>
-              <w:spacing w:before="40" w:after="40" w:line="264" w:lineRule="auto"/>
-            </w:pPr>
-            <w:r>
-              <w:rPr>
-                <w:rFonts w:ascii="Arial" w:hAnsi="Arial"/>
-                <w:b/>
-                <w:color w:val="1A1A1A"/>
-                <w:sz w:val="18"/>
-              </w:rPr>
-              <w:t>После переноса настроек пресеты указывают не туда</w:t>
-            </w:r>
-          </w:p>
-        </w:tc>
-        <w:tc>
-          <w:tcPr>
-            <w:tcW w:type="dxa" w:w="3061"/>
-            <w:vAlign w:val="top"/>
-            <w:tcBorders>
-              <w:bottom w:val="single" w:sz="4" w:space="4" w:color="E0E0E0"/>
-            </w:tcBorders>
-          </w:tcPr>
-          <w:p>
-            <w:pPr>
-              <w:spacing w:before="40" w:after="40" w:line="264" w:lineRule="auto"/>
-            </w:pPr>
-            <w:r>
-              <w:rPr>
-                <w:rFonts w:ascii="Arial" w:hAnsi="Arial"/>
-                <w:b w:val="0"/>
-                <w:color w:val="1A1A1A"/>
-                <w:sz w:val="18"/>
-              </w:rPr>
-              <w:t>пути exe машинно-специфичны и не переносятся</w:t>
-            </w:r>
-          </w:p>
-        </w:tc>
-        <w:tc>
-          <w:tcPr>
-            <w:tcW w:type="dxa" w:w="3969"/>
-            <w:vAlign w:val="top"/>
-            <w:tcBorders>
-              <w:bottom w:val="single" w:sz="4" w:space="4" w:color="E0E0E0"/>
-            </w:tcBorders>
-          </w:tcPr>
-          <w:p>
-            <w:pPr>
-              <w:spacing w:before="40" w:after="40" w:line="264" w:lineRule="auto"/>
-            </w:pPr>
-            <w:r>
-              <w:rPr>
-                <w:rFonts w:ascii="Arial" w:hAnsi="Arial"/>
-                <w:b w:val="0"/>
-                <w:color w:val="1A1A1A"/>
-                <w:sz w:val="18"/>
-              </w:rPr>
-              <w:t>выполните Rescan на новой машине — пресеты найдутся в реестре</w:t>
-            </w:r>
-          </w:p>
-        </w:tc>
-      </w:tr>
-      <w:tr>
-        <w:trPr>
-          <w:cantSplit/>
-        </w:trPr>
-        <w:tc>
-          <w:tcPr>
-            <w:tcW w:type="dxa" w:w="2608"/>
-            <w:vAlign w:val="top"/>
-            <w:tcBorders>
-              <w:bottom w:val="single" w:sz="8" w:space="4" w:color="000000"/>
-            </w:tcBorders>
-          </w:tcPr>
-          <w:p>
-            <w:pPr>
-              <w:spacing w:before="40" w:after="40" w:line="264" w:lineRule="auto"/>
-            </w:pPr>
-            <w:r>
-              <w:rPr>
-                <w:rFonts w:ascii="Arial" w:hAnsi="Arial"/>
-                <w:b/>
-                <w:color w:val="1A1A1A"/>
-                <w:sz w:val="18"/>
-              </w:rPr>
-              <w:t>Кнопка Restart and install не появляется</w:t>
-            </w:r>
-          </w:p>
-        </w:tc>
-        <w:tc>
-          <w:tcPr>
-            <w:tcW w:type="dxa" w:w="3061"/>
-            <w:vAlign w:val="top"/>
-            <w:tcBorders>
-              <w:bottom w:val="single" w:sz="8" w:space="4" w:color="000000"/>
-            </w:tcBorders>
-          </w:tcPr>
-          <w:p>
-            <w:pPr>
-              <w:spacing w:before="40" w:after="40" w:line="264" w:lineRule="auto"/>
-            </w:pPr>
-            <w:r>
-              <w:rPr>
-                <w:rFonts w:ascii="Arial" w:hAnsi="Arial"/>
-                <w:b w:val="0"/>
-                <w:color w:val="1A1A1A"/>
-                <w:sz w:val="18"/>
-              </w:rPr>
-              <w:t>версия уже актуальна, проверка отключена или загрузка ещё идёт</w:t>
-            </w:r>
-          </w:p>
-        </w:tc>
-        <w:tc>
-          <w:tcPr>
-            <w:tcW w:type="dxa" w:w="3969"/>
-            <w:vAlign w:val="top"/>
-            <w:tcBorders>
-              <w:bottom w:val="single" w:sz="8" w:space="4" w:color="000000"/>
-            </w:tcBorders>
-          </w:tcPr>
-          <w:p>
-            <w:pPr>
-              <w:spacing w:before="40" w:after="40" w:line="264" w:lineRule="auto"/>
-            </w:pPr>
-            <w:r>
-              <w:rPr>
-                <w:rFonts w:ascii="Arial" w:hAnsi="Arial"/>
-                <w:b w:val="0"/>
-                <w:color w:val="1A1A1A"/>
-                <w:sz w:val="18"/>
-              </w:rPr>
-              <w:t>смотрите строки Update в журнале: Up to date — версия свежая; галка Check for updates on start включает проверку</w:t>
             </w:r>
           </w:p>
         </w:tc>

--- a/docs/FLOMASTER_Manual_RU.docx
+++ b/docs/FLOMASTER_Manual_RU.docx
@@ -104,7 +104,7 @@
                 <w:sz w:val="18"/>
                 <w:spacing w:val="60"/>
               </w:rPr>
-              <w:t>V2.5  -  WINDOWS 10/11</w:t>
+              <w:t>V2.5.5  -  WINDOWS 10/11</w:t>
             </w:r>
           </w:p>
           <w:p>
@@ -346,7 +346,7 @@
         <w:tab/>
       </w:r>
       <w:r>
-        <w:t>5</w:t>
+        <w:t>6</w:t>
       </w:r>
     </w:p>
     <w:p>
@@ -400,7 +400,7 @@
         <w:tab/>
       </w:r>
       <w:r>
-        <w:t>6</w:t>
+        <w:t>7</w:t>
       </w:r>
     </w:p>
     <w:p>
@@ -454,7 +454,7 @@
         <w:tab/>
       </w:r>
       <w:r>
-        <w:t>7</w:t>
+        <w:t>8</w:t>
       </w:r>
     </w:p>
     <w:p>
@@ -1611,7 +1611,7 @@
           <w:color w:val="1A1A1A"/>
           <w:sz w:val="19"/>
         </w:rPr>
-        <w:t>Ctrl+Alt+F открывает лаунчер поверх всего окна: конфиг, приложения, проекты, профили, роли и последние файлы — на одном экране. Повторное Ctrl+Alt+F или Esc закрывает дашборд.</w:t>
+        <w:t>Ctrl+Alt+F открывает лаунчер поверх всего окна: конфиг, приложения, проекты, профили, роли, последние файлы и настройки — на одном экране. Повторное Ctrl+Alt+F или Esc закрывает дашборд. Дашборд несёт весь функционал лаунчера: в нём же управляются конфиги, приложения, профили, папки проектов и настройки.</w:t>
       </w:r>
     </w:p>
     <w:p>
@@ -1625,7 +1625,7 @@
           <w:color w:val="1A1A1A"/>
           <w:sz w:val="19"/>
         </w:rPr>
-        <w:t>ЦВЕТОВОЙ КОНФИГ: клик по чипу меняет конфиг для всех последующих запусков;</w:t>
+        <w:t>ЦВЕТОВОЙ КОНФИГ: клик по чипу меняет конфиг; плюс и минус в шапке секции добавляют и убирают конфиги;</w:t>
       </w:r>
     </w:p>
     <w:p>
@@ -1639,7 +1639,7 @@
           <w:color w:val="1A1A1A"/>
           <w:sz w:val="19"/>
         </w:rPr>
-        <w:t>ПРИЛОЖЕНИЯ: плитки с иконками exe, клик = запуск;</w:t>
+        <w:t>ПРИЛОЖЕНИЯ: плитки с иконками exe, клик = запуск; ПКМ по плитке — запуск с командой (чистый старт, фоновый рендер и т.д.) и сохранение профиля; плюс и рескан в шапке секции;</w:t>
       </w:r>
     </w:p>
     <w:p>
@@ -1653,7 +1653,7 @@
           <w:color w:val="1A1A1A"/>
           <w:sz w:val="19"/>
         </w:rPr>
-        <w:t>ПРОЕКТЫ: чипы корней и файлы проектов, клик открывает файл в правильном приложении;</w:t>
+        <w:t>ПРОЕКТЫ: чипы корней и файлы проектов, клик открывает файл в правильном приложении; плюс в шапке добавляет папку, ПКМ по чипу корня убирает её;</w:t>
       </w:r>
     </w:p>
     <w:p>
@@ -1667,7 +1667,7 @@
           <w:color w:val="1A1A1A"/>
           <w:sz w:val="19"/>
         </w:rPr>
-        <w:t>ПРОФИЛИ: клик применяет профиль и запускает приложение;</w:t>
+        <w:t>ЗАПУЩЕННЫЕ: чипы живых DCC-инстансов у строки поиска; клик выводит приложение вперёд, ПКМ — фокус и перезапуск;</w:t>
       </w:r>
     </w:p>
     <w:p>
@@ -1681,7 +1681,7 @@
           <w:color w:val="1A1A1A"/>
           <w:sz w:val="19"/>
         </w:rPr>
-        <w:t>OCIO ROLES: клик по роли открывает пикер colorspaces, Reset возвращает значения конфига;</w:t>
+        <w:t>ПРОФИЛИ: клик применяет профиль и запускает приложение; «Save current as profile» в шапке секции;</w:t>
       </w:r>
     </w:p>
     <w:p>
@@ -1695,7 +1695,7 @@
           <w:color w:val="1A1A1A"/>
           <w:sz w:val="19"/>
         </w:rPr>
-        <w:t>RECENT FILES: последние файлы, клик переоткрывает;</w:t>
+        <w:t>OCIO ROLES: клик по роли выдвигает справа шторку с деревом колорспейсов по семействам и поиском, Reset возвращает значения конфига;</w:t>
       </w:r>
     </w:p>
     <w:p>
@@ -1709,7 +1709,7 @@
           <w:color w:val="1A1A1A"/>
           <w:sz w:val="19"/>
         </w:rPr>
-        <w:t>ARGUMENTS: аргументы, применяемые к запускам (в т.ч. из дашборда);</w:t>
+        <w:t>RECENT FILES: последние файлы, клик переоткрывает; Clear очищает;</w:t>
       </w:r>
     </w:p>
     <w:p>
@@ -1723,7 +1723,7 @@
           <w:color w:val="1A1A1A"/>
           <w:sz w:val="19"/>
         </w:rPr>
-        <w:t>SETTINGS: тема, режим «поверх окон» и хоткей.</w:t>
+        <w:t>SETTINGS (футер): THEME (тема, конфиг по умолчанию), BEHAVIOUR (хоткей, режимы старта и «поверх окон»), MAINTENANCE (рескан, пути сканирования, SYNC, ярлыки, лог).</w:t>
       </w:r>
     </w:p>
     <w:p>
@@ -1734,7 +1734,18 @@
           <w:color w:val="1A1A1A"/>
           <w:sz w:val="19"/>
         </w:rPr>
-        <w:t>Дашборд открывается на мониторе, где был закрыт в прошлый раз (запоминается в настройках), и перетаскивается за шапку между мониторами — под каждый монитор подстраиваются размеры. Если поверх окон не нужно — снимите галку Overlay on top в настройках дашборда.</w:t>
+        <w:t>Строка поиска фильтрует всё на лету: Enter запускает первое совпадение, стрелки Up/Down идут по плиткам. Лог вызывается чипом Log и выдвигается шторкой внизу (последние 200 записей, текст копируется).</w:t>
+      </w:r>
+    </w:p>
+    <w:p>
+      <w:r>
+        <w:rPr>
+          <w:rFonts w:ascii="Arial" w:hAnsi="Arial"/>
+          <w:i w:val="0"/>
+          <w:color w:val="1A1A1A"/>
+          <w:sz w:val="19"/>
+        </w:rPr>
+        <w:t>Дашборд открывается на мониторе, где был закрыт в прошлый раз (запоминается в настройках), и перетаскивается за шапку между мониторами — под каждый монитор подстраиваются размеры. Если поверх окон не нужно — снимите галку Dashboard on top. Галка Start with dashboard включает запуск лаунчера сразу с дашборда.</w:t>
       </w:r>
     </w:p>
     <w:p>
@@ -1828,7 +1839,7 @@
           <w:color w:val="1A1A1A"/>
           <w:sz w:val="19"/>
         </w:rPr>
-        <w:t>клик по строке роли открывает пикер: colorspaces сгруппированы по family, как меню Color Space в Blender, есть поиск;</w:t>
+        <w:t>клик по строке роли выдвигает справа шторку: colorspaces деревом по family, как меню Color Space в Blender, есть поиск; поиск переключает список в плоский режим совпадений;</w:t>
       </w:r>
     </w:p>
     <w:p>
@@ -2835,6 +2846,17 @@
       </w:r>
       <w:bookmarkEnd w:id="100016"/>
     </w:p>
+    <w:p>
+      <w:r>
+        <w:rPr>
+          <w:rFonts w:ascii="Arial" w:hAnsi="Arial"/>
+          <w:i w:val="0"/>
+          <w:color w:val="1A1A1A"/>
+          <w:sz w:val="19"/>
+        </w:rPr>
+        <w:t>В маленьком окне настройки собраны в панель Settings; в дашборде — футер из трёх групп: THEME (тема и конфиг по умолчанию), BEHAVIOUR (хоткей, режимы старта и «поверх окон»), MAINTENANCE (рескан, пути сканирования, SYNC, ярлыки, лог).</w:t>
+      </w:r>
+    </w:p>
     <w:tbl>
       <w:tblPr>
         <w:tblW w:type="auto" w:w="0"/>
@@ -3055,7 +3077,58 @@
                 <w:color w:val="1A1A1A"/>
                 <w:sz w:val="18"/>
               </w:rPr>
-              <w:t>автозапуск свёрнутым в трей вместе с Windows</w:t>
+              <w:t>автозапуск вместе с Windows</w:t>
+            </w:r>
+          </w:p>
+        </w:tc>
+      </w:tr>
+      <w:tr>
+        <w:trPr>
+          <w:cantSplit/>
+        </w:trPr>
+        <w:tc>
+          <w:tcPr>
+            <w:tcW w:type="dxa" w:w="3402"/>
+            <w:vAlign w:val="top"/>
+            <w:tcBorders>
+              <w:bottom w:val="single" w:sz="4" w:space="4" w:color="E0E0E0"/>
+            </w:tcBorders>
+          </w:tcPr>
+          <w:p>
+            <w:pPr>
+              <w:spacing w:before="40" w:after="40" w:line="264" w:lineRule="auto"/>
+            </w:pPr>
+            <w:r>
+              <w:rPr>
+                <w:rFonts w:ascii="Arial" w:hAnsi="Arial"/>
+                <w:b/>
+                <w:color w:val="1A1A1A"/>
+                <w:sz w:val="18"/>
+              </w:rPr>
+              <w:t>Start with dashboard</w:t>
+            </w:r>
+          </w:p>
+        </w:tc>
+        <w:tc>
+          <w:tcPr>
+            <w:tcW w:type="dxa" w:w="6236"/>
+            <w:vAlign w:val="top"/>
+            <w:tcBorders>
+              <w:bottom w:val="single" w:sz="4" w:space="4" w:color="E0E0E0"/>
+            </w:tcBorders>
+          </w:tcPr>
+          <w:p>
+            <w:pPr>
+              <w:spacing w:before="40" w:after="40" w:line="264" w:lineRule="auto"/>
+            </w:pPr>
+            <w:r>
+              <w:rPr>
+                <w:rFonts w:ascii="Arial" w:hAnsi="Arial"/>
+                <w:b w:val="0"/>
+                <w:color w:val="1A1A1A"/>
+                <w:sz w:val="18"/>
+              </w:rPr>
+              <w:t>запускаться сразу с полноэкранного дашборда</w:t>
             </w:r>
           </w:p>
         </w:tc>
@@ -3106,7 +3179,7 @@
                 <w:color w:val="1A1A1A"/>
                 <w:sz w:val="18"/>
               </w:rPr>
-              <w:t>окно поверх всех</w:t>
+              <w:t>маленькое окно поверх всех</w:t>
             </w:r>
           </w:p>
         </w:tc>
@@ -3134,7 +3207,7 @@
                 <w:color w:val="1A1A1A"/>
                 <w:sz w:val="18"/>
               </w:rPr>
-              <w:t>Overlay on top</w:t>
+              <w:t>Dashboard on top</w:t>
             </w:r>
           </w:p>
         </w:tc>
@@ -3236,7 +3309,58 @@
                 <w:color w:val="1A1A1A"/>
                 <w:sz w:val="18"/>
               </w:rPr>
-              <w:t>Smooth animation</w:t>
+              <w:t>Hotkey opens dashboard</w:t>
+            </w:r>
+          </w:p>
+        </w:tc>
+        <w:tc>
+          <w:tcPr>
+            <w:tcW w:type="dxa" w:w="6236"/>
+            <w:vAlign w:val="top"/>
+            <w:tcBorders>
+              <w:bottom w:val="single" w:sz="4" w:space="4" w:color="E0E0E0"/>
+            </w:tcBorders>
+          </w:tcPr>
+          <w:p>
+            <w:pPr>
+              <w:spacing w:before="40" w:after="40" w:line="264" w:lineRule="auto"/>
+            </w:pPr>
+            <w:r>
+              <w:rPr>
+                <w:rFonts w:ascii="Arial" w:hAnsi="Arial"/>
+                <w:b w:val="0"/>
+                <w:color w:val="1A1A1A"/>
+                <w:sz w:val="18"/>
+              </w:rPr>
+              <w:t>что открывает хоткей: дашборд или маленькое окно</w:t>
+            </w:r>
+          </w:p>
+        </w:tc>
+      </w:tr>
+      <w:tr>
+        <w:trPr>
+          <w:cantSplit/>
+        </w:trPr>
+        <w:tc>
+          <w:tcPr>
+            <w:tcW w:type="dxa" w:w="3402"/>
+            <w:vAlign w:val="top"/>
+            <w:tcBorders>
+              <w:bottom w:val="single" w:sz="4" w:space="4" w:color="E0E0E0"/>
+            </w:tcBorders>
+          </w:tcPr>
+          <w:p>
+            <w:pPr>
+              <w:spacing w:before="40" w:after="40" w:line="264" w:lineRule="auto"/>
+            </w:pPr>
+            <w:r>
+              <w:rPr>
+                <w:rFonts w:ascii="Arial" w:hAnsi="Arial"/>
+                <w:b/>
+                <w:color w:val="1A1A1A"/>
+                <w:sz w:val="18"/>
+              </w:rPr>
+              <w:t>Launcher animation</w:t>
             </w:r>
           </w:p>
         </w:tc>
@@ -3511,7 +3635,7 @@
           <w:color w:val="1A1A1A"/>
           <w:sz w:val="19"/>
         </w:rPr>
-        <w:t>Закрытие окна сворачивает лаунчер в системный трей - он продолжает работать. Меню трея: быстрый запуск пресетов, секция PROFILES (запуск профилей одной кнопкой) и показ окна.</w:t>
+        <w:t>Закрытие окна сворачивает лаунчер в системный трей - он продолжает работать. Меню трея: быстрый запуск пресетов, секция PROFILES (запуск профилей одной кнопкой) и показ окна. Выход - Quit в меню трея.</w:t>
       </w:r>
     </w:p>
     <w:p>
@@ -3522,7 +3646,7 @@
           <w:color w:val="1A1A1A"/>
           <w:sz w:val="19"/>
         </w:rPr>
-        <w:t>Кнопка Log открывает окно журнала сбоку от лаунчера (той же высоты, левее или правее - где есть место). В журнале каждый запуск: время, пользователь, приложение, конфиг OCIO, код возврата. Строка «Set OCIO=...» - маркер того, что конфиг реально передан. Файл журнала - %APPDATA%\FLOMASTER\flomaster.log.</w:t>
+        <w:t>В дашборде чип Log выдвигает шторку журнала (последние 200 записей, текст копируется). В маленьком окне кнопка Log открывает окно журнала сбоку от лаунчера. В журнале каждый запуск: время, пользователь, приложение, конфиг OCIO, код возврата. Строка «Set OCIO=...» - маркер того, что конфиг реально передан. Файл журнала - %APPDATA%\FLOMASTER\flomaster.log.</w:t>
       </w:r>
     </w:p>
     <w:p>

--- a/docs/FLOMASTER_Manual_RU.docx
+++ b/docs/FLOMASTER_Manual_RU.docx
@@ -104,7 +104,7 @@
                 <w:sz w:val="18"/>
                 <w:spacing w:val="60"/>
               </w:rPr>
-              <w:t>V2.5.5  -  WINDOWS 10/11</w:t>
+              <w:t>V2.6.1  -  WINDOWS 10/11</w:t>
             </w:r>
           </w:p>
           <w:p>
@@ -274,7 +274,7 @@
         <w:tab/>
       </w:r>
       <w:r>
-        <w:t>4</w:t>
+        <w:t>5</w:t>
       </w:r>
     </w:p>
     <w:p>
@@ -328,7 +328,7 @@
         <w:tab/>
       </w:r>
       <w:r>
-        <w:t>5</w:t>
+        <w:t>6</w:t>
       </w:r>
     </w:p>
     <w:p>
@@ -364,7 +364,7 @@
         <w:tab/>
       </w:r>
       <w:r>
-        <w:t>6</w:t>
+        <w:t>7</w:t>
       </w:r>
     </w:p>
     <w:p>
@@ -382,7 +382,7 @@
         <w:tab/>
       </w:r>
       <w:r>
-        <w:t>6</w:t>
+        <w:t>7</w:t>
       </w:r>
     </w:p>
     <w:p>
@@ -418,7 +418,7 @@
         <w:tab/>
       </w:r>
       <w:r>
-        <w:t>7</w:t>
+        <w:t>8</w:t>
       </w:r>
     </w:p>
     <w:p>
@@ -436,7 +436,7 @@
         <w:tab/>
       </w:r>
       <w:r>
-        <w:t>7</w:t>
+        <w:t>8</w:t>
       </w:r>
     </w:p>
     <w:p>
@@ -454,7 +454,7 @@
         <w:tab/>
       </w:r>
       <w:r>
-        <w:t>8</w:t>
+        <w:t>9</w:t>
       </w:r>
     </w:p>
     <w:p>
@@ -472,7 +472,7 @@
         <w:tab/>
       </w:r>
       <w:r>
-        <w:t>8</w:t>
+        <w:t>9</w:t>
       </w:r>
     </w:p>
     <w:p>
@@ -490,7 +490,7 @@
         <w:tab/>
       </w:r>
       <w:r>
-        <w:t>8</w:t>
+        <w:t>9</w:t>
       </w:r>
     </w:p>
     <w:p>
@@ -508,7 +508,7 @@
         <w:tab/>
       </w:r>
       <w:r>
-        <w:t>9</w:t>
+        <w:t>10</w:t>
       </w:r>
     </w:p>
     <w:p>
@@ -577,7 +577,7 @@
           <w:color w:val="1A1A1A"/>
           <w:sz w:val="19"/>
         </w:rPr>
-        <w:t>автоскан установленных приложений: реестр Windows, манифесты Epic Games и файловый поиск — Blender, K-Cycles, Maya, Houdini, Nuke, DaVinci Resolve, Unreal Engine, Substance Painter;</w:t>
+        <w:t>автоскан установленных приложений: реестр Windows, манифесты Epic Games и файловый поиск — Blender, K-Cycles, Maya, Houdini, Nuke и NukeX, DaVinci Resolve, Unreal Engine, Substance Painter;</w:t>
       </w:r>
     </w:p>
     <w:p>
@@ -977,6 +977,112 @@
                 <w:color w:val="1A1A1A"/>
                 <w:sz w:val="18"/>
               </w:rPr>
+              <w:t>Баннер обновления</w:t>
+            </w:r>
+          </w:p>
+        </w:tc>
+        <w:tc>
+          <w:tcPr>
+            <w:tcW w:type="dxa" w:w="6803"/>
+            <w:vAlign w:val="top"/>
+            <w:tcBorders>
+              <w:bottom w:val="single" w:sz="4" w:space="4" w:color="E0E0E0"/>
+            </w:tcBorders>
+          </w:tcPr>
+          <w:p>
+            <w:pPr>
+              <w:keepNext/>
+              <w:spacing w:before="40" w:after="40" w:line="264" w:lineRule="auto"/>
+            </w:pPr>
+            <w:r>
+              <w:rPr>
+                <w:rFonts w:ascii="Arial" w:hAnsi="Arial"/>
+                <w:b w:val="0"/>
+                <w:color w:val="1A1A1A"/>
+                <w:sz w:val="18"/>
+              </w:rPr>
+              <w:t>акцентная плашка в шапке обоих окон появляется сразу при обнаружении обновления: прогресс с процентами и кнопка What's new</w:t>
+            </w:r>
+          </w:p>
+        </w:tc>
+      </w:tr>
+      <w:tr>
+        <w:trPr>
+          <w:cantSplit/>
+        </w:trPr>
+        <w:tc>
+          <w:tcPr>
+            <w:tcW w:type="dxa" w:w="2835"/>
+            <w:vAlign w:val="top"/>
+            <w:tcBorders>
+              <w:bottom w:val="single" w:sz="4" w:space="4" w:color="E0E0E0"/>
+            </w:tcBorders>
+          </w:tcPr>
+          <w:p>
+            <w:pPr>
+              <w:keepNext/>
+              <w:spacing w:before="40" w:after="40" w:line="264" w:lineRule="auto"/>
+            </w:pPr>
+            <w:r>
+              <w:rPr>
+                <w:rFonts w:ascii="Arial" w:hAnsi="Arial"/>
+                <w:b/>
+                <w:color w:val="1A1A1A"/>
+                <w:sz w:val="18"/>
+              </w:rPr>
+              <w:t>Заметки релиза</w:t>
+            </w:r>
+          </w:p>
+        </w:tc>
+        <w:tc>
+          <w:tcPr>
+            <w:tcW w:type="dxa" w:w="6803"/>
+            <w:vAlign w:val="top"/>
+            <w:tcBorders>
+              <w:bottom w:val="single" w:sz="4" w:space="4" w:color="E0E0E0"/>
+            </w:tcBorders>
+          </w:tcPr>
+          <w:p>
+            <w:pPr>
+              <w:keepNext/>
+              <w:spacing w:before="40" w:after="40" w:line="264" w:lineRule="auto"/>
+            </w:pPr>
+            <w:r>
+              <w:rPr>
+                <w:rFonts w:ascii="Arial" w:hAnsi="Arial"/>
+                <w:b w:val="0"/>
+                <w:color w:val="1A1A1A"/>
+                <w:sz w:val="18"/>
+              </w:rPr>
+              <w:t>What's new раскрывает описание обновления: на широких экранах - отдельная панель в свободной полосе слева (текст в полную высоту, прогресс внутри), на узких - раскрытие внутри баннера; Full notes on GitHub открывает страницу релиза</w:t>
+            </w:r>
+          </w:p>
+        </w:tc>
+      </w:tr>
+      <w:tr>
+        <w:trPr>
+          <w:cantSplit/>
+        </w:trPr>
+        <w:tc>
+          <w:tcPr>
+            <w:tcW w:type="dxa" w:w="2835"/>
+            <w:vAlign w:val="top"/>
+            <w:tcBorders>
+              <w:bottom w:val="single" w:sz="4" w:space="4" w:color="E0E0E0"/>
+            </w:tcBorders>
+          </w:tcPr>
+          <w:p>
+            <w:pPr>
+              <w:keepNext/>
+              <w:spacing w:before="40" w:after="40" w:line="264" w:lineRule="auto"/>
+            </w:pPr>
+            <w:r>
+              <w:rPr>
+                <w:rFonts w:ascii="Arial" w:hAnsi="Arial"/>
+                <w:b/>
+                <w:color w:val="1A1A1A"/>
+                <w:sz w:val="18"/>
+              </w:rPr>
               <w:t>Фоновая загрузка</w:t>
             </w:r>
           </w:p>
@@ -1001,7 +1107,7 @@
                 <w:color w:val="1A1A1A"/>
                 <w:sz w:val="18"/>
               </w:rPr>
-              <w:t>новый exe качается во временную папку, прогресс виден в Settings</w:t>
+              <w:t>обновление качается целиком (exe + папка ocio) во временную папку</w:t>
             </w:r>
           </w:p>
         </w:tc>
@@ -1124,7 +1230,7 @@
           <w:color w:val="1A1A1A"/>
           <w:sz w:val="19"/>
         </w:rPr>
-        <w:t>Обновляется только exe: настройки, профили и журнал в %APPDATA% остаются как были. До нажатия кнопки ничего не устанавливается — скачивание идёт в фоне и ни на что не влияет.</w:t>
+        <w:t>Обновляется весь пакет: exe и папка ocio. Настройки, профили и журнал в %APPDATA% остаются как были. До нажатия кнопки ничего не устанавливается — скачивание идёт в фоне и ни на что не влияет.</w:t>
       </w:r>
     </w:p>
     <w:p>
@@ -1571,6 +1677,20 @@
           <w:color w:val="1A1A1A"/>
           <w:sz w:val="19"/>
         </w:rPr>
+        <w:t>чипы A-Z / Date / Apps в шапке секции сортируют список; повторный клик по активному Apps вращает группы софтов — все .spp (или любое другое семейство) наверху одним кликом, группы без файлов кликов не тратят;</w:t>
+      </w:r>
+    </w:p>
+    <w:p>
+      <w:pPr>
+        <w:pStyle w:val="ListBullet"/>
+      </w:pPr>
+      <w:r>
+        <w:rPr>
+          <w:rFonts w:ascii="Arial" w:hAnsi="Arial"/>
+          <w:i w:val="0"/>
+          <w:color w:val="1A1A1A"/>
+          <w:sz w:val="19"/>
+        </w:rPr>
         <w:t>Recent — то же правило: недавние файлы переоткрываются в своих приложениях.</w:t>
       </w:r>
     </w:p>
@@ -1626,6 +1746,20 @@
           <w:sz w:val="19"/>
         </w:rPr>
         <w:t>ЦВЕТОВОЙ КОНФИГ: клик по чипу меняет конфиг; плюс и минус в шапке секции добавляют и убирают конфиги;</w:t>
+      </w:r>
+    </w:p>
+    <w:p>
+      <w:pPr>
+        <w:pStyle w:val="ListBullet"/>
+      </w:pPr>
+      <w:r>
+        <w:rPr>
+          <w:rFonts w:ascii="Arial" w:hAnsi="Arial"/>
+          <w:i w:val="0"/>
+          <w:color w:val="1A1A1A"/>
+          <w:sz w:val="19"/>
+        </w:rPr>
+        <w:t>чип NO OCIO (первый в списке) запускает приложения в их дефолтном колор-менеджменте, без OCIO; можно закрепить в профиле или сделать конфигом по умолчанию;</w:t>
       </w:r>
     </w:p>
     <w:p>
@@ -1723,7 +1857,21 @@
           <w:color w:val="1A1A1A"/>
           <w:sz w:val="19"/>
         </w:rPr>
-        <w:t>SETTINGS (футер): THEME (тема, конфиг по умолчанию), BEHAVIOUR (хоткей, режимы старта и «поверх окон»), MAINTENANCE (рескан, пути сканирования, SYNC, ярлыки, лог).</w:t>
+        <w:t>SETTINGS (футер): THEME (тема, конфиг по умолчанию), BEHAVIOUR (хоткей, режимы старта и «поверх окон»), MAINTENANCE (рескан, пути сканирования, SYNC, папка-синк, ярлыки, лог);</w:t>
+      </w:r>
+    </w:p>
+    <w:p>
+      <w:pPr>
+        <w:pStyle w:val="ListBullet"/>
+      </w:pPr>
+      <w:r>
+        <w:rPr>
+          <w:rFonts w:ascii="Arial" w:hAnsi="Arial"/>
+          <w:i w:val="0"/>
+          <w:color w:val="1A1A1A"/>
+          <w:sz w:val="19"/>
+        </w:rPr>
+        <w:t>переключатель в шапке (иконка слева от «свернуть») меняет дашборд и маленькое окно местами — тот же пункт в трее; Ctrl+Alt+F всегда открывает то, что сейчас на экране;</w:t>
       </w:r>
     </w:p>
     <w:p>
@@ -1734,7 +1882,7 @@
           <w:color w:val="1A1A1A"/>
           <w:sz w:val="19"/>
         </w:rPr>
-        <w:t>Строка поиска фильтрует всё на лету: Enter запускает первое совпадение, стрелки Up/Down идут по плиткам. Лог вызывается чипом Log и выдвигается шторкой внизу (последние 200 записей, текст копируется).</w:t>
+        <w:t>Строка поиска фильтрует всё на лету: Enter запускает первое совпадение, стрелки Up/Down идут по плиткам. Лог вызывается чипом Log и выдвигается шторкой внизу (последние 200 записей, текст копируется). Шторки - лог, роли и панель обновления - выезжают плавно; галка Launcher animation возвращает мгновенное появление.</w:t>
       </w:r>
     </w:p>
     <w:p>
@@ -2104,6 +2252,17 @@
       <w:pPr>
         <w:spacing w:after="80" w:line="240" w:lineRule="auto"/>
       </w:pPr>
+    </w:p>
+    <w:p>
+      <w:r>
+        <w:rPr>
+          <w:rFonts w:ascii="Arial" w:hAnsi="Arial"/>
+          <w:i w:val="0"/>
+          <w:color w:val="1A1A1A"/>
+          <w:sz w:val="19"/>
+        </w:rPr>
+        <w:t>Nuke: переменная задаёт и лочит конфиг - Nuke сообщит «OCIO environment variable is set» и отключит смену конфига изнутри. Режим колор-менеджмента хранится в самом скрипте: в новом .nk один раз переведите Project Settings → Color → color management в OCIO. Начиная с Nuke 16 редакции Nuke, NukeX и Studio собраны в одном бинарнике - лаунчер показывает обе плитки, NukeX запускается флагом --nukex и несёт родную иконку.</w:t>
+      </w:r>
     </w:p>
     <w:p>
       <w:r>
@@ -4015,7 +4174,18 @@
           <w:color w:val="1A1A1A"/>
           <w:sz w:val="19"/>
         </w:rPr>
-        <w:t>Настройки переносятся файлом: Settings → SYNC → Export settings сохраняет профили, корни проектов, тему и опции в файл flomaster_setup_дата.flomaster. На другой машине: установите лаунчер, нажмите Import settings и выберите этот файл.</w:t>
+        <w:t>Ручной перенос: Settings → SYNC → Export settings сохраняет профили, корни проектов, тему и опции в файл flomaster_setup_дата.flomaster. На другой машине: установите лаунчер, нажмите Import settings и выберите этот файл.</w:t>
+      </w:r>
+    </w:p>
+    <w:p>
+      <w:r>
+        <w:rPr>
+          <w:rFonts w:ascii="Arial" w:hAnsi="Arial"/>
+          <w:i w:val="0"/>
+          <w:color w:val="1A1A1A"/>
+          <w:sz w:val="19"/>
+        </w:rPr>
+        <w:t>Папка-синк - перенос без рук. В MAINTENANCE нажмите Sync folder и укажите любую папку, которую синхронизирует между машинами Dropbox/OneDrive/NAS. Свой файл FLOMASTER_&lt;имя-ПК&gt;.flomaster пишется туда сам при изменении настроек; чужие файлы предлагаются чипом Import и применяются только по клику. Едут профили, корни проектов, тема и флаги поведения; пути к exe и OCIO остаются машинными.</w:t>
       </w:r>
     </w:p>
     <w:p>

--- a/docs/FLOMASTER_Manual_RU.docx
+++ b/docs/FLOMASTER_Manual_RU.docx
@@ -104,7 +104,7 @@
                 <w:sz w:val="18"/>
                 <w:spacing w:val="60"/>
               </w:rPr>
-              <w:t>V2.6.1  -  WINDOWS 10/11</w:t>
+              <w:t>V2.6.2  -  WINDOWS 10/11</w:t>
             </w:r>
           </w:p>
           <w:p>
@@ -3468,6 +3468,57 @@
                 <w:color w:val="1A1A1A"/>
                 <w:sz w:val="18"/>
               </w:rPr>
+              <w:t>Auto EN keyboard layout (Houdini, Maya)</w:t>
+            </w:r>
+          </w:p>
+        </w:tc>
+        <w:tc>
+          <w:tcPr>
+            <w:tcW w:type="dxa" w:w="6236"/>
+            <w:vAlign w:val="top"/>
+            <w:tcBorders>
+              <w:bottom w:val="single" w:sz="4" w:space="4" w:color="E0E0E0"/>
+            </w:tcBorders>
+          </w:tcPr>
+          <w:p>
+            <w:pPr>
+              <w:spacing w:before="40" w:after="40" w:line="264" w:lineRule="auto"/>
+            </w:pPr>
+            <w:r>
+              <w:rPr>
+                <w:rFonts w:ascii="Arial" w:hAnsi="Arial"/>
+                <w:b w:val="0"/>
+                <w:color w:val="1A1A1A"/>
+                <w:sz w:val="18"/>
+              </w:rPr>
+              <w:t>автопереключение на английскую раскладку при входе в Houdini/Maya (русская ломает хоткеи); Alt+Shift внутри приложения всё ещё работает</w:t>
+            </w:r>
+          </w:p>
+        </w:tc>
+      </w:tr>
+      <w:tr>
+        <w:trPr>
+          <w:cantSplit/>
+        </w:trPr>
+        <w:tc>
+          <w:tcPr>
+            <w:tcW w:type="dxa" w:w="3402"/>
+            <w:vAlign w:val="top"/>
+            <w:tcBorders>
+              <w:bottom w:val="single" w:sz="4" w:space="4" w:color="E0E0E0"/>
+            </w:tcBorders>
+          </w:tcPr>
+          <w:p>
+            <w:pPr>
+              <w:spacing w:before="40" w:after="40" w:line="264" w:lineRule="auto"/>
+            </w:pPr>
+            <w:r>
+              <w:rPr>
+                <w:rFonts w:ascii="Arial" w:hAnsi="Arial"/>
+                <w:b/>
+                <w:color w:val="1A1A1A"/>
+                <w:sz w:val="18"/>
+              </w:rPr>
               <w:t>Hotkey opens dashboard</w:t>
             </w:r>
           </w:p>
